--- a/docs/manuais/manual_operacao_servidor_detec.docx
+++ b/docs/manuais/manual_operacao_servidor_detec.docx
@@ -4,173 +4,47 @@
   <w:body>
     <w:p>
       <w:pPr>
-        <w:spacing w:before="240" w:after="40"/>
+        <w:spacing w:before="1512"/>
       </w:pPr>
       <w:r>
         <w:rPr>
           <w:rFonts w:ascii="Calibri" w:hAnsi="Calibri"/>
           <w:b/>
-          <w:i w:val="0"/>
-          <w:color w:val="0757E6"/>
-          <w:sz w:val="18"/>
+          <w:color w:val="145DA0"/>
+          <w:sz w:val="22"/>
         </w:rPr>
-        <w:t>GUIA OPERACIONAL</w:t>
+        <w:t>DEIGO TECNOLOGIA</w:t>
       </w:r>
     </w:p>
     <w:p>
       <w:pPr>
-        <w:spacing w:after="100"/>
+        <w:pStyle w:val="Title"/>
       </w:pPr>
       <w:r>
-        <w:rPr>
-          <w:rFonts w:ascii="Calibri" w:hAnsi="Calibri"/>
-          <w:b/>
-          <w:i w:val="0"/>
-          <w:color w:val="092B66"/>
-          <w:sz w:val="54"/>
-        </w:rPr>
+        <w:t>Guia operacional</w:t>
+        <w:br/>
         <w:t>DeTec Server</w:t>
       </w:r>
     </w:p>
     <w:p>
       <w:pPr>
-        <w:spacing w:after="320"/>
+        <w:pStyle w:val="Subtitle"/>
       </w:pPr>
       <w:r>
-        <w:rPr>
-          <w:rFonts w:ascii="Calibri" w:hAnsi="Calibri"/>
-          <w:b w:val="0"/>
-          <w:i w:val="0"/>
-          <w:color w:val="5F7090"/>
-          <w:sz w:val="25"/>
-        </w:rPr>
-        <w:t>Comandos de operação, administração, backup, atualização e desinstalação segura</w:t>
+        <w:t>Instalação, configuração, manutenção e recuperação do servidor local</w:t>
       </w:r>
+    </w:p>
+    <w:p>
+      <w:pPr>
+        <w:spacing w:after="720"/>
+      </w:pPr>
     </w:p>
     <w:tbl>
       <w:tblPr>
         <w:tblW w:type="dxa" w:w="9360"/>
-        <w:jc w:val="left"/>
+        <w:jc w:val="center"/>
         <w:tblLayout w:type="fixed"/>
         <w:tblLook w:firstColumn="1" w:firstRow="1" w:lastColumn="0" w:lastRow="0" w:noHBand="0" w:noVBand="1" w:val="04A0"/>
-        <w:tblInd w:w="120" w:type="dxa"/>
-      </w:tblPr>
-      <w:tblGrid>
-        <w:gridCol w:w="2500"/>
-        <w:gridCol w:w="6860"/>
-      </w:tblGrid>
-      <w:tr>
-        <w:tc>
-          <w:tcPr>
-            <w:tcW w:type="dxa" w:w="2500"/>
-            <w:tcMar>
-              <w:top w:w="80" w:type="dxa"/>
-              <w:left w:w="120" w:type="dxa"/>
-              <w:bottom w:w="80" w:type="dxa"/>
-              <w:right w:w="120" w:type="dxa"/>
-            </w:tcMar>
-            <w:shd w:fill="E8EEF5"/>
-            <w:vAlign w:val="center"/>
-          </w:tcPr>
-          <w:p>
-            <w:r>
-              <w:rPr>
-                <w:rFonts w:ascii="Calibri" w:hAnsi="Calibri"/>
-                <w:b/>
-                <w:i w:val="0"/>
-                <w:color w:val="092B66"/>
-                <w:sz w:val="19"/>
-              </w:rPr>
-              <w:t>Ambiente</w:t>
-            </w:r>
-          </w:p>
-        </w:tc>
-        <w:tc>
-          <w:tcPr>
-            <w:tcW w:type="dxa" w:w="6860"/>
-            <w:tcMar>
-              <w:top w:w="80" w:type="dxa"/>
-              <w:left w:w="120" w:type="dxa"/>
-              <w:bottom w:w="80" w:type="dxa"/>
-              <w:right w:w="120" w:type="dxa"/>
-            </w:tcMar>
-            <w:shd w:fill="FFFFFF"/>
-            <w:vAlign w:val="center"/>
-          </w:tcPr>
-          <w:p>
-            <w:r>
-              <w:rPr>
-                <w:rFonts w:ascii="Calibri" w:hAnsi="Calibri"/>
-                <w:b w:val="0"/>
-                <w:i w:val="0"/>
-                <w:color w:val="14233B"/>
-                <w:sz w:val="19"/>
-              </w:rPr>
-              <w:t>Servidor local Windows com PostgreSQL</w:t>
-            </w:r>
-          </w:p>
-        </w:tc>
-      </w:tr>
-      <w:tr>
-        <w:tc>
-          <w:tcPr>
-            <w:tcW w:type="dxa" w:w="2500"/>
-            <w:tcMar>
-              <w:top w:w="80" w:type="dxa"/>
-              <w:left w:w="120" w:type="dxa"/>
-              <w:bottom w:w="80" w:type="dxa"/>
-              <w:right w:w="120" w:type="dxa"/>
-            </w:tcMar>
-            <w:shd w:fill="E8EEF5"/>
-            <w:vAlign w:val="center"/>
-          </w:tcPr>
-          <w:p>
-            <w:r>
-              <w:rPr>
-                <w:rFonts w:ascii="Calibri" w:hAnsi="Calibri"/>
-                <w:b/>
-                <w:i w:val="0"/>
-                <w:color w:val="092B66"/>
-                <w:sz w:val="19"/>
-              </w:rPr>
-              <w:t>Referência</w:t>
-            </w:r>
-          </w:p>
-        </w:tc>
-        <w:tc>
-          <w:tcPr>
-            <w:tcW w:type="dxa" w:w="6860"/>
-            <w:tcMar>
-              <w:top w:w="80" w:type="dxa"/>
-              <w:left w:w="120" w:type="dxa"/>
-              <w:bottom w:w="80" w:type="dxa"/>
-              <w:right w:w="120" w:type="dxa"/>
-            </w:tcMar>
-            <w:shd w:fill="FFFFFF"/>
-            <w:vAlign w:val="center"/>
-          </w:tcPr>
-          <w:p>
-            <w:r>
-              <w:rPr>
-                <w:rFonts w:ascii="Calibri" w:hAnsi="Calibri"/>
-                <w:b w:val="0"/>
-                <w:i w:val="0"/>
-                <w:color w:val="14233B"/>
-                <w:sz w:val="19"/>
-              </w:rPr>
-              <w:t>Instalação padrão em C:\DeTecServer\app e porta 8001</w:t>
-            </w:r>
-          </w:p>
-        </w:tc>
-      </w:tr>
-    </w:tbl>
-    <w:tbl>
-      <w:tblPr>
-        <w:tblW w:type="dxa" w:w="9360"/>
-        <w:jc w:val="left"/>
-        <w:tblLayout w:type="fixed"/>
-        <w:tblLook w:firstColumn="1" w:firstRow="1" w:lastColumn="0" w:lastRow="0" w:noHBand="0" w:noVBand="1" w:val="04A0"/>
-        <w:tblInd w:w="120" w:type="dxa"/>
       </w:tblPr>
       <w:tblGrid>
         <w:gridCol w:w="9360"/>
@@ -179,42 +53,28 @@
         <w:tc>
           <w:tcPr>
             <w:tcW w:type="dxa" w:w="9360"/>
+            <w:shd w:fill="EAF3FB"/>
             <w:tcMar>
-              <w:top w:w="80" w:type="dxa"/>
-              <w:left w:w="120" w:type="dxa"/>
-              <w:bottom w:w="80" w:type="dxa"/>
-              <w:right w:w="120" w:type="dxa"/>
+              <w:top w:w="130" w:type="dxa"/>
+              <w:left w:w="170" w:type="dxa"/>
+              <w:bottom w:w="130" w:type="dxa"/>
+              <w:right w:w="170" w:type="dxa"/>
             </w:tcMar>
-            <w:shd w:fill="FFF4DC"/>
           </w:tcPr>
           <w:p>
-            <w:pPr>
-              <w:spacing w:after="40"/>
-            </w:pPr>
             <w:r>
               <w:rPr>
-                <w:rFonts w:ascii="Calibri" w:hAnsi="Calibri"/>
                 <w:b/>
-                <w:i w:val="0"/>
-                <w:color w:val="D99000"/>
-                <w:sz w:val="21"/>
+                <w:color w:val="145DA0"/>
               </w:rPr>
-              <w:t>Regra de segurança</w:t>
+              <w:t>Referência de produção</w:t>
+              <w:br/>
             </w:r>
-          </w:p>
-          <w:p>
-            <w:pPr>
-              <w:spacing w:after="0"/>
-            </w:pPr>
             <w:r>
               <w:rPr>
-                <w:rFonts w:ascii="Calibri" w:hAnsi="Calibri"/>
-                <w:b w:val="0"/>
-                <w:i w:val="0"/>
-                <w:color w:val="14233B"/>
-                <w:sz w:val="20"/>
+                <w:color w:val="26364A"/>
               </w:rPr>
-              <w:t>Antes de restaurar, atualizar ou desinstalar, gere um backup e confirme que ele pode ser localizado. Nunca apague o banco PostgreSQL ou as pastas de dados por impulso.</w:t>
+              <w:t>Edição 2.0 • Atualizado em 11/08/2026 • DeTec Server 0.1.11 • DeTec PDV 0.1.10</w:t>
             </w:r>
           </w:p>
         </w:tc>
@@ -222,855 +82,30 @@
     </w:tbl>
     <w:p>
       <w:pPr>
-        <w:spacing w:after="20"/>
+        <w:spacing w:after="0"/>
       </w:pPr>
     </w:p>
     <w:p>
-      <w:pPr>
-        <w:pStyle w:val="Heading1"/>
-      </w:pPr>
       <w:r>
-        <w:t>1. Referência rápida</w:t>
-      </w:r>
-    </w:p>
-    <w:tbl>
-      <w:tblPr>
-        <w:tblStyle w:val="TableGrid"/>
-        <w:tblW w:type="dxa" w:w="9360"/>
-        <w:tblLayout w:type="fixed"/>
-        <w:tblLook w:firstColumn="1" w:firstRow="1" w:lastColumn="0" w:lastRow="0" w:noHBand="0" w:noVBand="1" w:val="04A0"/>
-        <w:jc w:val="left"/>
-        <w:tblInd w:w="120" w:type="dxa"/>
-      </w:tblPr>
-      <w:tblGrid>
-        <w:gridCol w:w="2700"/>
-        <w:gridCol w:w="6660"/>
-      </w:tblGrid>
-      <w:tr>
-        <w:tc>
-          <w:tcPr>
-            <w:tcW w:type="dxa" w:w="2700"/>
-            <w:tcMar>
-              <w:top w:w="80" w:type="dxa"/>
-              <w:left w:w="120" w:type="dxa"/>
-              <w:bottom w:w="80" w:type="dxa"/>
-              <w:right w:w="120" w:type="dxa"/>
-            </w:tcMar>
-            <w:shd w:fill="092B66"/>
-          </w:tcPr>
-          <w:p>
-            <w:r>
-              <w:rPr>
-                <w:rFonts w:ascii="Calibri" w:hAnsi="Calibri"/>
-                <w:b/>
-                <w:i w:val="0"/>
-                <w:color w:val="FFFFFF"/>
-                <w:sz w:val="19"/>
-              </w:rPr>
-              <w:t>Ação</w:t>
-            </w:r>
-          </w:p>
-        </w:tc>
-        <w:tc>
-          <w:tcPr>
-            <w:tcW w:type="dxa" w:w="6660"/>
-            <w:tcMar>
-              <w:top w:w="80" w:type="dxa"/>
-              <w:left w:w="120" w:type="dxa"/>
-              <w:bottom w:w="80" w:type="dxa"/>
-              <w:right w:w="120" w:type="dxa"/>
-            </w:tcMar>
-            <w:shd w:fill="092B66"/>
-          </w:tcPr>
-          <w:p>
-            <w:r>
-              <w:rPr>
-                <w:rFonts w:ascii="Calibri" w:hAnsi="Calibri"/>
-                <w:b/>
-                <w:i w:val="0"/>
-                <w:color w:val="FFFFFF"/>
-                <w:sz w:val="19"/>
-              </w:rPr>
-              <w:t>Comando ou caminho</w:t>
-            </w:r>
-          </w:p>
-        </w:tc>
-      </w:tr>
-      <w:tr>
-        <w:tc>
-          <w:tcPr>
-            <w:tcW w:type="dxa" w:w="2700"/>
-            <w:tcMar>
-              <w:top w:w="80" w:type="dxa"/>
-              <w:left w:w="120" w:type="dxa"/>
-              <w:bottom w:w="80" w:type="dxa"/>
-              <w:right w:w="120" w:type="dxa"/>
-            </w:tcMar>
-          </w:tcPr>
-          <w:p>
-            <w:r>
-              <w:rPr>
-                <w:rFonts w:ascii="Calibri" w:hAnsi="Calibri"/>
-                <w:b/>
-                <w:i w:val="0"/>
-                <w:color w:val="092B66"/>
-                <w:sz w:val="18"/>
-              </w:rPr>
-              <w:t>Consultar serviço</w:t>
-            </w:r>
-          </w:p>
-        </w:tc>
-        <w:tc>
-          <w:tcPr>
-            <w:tcW w:type="dxa" w:w="6660"/>
-            <w:tcMar>
-              <w:top w:w="80" w:type="dxa"/>
-              <w:left w:w="120" w:type="dxa"/>
-              <w:bottom w:w="80" w:type="dxa"/>
-              <w:right w:w="120" w:type="dxa"/>
-            </w:tcMar>
-          </w:tcPr>
-          <w:p>
-            <w:r>
-              <w:rPr>
-                <w:rFonts w:ascii="Consolas" w:hAnsi="Consolas"/>
-                <w:b w:val="0"/>
-                <w:i w:val="0"/>
-                <w:color w:val="14233B"/>
-                <w:sz w:val="16"/>
-              </w:rPr>
-              <w:t>Get-Service DeigoVarejoServidorLocal</w:t>
-            </w:r>
-          </w:p>
-        </w:tc>
-      </w:tr>
-      <w:tr>
-        <w:tc>
-          <w:tcPr>
-            <w:tcW w:type="dxa" w:w="2700"/>
-            <w:tcMar>
-              <w:top w:w="80" w:type="dxa"/>
-              <w:left w:w="120" w:type="dxa"/>
-              <w:bottom w:w="80" w:type="dxa"/>
-              <w:right w:w="120" w:type="dxa"/>
-            </w:tcMar>
-          </w:tcPr>
-          <w:p>
-            <w:r>
-              <w:rPr>
-                <w:rFonts w:ascii="Calibri" w:hAnsi="Calibri"/>
-                <w:b/>
-                <w:i w:val="0"/>
-                <w:color w:val="092B66"/>
-                <w:sz w:val="18"/>
-              </w:rPr>
-              <w:t>Iniciar</w:t>
-            </w:r>
-          </w:p>
-        </w:tc>
-        <w:tc>
-          <w:tcPr>
-            <w:tcW w:type="dxa" w:w="6660"/>
-            <w:tcMar>
-              <w:top w:w="80" w:type="dxa"/>
-              <w:left w:w="120" w:type="dxa"/>
-              <w:bottom w:w="80" w:type="dxa"/>
-              <w:right w:w="120" w:type="dxa"/>
-            </w:tcMar>
-          </w:tcPr>
-          <w:p>
-            <w:r>
-              <w:rPr>
-                <w:rFonts w:ascii="Consolas" w:hAnsi="Consolas"/>
-                <w:b w:val="0"/>
-                <w:i w:val="0"/>
-                <w:color w:val="14233B"/>
-                <w:sz w:val="16"/>
-              </w:rPr>
-              <w:t>Start-Service DeigoVarejoServidorLocal</w:t>
-            </w:r>
-          </w:p>
-        </w:tc>
-      </w:tr>
-      <w:tr>
-        <w:tc>
-          <w:tcPr>
-            <w:tcW w:type="dxa" w:w="2700"/>
-            <w:tcMar>
-              <w:top w:w="80" w:type="dxa"/>
-              <w:left w:w="120" w:type="dxa"/>
-              <w:bottom w:w="80" w:type="dxa"/>
-              <w:right w:w="120" w:type="dxa"/>
-            </w:tcMar>
-          </w:tcPr>
-          <w:p>
-            <w:r>
-              <w:rPr>
-                <w:rFonts w:ascii="Calibri" w:hAnsi="Calibri"/>
-                <w:b/>
-                <w:i w:val="0"/>
-                <w:color w:val="092B66"/>
-                <w:sz w:val="18"/>
-              </w:rPr>
-              <w:t>Parar</w:t>
-            </w:r>
-          </w:p>
-        </w:tc>
-        <w:tc>
-          <w:tcPr>
-            <w:tcW w:type="dxa" w:w="6660"/>
-            <w:tcMar>
-              <w:top w:w="80" w:type="dxa"/>
-              <w:left w:w="120" w:type="dxa"/>
-              <w:bottom w:w="80" w:type="dxa"/>
-              <w:right w:w="120" w:type="dxa"/>
-            </w:tcMar>
-          </w:tcPr>
-          <w:p>
-            <w:r>
-              <w:rPr>
-                <w:rFonts w:ascii="Consolas" w:hAnsi="Consolas"/>
-                <w:b w:val="0"/>
-                <w:i w:val="0"/>
-                <w:color w:val="14233B"/>
-                <w:sz w:val="16"/>
-              </w:rPr>
-              <w:t>Stop-Service DeigoVarejoServidorLocal</w:t>
-            </w:r>
-          </w:p>
-        </w:tc>
-      </w:tr>
-      <w:tr>
-        <w:tc>
-          <w:tcPr>
-            <w:tcW w:type="dxa" w:w="2700"/>
-            <w:tcMar>
-              <w:top w:w="80" w:type="dxa"/>
-              <w:left w:w="120" w:type="dxa"/>
-              <w:bottom w:w="80" w:type="dxa"/>
-              <w:right w:w="120" w:type="dxa"/>
-            </w:tcMar>
-          </w:tcPr>
-          <w:p>
-            <w:r>
-              <w:rPr>
-                <w:rFonts w:ascii="Calibri" w:hAnsi="Calibri"/>
-                <w:b/>
-                <w:i w:val="0"/>
-                <w:color w:val="092B66"/>
-                <w:sz w:val="18"/>
-              </w:rPr>
-              <w:t>Reiniciar</w:t>
-            </w:r>
-          </w:p>
-        </w:tc>
-        <w:tc>
-          <w:tcPr>
-            <w:tcW w:type="dxa" w:w="6660"/>
-            <w:tcMar>
-              <w:top w:w="80" w:type="dxa"/>
-              <w:left w:w="120" w:type="dxa"/>
-              <w:bottom w:w="80" w:type="dxa"/>
-              <w:right w:w="120" w:type="dxa"/>
-            </w:tcMar>
-          </w:tcPr>
-          <w:p>
-            <w:r>
-              <w:rPr>
-                <w:rFonts w:ascii="Consolas" w:hAnsi="Consolas"/>
-                <w:b w:val="0"/>
-                <w:i w:val="0"/>
-                <w:color w:val="14233B"/>
-                <w:sz w:val="16"/>
-              </w:rPr>
-              <w:t>Restart-Service DeigoVarejoServidorLocal</w:t>
-            </w:r>
-          </w:p>
-        </w:tc>
-      </w:tr>
-      <w:tr>
-        <w:tc>
-          <w:tcPr>
-            <w:tcW w:type="dxa" w:w="2700"/>
-            <w:tcMar>
-              <w:top w:w="80" w:type="dxa"/>
-              <w:left w:w="120" w:type="dxa"/>
-              <w:bottom w:w="80" w:type="dxa"/>
-              <w:right w:w="120" w:type="dxa"/>
-            </w:tcMar>
-          </w:tcPr>
-          <w:p>
-            <w:r>
-              <w:rPr>
-                <w:rFonts w:ascii="Calibri" w:hAnsi="Calibri"/>
-                <w:b/>
-                <w:i w:val="0"/>
-                <w:color w:val="092B66"/>
-                <w:sz w:val="18"/>
-              </w:rPr>
-              <w:t>Abrir nesta máquina</w:t>
-            </w:r>
-          </w:p>
-        </w:tc>
-        <w:tc>
-          <w:tcPr>
-            <w:tcW w:type="dxa" w:w="6660"/>
-            <w:tcMar>
-              <w:top w:w="80" w:type="dxa"/>
-              <w:left w:w="120" w:type="dxa"/>
-              <w:bottom w:w="80" w:type="dxa"/>
-              <w:right w:w="120" w:type="dxa"/>
-            </w:tcMar>
-          </w:tcPr>
-          <w:p>
-            <w:r>
-              <w:rPr>
-                <w:rFonts w:ascii="Consolas" w:hAnsi="Consolas"/>
-                <w:b w:val="0"/>
-                <w:i w:val="0"/>
-                <w:color w:val="14233B"/>
-                <w:sz w:val="16"/>
-              </w:rPr>
-              <w:t>http://127.0.0.1:8001/login/</w:t>
-            </w:r>
-          </w:p>
-        </w:tc>
-      </w:tr>
-      <w:tr>
-        <w:tc>
-          <w:tcPr>
-            <w:tcW w:type="dxa" w:w="2700"/>
-            <w:tcMar>
-              <w:top w:w="80" w:type="dxa"/>
-              <w:left w:w="120" w:type="dxa"/>
-              <w:bottom w:w="80" w:type="dxa"/>
-              <w:right w:w="120" w:type="dxa"/>
-            </w:tcMar>
-          </w:tcPr>
-          <w:p>
-            <w:r>
-              <w:rPr>
-                <w:rFonts w:ascii="Calibri" w:hAnsi="Calibri"/>
-                <w:b/>
-                <w:i w:val="0"/>
-                <w:color w:val="092B66"/>
-                <w:sz w:val="18"/>
-              </w:rPr>
-              <w:t>Código instalado</w:t>
-            </w:r>
-          </w:p>
-        </w:tc>
-        <w:tc>
-          <w:tcPr>
-            <w:tcW w:type="dxa" w:w="6660"/>
-            <w:tcMar>
-              <w:top w:w="80" w:type="dxa"/>
-              <w:left w:w="120" w:type="dxa"/>
-              <w:bottom w:w="80" w:type="dxa"/>
-              <w:right w:w="120" w:type="dxa"/>
-            </w:tcMar>
-          </w:tcPr>
-          <w:p>
-            <w:r>
-              <w:rPr>
-                <w:rFonts w:ascii="Consolas" w:hAnsi="Consolas"/>
-                <w:b w:val="0"/>
-                <w:i w:val="0"/>
-                <w:color w:val="14233B"/>
-                <w:sz w:val="16"/>
-              </w:rPr>
-              <w:t>C:\DeTecServer\app</w:t>
-            </w:r>
-          </w:p>
-        </w:tc>
-      </w:tr>
-      <w:tr>
-        <w:tc>
-          <w:tcPr>
-            <w:tcW w:type="dxa" w:w="2700"/>
-            <w:tcMar>
-              <w:top w:w="80" w:type="dxa"/>
-              <w:left w:w="120" w:type="dxa"/>
-              <w:bottom w:w="80" w:type="dxa"/>
-              <w:right w:w="120" w:type="dxa"/>
-            </w:tcMar>
-          </w:tcPr>
-          <w:p>
-            <w:r>
-              <w:rPr>
-                <w:rFonts w:ascii="Calibri" w:hAnsi="Calibri"/>
-                <w:b/>
-                <w:i w:val="0"/>
-                <w:color w:val="092B66"/>
-                <w:sz w:val="18"/>
-              </w:rPr>
-              <w:t>Dados operacionais</w:t>
-            </w:r>
-          </w:p>
-        </w:tc>
-        <w:tc>
-          <w:tcPr>
-            <w:tcW w:type="dxa" w:w="6660"/>
-            <w:tcMar>
-              <w:top w:w="80" w:type="dxa"/>
-              <w:left w:w="120" w:type="dxa"/>
-              <w:bottom w:w="80" w:type="dxa"/>
-              <w:right w:w="120" w:type="dxa"/>
-            </w:tcMar>
-          </w:tcPr>
-          <w:p>
-            <w:r>
-              <w:rPr>
-                <w:rFonts w:ascii="Consolas" w:hAnsi="Consolas"/>
-                <w:b w:val="0"/>
-                <w:i w:val="0"/>
-                <w:color w:val="14233B"/>
-                <w:sz w:val="16"/>
-              </w:rPr>
-              <w:t>C:\ProgramData\DeigoVarejo\Dados</w:t>
-            </w:r>
-          </w:p>
-        </w:tc>
-      </w:tr>
-      <w:tr>
-        <w:tc>
-          <w:tcPr>
-            <w:tcW w:type="dxa" w:w="2700"/>
-            <w:tcMar>
-              <w:top w:w="80" w:type="dxa"/>
-              <w:left w:w="120" w:type="dxa"/>
-              <w:bottom w:w="80" w:type="dxa"/>
-              <w:right w:w="120" w:type="dxa"/>
-            </w:tcMar>
-          </w:tcPr>
-          <w:p>
-            <w:r>
-              <w:rPr>
-                <w:rFonts w:ascii="Calibri" w:hAnsi="Calibri"/>
-                <w:b/>
-                <w:i w:val="0"/>
-                <w:color w:val="092B66"/>
-                <w:sz w:val="18"/>
-              </w:rPr>
-              <w:t>Backups</w:t>
-            </w:r>
-          </w:p>
-        </w:tc>
-        <w:tc>
-          <w:tcPr>
-            <w:tcW w:type="dxa" w:w="6660"/>
-            <w:tcMar>
-              <w:top w:w="80" w:type="dxa"/>
-              <w:left w:w="120" w:type="dxa"/>
-              <w:bottom w:w="80" w:type="dxa"/>
-              <w:right w:w="120" w:type="dxa"/>
-            </w:tcMar>
-          </w:tcPr>
-          <w:p>
-            <w:r>
-              <w:rPr>
-                <w:rFonts w:ascii="Consolas" w:hAnsi="Consolas"/>
-                <w:b w:val="0"/>
-                <w:i w:val="0"/>
-                <w:color w:val="14233B"/>
-                <w:sz w:val="16"/>
-              </w:rPr>
-              <w:t>C:\ProgramData\DeigoVarejo\Backups</w:t>
-            </w:r>
-          </w:p>
-        </w:tc>
-      </w:tr>
-      <w:tr>
-        <w:tc>
-          <w:tcPr>
-            <w:tcW w:type="dxa" w:w="2700"/>
-            <w:tcMar>
-              <w:top w:w="80" w:type="dxa"/>
-              <w:left w:w="120" w:type="dxa"/>
-              <w:bottom w:w="80" w:type="dxa"/>
-              <w:right w:w="120" w:type="dxa"/>
-            </w:tcMar>
-          </w:tcPr>
-          <w:p>
-            <w:r>
-              <w:rPr>
-                <w:rFonts w:ascii="Calibri" w:hAnsi="Calibri"/>
-                <w:b/>
-                <w:i w:val="0"/>
-                <w:color w:val="092B66"/>
-                <w:sz w:val="18"/>
-              </w:rPr>
-              <w:t>Logs do serviço</w:t>
-            </w:r>
-          </w:p>
-        </w:tc>
-        <w:tc>
-          <w:tcPr>
-            <w:tcW w:type="dxa" w:w="6660"/>
-            <w:tcMar>
-              <w:top w:w="80" w:type="dxa"/>
-              <w:left w:w="120" w:type="dxa"/>
-              <w:bottom w:w="80" w:type="dxa"/>
-              <w:right w:w="120" w:type="dxa"/>
-            </w:tcMar>
-          </w:tcPr>
-          <w:p>
-            <w:r>
-              <w:rPr>
-                <w:rFonts w:ascii="Consolas" w:hAnsi="Consolas"/>
-                <w:b w:val="0"/>
-                <w:i w:val="0"/>
-                <w:color w:val="14233B"/>
-                <w:sz w:val="16"/>
-              </w:rPr>
-              <w:t>C:\ProgramData\DeigoVarejo\ServidorLocal\logs</w:t>
-            </w:r>
-          </w:p>
-        </w:tc>
-      </w:tr>
-    </w:tbl>
-    <w:p>
-      <w:pPr>
-        <w:pStyle w:val="Heading1"/>
-      </w:pPr>
-      <w:r>
-        <w:t>2. Operação diária do serviço</w:t>
+        <w:t>Público: técnico de implantação, suporte autorizado e administrador master.</w:t>
       </w:r>
     </w:p>
     <w:p>
       <w:r>
-        <w:t>Abra o PowerShell como administrador para controlar o serviço instalado no Windows.</w:t>
+        <w:t>Ambiente principal: Windows, PostgreSQL e serviço DeigoVarejoServidorLocal.</w:t>
       </w:r>
     </w:p>
     <w:p>
       <w:pPr>
-        <w:keepLines/>
-        <w:spacing w:before="40" w:after="160" w:line="240" w:lineRule="auto"/>
-        <w:ind w:left="173" w:right="173"/>
-        <w:shd w:fill="F2F4F7"/>
-      </w:pPr>
-      <w:r>
-        <w:rPr>
-          <w:rFonts w:ascii="Consolas" w:hAnsi="Consolas"/>
-          <w:b w:val="0"/>
-          <w:i w:val="0"/>
-          <w:color w:val="14233B"/>
-          <w:sz w:val="17"/>
-        </w:rPr>
-        <w:t>Get-Service DeigoVarejoServidorLocal</w:t>
-      </w:r>
-      <w:r>
-        <w:br/>
-      </w:r>
-      <w:r>
-        <w:rPr>
-          <w:rFonts w:ascii="Consolas" w:hAnsi="Consolas"/>
-          <w:b w:val="0"/>
-          <w:i w:val="0"/>
-          <w:color w:val="14233B"/>
-          <w:sz w:val="17"/>
-        </w:rPr>
-        <w:t>Start-Service DeigoVarejoServidorLocal</w:t>
-      </w:r>
-      <w:r>
-        <w:br/>
-      </w:r>
-      <w:r>
-        <w:rPr>
-          <w:rFonts w:ascii="Consolas" w:hAnsi="Consolas"/>
-          <w:b w:val="0"/>
-          <w:i w:val="0"/>
-          <w:color w:val="14233B"/>
-          <w:sz w:val="17"/>
-        </w:rPr>
-        <w:t>Stop-Service DeigoVarejoServidorLocal</w:t>
-      </w:r>
-      <w:r>
-        <w:br/>
-      </w:r>
-      <w:r>
-        <w:rPr>
-          <w:rFonts w:ascii="Consolas" w:hAnsi="Consolas"/>
-          <w:b w:val="0"/>
-          <w:i w:val="0"/>
-          <w:color w:val="14233B"/>
-          <w:sz w:val="17"/>
-        </w:rPr>
-        <w:t>Restart-Service DeigoVarejoServidorLocal</w:t>
-      </w:r>
-    </w:p>
-    <w:p>
-      <w:pPr>
-        <w:pStyle w:val="Heading2"/>
-      </w:pPr>
-      <w:r>
-        <w:t>Teste HTTP</w:t>
-      </w:r>
-    </w:p>
-    <w:p>
-      <w:pPr>
-        <w:keepLines/>
-        <w:spacing w:before="40" w:after="160" w:line="240" w:lineRule="auto"/>
-        <w:ind w:left="173" w:right="173"/>
-        <w:shd w:fill="F2F4F7"/>
-      </w:pPr>
-      <w:r>
-        <w:rPr>
-          <w:rFonts w:ascii="Consolas" w:hAnsi="Consolas"/>
-          <w:b w:val="0"/>
-          <w:i w:val="0"/>
-          <w:color w:val="14233B"/>
-          <w:sz w:val="17"/>
-        </w:rPr>
-        <w:t>Invoke-WebRequest http://127.0.0.1:8001/login/ -UseBasicParsing</w:t>
-      </w:r>
-    </w:p>
-    <w:p>
-      <w:r>
-        <w:t>O resultado esperado é StatusCode 200. Se a loja usar outra porta, substitua 8001 no comando.</w:t>
-      </w:r>
-    </w:p>
-    <w:p>
-      <w:pPr>
-        <w:pStyle w:val="Heading1"/>
-      </w:pPr>
-      <w:r>
-        <w:t>3. Criar e conferir o super admin</w:t>
-      </w:r>
-    </w:p>
-    <w:p>
-      <w:pPr>
-        <w:keepNext/>
-        <w:spacing w:before="80" w:after="40"/>
-      </w:pPr>
-      <w:r>
-        <w:rPr>
-          <w:rFonts w:ascii="Calibri" w:hAnsi="Calibri"/>
-          <w:b/>
-          <w:i w:val="0"/>
-          <w:color w:val="092B66"/>
-          <w:sz w:val="22"/>
-        </w:rPr>
-        <w:t>1. Acesse a pasta do servidor</w:t>
-      </w:r>
-    </w:p>
-    <w:p>
-      <w:pPr>
-        <w:keepLines/>
-        <w:spacing w:before="40" w:after="160" w:line="240" w:lineRule="auto"/>
-        <w:ind w:left="173" w:right="173"/>
-        <w:shd w:fill="F2F4F7"/>
-      </w:pPr>
-      <w:r>
-        <w:rPr>
-          <w:rFonts w:ascii="Consolas" w:hAnsi="Consolas"/>
-          <w:b w:val="0"/>
-          <w:i w:val="0"/>
-          <w:color w:val="14233B"/>
-          <w:sz w:val="17"/>
-        </w:rPr>
-        <w:t>cd C:\DeTecServer\app</w:t>
-      </w:r>
-    </w:p>
-    <w:p>
-      <w:pPr>
-        <w:keepNext/>
-        <w:spacing w:before="80" w:after="40"/>
-      </w:pPr>
-      <w:r>
-        <w:rPr>
-          <w:rFonts w:ascii="Calibri" w:hAnsi="Calibri"/>
-          <w:b/>
-          <w:i w:val="0"/>
-          <w:color w:val="092B66"/>
-          <w:sz w:val="22"/>
-        </w:rPr>
-        <w:t>2. Execute o assistente do Django</w:t>
-      </w:r>
-    </w:p>
-    <w:p>
-      <w:pPr>
-        <w:keepLines/>
-        <w:spacing w:before="40" w:after="160" w:line="240" w:lineRule="auto"/>
-        <w:ind w:left="173" w:right="173"/>
-        <w:shd w:fill="F2F4F7"/>
-      </w:pPr>
-      <w:r>
-        <w:rPr>
-          <w:rFonts w:ascii="Consolas" w:hAnsi="Consolas"/>
-          <w:b w:val="0"/>
-          <w:i w:val="0"/>
-          <w:color w:val="14233B"/>
-          <w:sz w:val="17"/>
-        </w:rPr>
-        <w:t>.\.venv\Scripts\python.exe manage.py createsuperuser</w:t>
-      </w:r>
-    </w:p>
-    <w:p>
-      <w:pPr>
-        <w:keepNext/>
-        <w:spacing w:before="80" w:after="40"/>
-      </w:pPr>
-      <w:r>
-        <w:rPr>
-          <w:rFonts w:ascii="Calibri" w:hAnsi="Calibri"/>
-          <w:b/>
-          <w:i w:val="0"/>
-          <w:color w:val="092B66"/>
-          <w:sz w:val="22"/>
-        </w:rPr>
-        <w:t>3. Informe usuário, e-mail e senha</w:t>
-      </w:r>
-    </w:p>
-    <w:p>
-      <w:pPr>
-        <w:spacing w:after="80"/>
-        <w:ind w:left="288"/>
-      </w:pPr>
-      <w:r>
-        <w:t>A senha não aparece na tela durante a digitação, mas está sendo recebida normalmente.</w:t>
-      </w:r>
-    </w:p>
-    <w:p>
-      <w:pPr>
-        <w:pStyle w:val="Heading2"/>
-      </w:pPr>
-      <w:r>
-        <w:t>Listar superusuários</w:t>
-      </w:r>
-    </w:p>
-    <w:p>
-      <w:pPr>
-        <w:keepLines/>
-        <w:spacing w:before="40" w:after="160" w:line="240" w:lineRule="auto"/>
-        <w:ind w:left="173" w:right="173"/>
-        <w:shd w:fill="F2F4F7"/>
-      </w:pPr>
-      <w:r>
-        <w:rPr>
-          <w:rFonts w:ascii="Consolas" w:hAnsi="Consolas"/>
-          <w:b w:val="0"/>
-          <w:i w:val="0"/>
-          <w:color w:val="14233B"/>
-          <w:sz w:val="17"/>
-        </w:rPr>
-        <w:t>.\.venv\Scripts\python.exe manage.py shell -c "from django.contrib.auth import get_user_model; print(list(get_user_model().objects.filter(is_superuser=True).values_list('username', flat=True)))"</w:t>
-      </w:r>
-    </w:p>
-    <w:p>
-      <w:pPr>
-        <w:pStyle w:val="Heading1"/>
-      </w:pPr>
-      <w:r>
-        <w:t>4. Diagnóstico e logs</w:t>
-      </w:r>
-    </w:p>
-    <w:p>
-      <w:pPr>
-        <w:pStyle w:val="Heading2"/>
-      </w:pPr>
-      <w:r>
-        <w:t>Diagnóstico completo do serviço</w:t>
-      </w:r>
-    </w:p>
-    <w:p>
-      <w:pPr>
-        <w:keepLines/>
-        <w:spacing w:before="40" w:after="160" w:line="240" w:lineRule="auto"/>
-        <w:ind w:left="173" w:right="173"/>
-        <w:shd w:fill="F2F4F7"/>
-      </w:pPr>
-      <w:r>
-        <w:rPr>
-          <w:rFonts w:ascii="Consolas" w:hAnsi="Consolas"/>
-          <w:b w:val="0"/>
-          <w:i w:val="0"/>
-          <w:color w:val="14233B"/>
-          <w:sz w:val="17"/>
-        </w:rPr>
-        <w:t>cd C:\DeTecServer\app</w:t>
-      </w:r>
-      <w:r>
-        <w:br/>
-      </w:r>
-      <w:r>
-        <w:rPr>
-          <w:rFonts w:ascii="Consolas" w:hAnsi="Consolas"/>
-          <w:b w:val="0"/>
-          <w:i w:val="0"/>
-          <w:color w:val="14233B"/>
-          <w:sz w:val="17"/>
-        </w:rPr>
-        <w:t>.\scripts\test_local_server_service.ps1 -HealthUrl "http://127.0.0.1:8001/login/"</w:t>
-      </w:r>
-    </w:p>
-    <w:p>
-      <w:pPr>
-        <w:pStyle w:val="Heading2"/>
-      </w:pPr>
-      <w:r>
-        <w:t>Últimas linhas dos logs</w:t>
-      </w:r>
-    </w:p>
-    <w:p>
-      <w:pPr>
-        <w:keepLines/>
-        <w:spacing w:before="40" w:after="160" w:line="240" w:lineRule="auto"/>
-        <w:ind w:left="173" w:right="173"/>
-        <w:shd w:fill="F2F4F7"/>
-      </w:pPr>
-      <w:r>
-        <w:rPr>
-          <w:rFonts w:ascii="Consolas" w:hAnsi="Consolas"/>
-          <w:b w:val="0"/>
-          <w:i w:val="0"/>
-          <w:color w:val="14233B"/>
-          <w:sz w:val="17"/>
-        </w:rPr>
-        <w:t>Get-Content "C:\ProgramData\DeigoVarejo\ServidorLocal\logs\*.log" -Tail 100</w:t>
-      </w:r>
-    </w:p>
-    <w:p>
-      <w:pPr>
-        <w:pStyle w:val="Heading2"/>
-      </w:pPr>
-      <w:r>
-        <w:t>Acompanhar logs em tempo real</w:t>
-      </w:r>
-    </w:p>
-    <w:p>
-      <w:pPr>
-        <w:keepLines/>
-        <w:spacing w:before="40" w:after="160" w:line="240" w:lineRule="auto"/>
-        <w:ind w:left="173" w:right="173"/>
-        <w:shd w:fill="F2F4F7"/>
-      </w:pPr>
-      <w:r>
-        <w:rPr>
-          <w:rFonts w:ascii="Consolas" w:hAnsi="Consolas"/>
-          <w:b w:val="0"/>
-          <w:i w:val="0"/>
-          <w:color w:val="14233B"/>
-          <w:sz w:val="17"/>
-        </w:rPr>
-        <w:t>Get-Content "C:\ProgramData\DeigoVarejo\ServidorLocal\logs\*.log" -Tail 50 -Wait</w:t>
-      </w:r>
-    </w:p>
-    <w:p>
-      <w:pPr>
-        <w:pStyle w:val="Heading1"/>
-      </w:pPr>
-      <w:r>
-        <w:t>5. Manutenção Django</w:t>
-      </w:r>
+        <w:spacing w:after="1440"/>
+      </w:pPr>
     </w:p>
     <w:tbl>
       <w:tblPr>
         <w:tblW w:type="dxa" w:w="9360"/>
-        <w:jc w:val="left"/>
+        <w:jc w:val="center"/>
         <w:tblLayout w:type="fixed"/>
         <w:tblLook w:firstColumn="1" w:firstRow="1" w:lastColumn="0" w:lastRow="0" w:noHBand="0" w:noVBand="1" w:val="04A0"/>
-        <w:tblInd w:w="120" w:type="dxa"/>
       </w:tblPr>
       <w:tblGrid>
         <w:gridCol w:w="9360"/>
@@ -1079,42 +114,28 @@
         <w:tc>
           <w:tcPr>
             <w:tcW w:type="dxa" w:w="9360"/>
+            <w:shd w:fill="FFF4E5"/>
             <w:tcMar>
-              <w:top w:w="80" w:type="dxa"/>
-              <w:left w:w="120" w:type="dxa"/>
-              <w:bottom w:w="80" w:type="dxa"/>
-              <w:right w:w="120" w:type="dxa"/>
+              <w:top w:w="130" w:type="dxa"/>
+              <w:left w:w="170" w:type="dxa"/>
+              <w:bottom w:w="130" w:type="dxa"/>
+              <w:right w:w="170" w:type="dxa"/>
             </w:tcMar>
-            <w:shd w:fill="E8EEF5"/>
           </w:tcPr>
           <w:p>
-            <w:pPr>
-              <w:spacing w:after="40"/>
-            </w:pPr>
             <w:r>
               <w:rPr>
-                <w:rFonts w:ascii="Calibri" w:hAnsi="Calibri"/>
                 <w:b/>
-                <w:i w:val="0"/>
-                <w:color w:val="092B66"/>
-                <w:sz w:val="21"/>
+                <w:color w:val="A85A00"/>
               </w:rPr>
-              <w:t>Preferência operacional</w:t>
+              <w:t>Regra de ouro</w:t>
+              <w:br/>
             </w:r>
-          </w:p>
-          <w:p>
-            <w:pPr>
-              <w:spacing w:after="0"/>
-            </w:pPr>
             <w:r>
               <w:rPr>
-                <w:rFonts w:ascii="Calibri" w:hAnsi="Calibri"/>
-                <w:b w:val="0"/>
-                <w:i w:val="0"/>
-                <w:color w:val="14233B"/>
-                <w:sz w:val="20"/>
+                <w:color w:val="26364A"/>
               </w:rPr>
-              <w:t>Em atualizações normais, use o instalador oficial. Execute comandos Django manualmente somente em manutenção assistida.</w:t>
+              <w:t>Antes de alterar configuração, banco, serviço ou versão, faça backup e registre o que será mudado. Nunca edite o arquivo .env que está dentro do ZIP de distribuição para corrigir somente um cliente.</w:t>
             </w:r>
           </w:p>
         </w:tc>
@@ -1122,235 +143,842 @@
     </w:tbl>
     <w:p>
       <w:pPr>
-        <w:spacing w:after="20"/>
+        <w:spacing w:after="0"/>
       </w:pPr>
     </w:p>
     <w:p>
-      <w:pPr>
-        <w:keepLines/>
-        <w:spacing w:before="40" w:after="160" w:line="240" w:lineRule="auto"/>
-        <w:ind w:left="173" w:right="173"/>
-        <w:shd w:fill="F2F4F7"/>
-      </w:pPr>
       <w:r>
-        <w:rPr>
-          <w:rFonts w:ascii="Consolas" w:hAnsi="Consolas"/>
-          <w:b w:val="0"/>
-          <w:i w:val="0"/>
-          <w:color w:val="14233B"/>
-          <w:sz w:val="17"/>
-        </w:rPr>
-        <w:t>cd C:\DeTecServer\app</w:t>
-      </w:r>
-      <w:r>
-        <w:br/>
-      </w:r>
-      <w:r>
-        <w:rPr>
-          <w:rFonts w:ascii="Consolas" w:hAnsi="Consolas"/>
-          <w:b w:val="0"/>
-          <w:i w:val="0"/>
-          <w:color w:val="14233B"/>
-          <w:sz w:val="17"/>
-        </w:rPr>
-        <w:t>.\.venv\Scripts\python.exe manage.py check</w:t>
-      </w:r>
-      <w:r>
-        <w:br/>
-      </w:r>
-      <w:r>
-        <w:rPr>
-          <w:rFonts w:ascii="Consolas" w:hAnsi="Consolas"/>
-          <w:b w:val="0"/>
-          <w:i w:val="0"/>
-          <w:color w:val="14233B"/>
-          <w:sz w:val="17"/>
-        </w:rPr>
-        <w:t>.\.venv\Scripts\python.exe manage.py showmigrations</w:t>
-      </w:r>
-      <w:r>
-        <w:br/>
-      </w:r>
-      <w:r>
-        <w:rPr>
-          <w:rFonts w:ascii="Consolas" w:hAnsi="Consolas"/>
-          <w:b w:val="0"/>
-          <w:i w:val="0"/>
-          <w:color w:val="14233B"/>
-          <w:sz w:val="17"/>
-        </w:rPr>
-        <w:t>.\.venv\Scripts\python.exe manage.py migrate</w:t>
-      </w:r>
-      <w:r>
-        <w:br/>
-      </w:r>
-      <w:r>
-        <w:rPr>
-          <w:rFonts w:ascii="Consolas" w:hAnsi="Consolas"/>
-          <w:b w:val="0"/>
-          <w:i w:val="0"/>
-          <w:color w:val="14233B"/>
-          <w:sz w:val="17"/>
-        </w:rPr>
-        <w:t>.\.venv\Scripts\python.exe manage.py collectstatic --noinput</w:t>
-      </w:r>
-      <w:r>
-        <w:br/>
-      </w:r>
-      <w:r>
-        <w:rPr>
-          <w:rFonts w:ascii="Consolas" w:hAnsi="Consolas"/>
-          <w:b w:val="0"/>
-          <w:i w:val="0"/>
-          <w:color w:val="14233B"/>
-          <w:sz w:val="17"/>
-        </w:rPr>
-        <w:t>Restart-Service DeigoVarejoServidorLocal</w:t>
+        <w:br w:type="page"/>
       </w:r>
     </w:p>
     <w:p>
       <w:pPr>
         <w:pStyle w:val="Heading1"/>
+        <w:keepNext/>
       </w:pPr>
       <w:r>
-        <w:t>6. Backup</w:t>
-      </w:r>
-    </w:p>
-    <w:p>
-      <w:pPr>
-        <w:keepNext/>
-        <w:spacing w:before="80" w:after="40"/>
-      </w:pPr>
-      <w:r>
-        <w:rPr>
-          <w:rFonts w:ascii="Calibri" w:hAnsi="Calibri"/>
-          <w:b/>
-          <w:i w:val="0"/>
-          <w:color w:val="092B66"/>
-          <w:sz w:val="22"/>
-        </w:rPr>
-        <w:t>1. Validar as fontes</w:t>
-      </w:r>
-    </w:p>
-    <w:p>
-      <w:pPr>
-        <w:keepLines/>
-        <w:spacing w:before="40" w:after="160" w:line="240" w:lineRule="auto"/>
-        <w:ind w:left="173" w:right="173"/>
-        <w:shd w:fill="F2F4F7"/>
-      </w:pPr>
-      <w:r>
-        <w:rPr>
-          <w:rFonts w:ascii="Consolas" w:hAnsi="Consolas"/>
-          <w:b w:val="0"/>
-          <w:i w:val="0"/>
-          <w:color w:val="14233B"/>
-          <w:sz w:val="17"/>
-        </w:rPr>
-        <w:t>cd C:\DeTecServer\app</w:t>
-      </w:r>
-      <w:r>
-        <w:br/>
-      </w:r>
-      <w:r>
-        <w:rPr>
-          <w:rFonts w:ascii="Consolas" w:hAnsi="Consolas"/>
-          <w:b w:val="0"/>
-          <w:i w:val="0"/>
-          <w:color w:val="14233B"/>
-          <w:sz w:val="17"/>
-        </w:rPr>
-        <w:t>.\scripts\backup_local.ps1 -ValidarSomente</w:t>
-      </w:r>
-    </w:p>
-    <w:p>
-      <w:pPr>
-        <w:keepNext/>
-        <w:spacing w:before="80" w:after="40"/>
-      </w:pPr>
-      <w:r>
-        <w:rPr>
-          <w:rFonts w:ascii="Calibri" w:hAnsi="Calibri"/>
-          <w:b/>
-          <w:i w:val="0"/>
-          <w:color w:val="092B66"/>
-          <w:sz w:val="22"/>
-        </w:rPr>
-        <w:t>2. Gerar backup completo</w:t>
-      </w:r>
-    </w:p>
-    <w:p>
-      <w:pPr>
-        <w:keepLines/>
-        <w:spacing w:before="40" w:after="160" w:line="240" w:lineRule="auto"/>
-        <w:ind w:left="173" w:right="173"/>
-        <w:shd w:fill="F2F4F7"/>
-      </w:pPr>
-      <w:r>
-        <w:rPr>
-          <w:rFonts w:ascii="Consolas" w:hAnsi="Consolas"/>
-          <w:b w:val="0"/>
-          <w:i w:val="0"/>
-          <w:color w:val="14233B"/>
-          <w:sz w:val="17"/>
-        </w:rPr>
-        <w:t>.\scripts\backup_local.ps1 -IncluirLogs</w:t>
-      </w:r>
-    </w:p>
-    <w:p>
-      <w:pPr>
-        <w:keepNext/>
-        <w:spacing w:before="80" w:after="40"/>
-      </w:pPr>
-      <w:r>
-        <w:rPr>
-          <w:rFonts w:ascii="Calibri" w:hAnsi="Calibri"/>
-          <w:b/>
-          <w:i w:val="0"/>
-          <w:color w:val="092B66"/>
-          <w:sz w:val="22"/>
-        </w:rPr>
-        <w:t>3. Registrar backup diário às 02:30</w:t>
-      </w:r>
-    </w:p>
-    <w:p>
-      <w:pPr>
-        <w:keepLines/>
-        <w:spacing w:before="40" w:after="160" w:line="240" w:lineRule="auto"/>
-        <w:ind w:left="173" w:right="173"/>
-        <w:shd w:fill="F2F4F7"/>
-      </w:pPr>
-      <w:r>
-        <w:rPr>
-          <w:rFonts w:ascii="Consolas" w:hAnsi="Consolas"/>
-          <w:b w:val="0"/>
-          <w:i w:val="0"/>
-          <w:color w:val="14233B"/>
-          <w:sz w:val="17"/>
-        </w:rPr>
-        <w:t>.\scripts\register_backup_task.ps1 -Horario 02:30 -RetencaoDias 30</w:t>
+        <w:t>Como usar este guia</w:t>
       </w:r>
     </w:p>
     <w:p>
       <w:r>
-        <w:t>O destino padrão é C:\ProgramData\DeigoVarejo\Backups. Mantenha também uma cópia fora do disco principal.</w:t>
+        <w:t>Siga primeiro o fluxo rápido. As seções seguintes detalham cada operação e os procedimentos de recuperação.</w:t>
+      </w:r>
+    </w:p>
+    <w:tbl>
+      <w:tblPr>
+        <w:tblStyle w:val="TableGrid"/>
+        <w:tblW w:type="dxa" w:w="9360"/>
+        <w:jc w:val="center"/>
+        <w:tblLayout w:type="fixed"/>
+        <w:tblLook w:firstColumn="1" w:firstRow="1" w:lastColumn="0" w:lastRow="0" w:noHBand="0" w:noVBand="1" w:val="04A0"/>
+      </w:tblPr>
+      <w:tblGrid>
+        <w:gridCol w:w="3600"/>
+        <w:gridCol w:w="5760"/>
+      </w:tblGrid>
+      <w:tr>
+        <w:trPr>
+          <w:tblHeader w:val="true"/>
+        </w:trPr>
+        <w:tc>
+          <w:tcPr>
+            <w:tcW w:type="dxa" w:w="3600"/>
+            <w:shd w:fill="0A2B5E"/>
+            <w:tcMar>
+              <w:top w:w="90" w:type="dxa"/>
+              <w:left w:w="120" w:type="dxa"/>
+              <w:bottom w:w="90" w:type="dxa"/>
+              <w:right w:w="120" w:type="dxa"/>
+            </w:tcMar>
+            <w:vAlign w:val="center"/>
+          </w:tcPr>
+          <w:p>
+            <w:r>
+              <w:rPr>
+                <w:b/>
+                <w:color w:val="FFFFFF"/>
+              </w:rPr>
+              <w:t>Necessidade</w:t>
+            </w:r>
+          </w:p>
+        </w:tc>
+        <w:tc>
+          <w:tcPr>
+            <w:tcW w:type="dxa" w:w="5760"/>
+            <w:shd w:fill="0A2B5E"/>
+            <w:tcMar>
+              <w:top w:w="90" w:type="dxa"/>
+              <w:left w:w="120" w:type="dxa"/>
+              <w:bottom w:w="90" w:type="dxa"/>
+              <w:right w:w="120" w:type="dxa"/>
+            </w:tcMar>
+            <w:vAlign w:val="center"/>
+          </w:tcPr>
+          <w:p>
+            <w:r>
+              <w:rPr>
+                <w:b/>
+                <w:color w:val="FFFFFF"/>
+              </w:rPr>
+              <w:t>Seção</w:t>
+            </w:r>
+          </w:p>
+        </w:tc>
+      </w:tr>
+      <w:tr>
+        <w:trPr>
+          <w:cantSplit/>
+        </w:trPr>
+        <w:tc>
+          <w:tcPr>
+            <w:tcW w:type="dxa" w:w="3600"/>
+            <w:tcMar>
+              <w:top w:w="90" w:type="dxa"/>
+              <w:left w:w="120" w:type="dxa"/>
+              <w:bottom w:w="90" w:type="dxa"/>
+              <w:right w:w="120" w:type="dxa"/>
+            </w:tcMar>
+            <w:vAlign w:val="center"/>
+          </w:tcPr>
+          <w:p>
+            <w:r>
+              <w:t>Instalar ou atualizar o servidor</w:t>
+            </w:r>
+          </w:p>
+        </w:tc>
+        <w:tc>
+          <w:tcPr>
+            <w:tcW w:type="dxa" w:w="5760"/>
+            <w:tcMar>
+              <w:top w:w="90" w:type="dxa"/>
+              <w:left w:w="120" w:type="dxa"/>
+              <w:bottom w:w="90" w:type="dxa"/>
+              <w:right w:w="120" w:type="dxa"/>
+            </w:tcMar>
+            <w:vAlign w:val="center"/>
+          </w:tcPr>
+          <w:p>
+            <w:r>
+              <w:t>3. Instalação e atualização</w:t>
+            </w:r>
+          </w:p>
+        </w:tc>
+      </w:tr>
+      <w:tr>
+        <w:trPr>
+          <w:cantSplit/>
+        </w:trPr>
+        <w:tc>
+          <w:tcPr>
+            <w:tcW w:type="dxa" w:w="3600"/>
+            <w:shd w:fill="F5F9FD"/>
+            <w:tcMar>
+              <w:top w:w="90" w:type="dxa"/>
+              <w:left w:w="120" w:type="dxa"/>
+              <w:bottom w:w="90" w:type="dxa"/>
+              <w:right w:w="120" w:type="dxa"/>
+            </w:tcMar>
+            <w:vAlign w:val="center"/>
+          </w:tcPr>
+          <w:p>
+            <w:r>
+              <w:t>Alterar uma configuração</w:t>
+            </w:r>
+          </w:p>
+        </w:tc>
+        <w:tc>
+          <w:tcPr>
+            <w:tcW w:type="dxa" w:w="5760"/>
+            <w:shd w:fill="F5F9FD"/>
+            <w:tcMar>
+              <w:top w:w="90" w:type="dxa"/>
+              <w:left w:w="120" w:type="dxa"/>
+              <w:bottom w:w="90" w:type="dxa"/>
+              <w:right w:w="120" w:type="dxa"/>
+            </w:tcMar>
+            <w:vAlign w:val="center"/>
+          </w:tcPr>
+          <w:p>
+            <w:r>
+              <w:t>5. Edição segura do .env</w:t>
+            </w:r>
+          </w:p>
+        </w:tc>
+      </w:tr>
+      <w:tr>
+        <w:trPr>
+          <w:cantSplit/>
+        </w:trPr>
+        <w:tc>
+          <w:tcPr>
+            <w:tcW w:type="dxa" w:w="3600"/>
+            <w:tcMar>
+              <w:top w:w="90" w:type="dxa"/>
+              <w:left w:w="120" w:type="dxa"/>
+              <w:bottom w:w="90" w:type="dxa"/>
+              <w:right w:w="120" w:type="dxa"/>
+            </w:tcMar>
+            <w:vAlign w:val="center"/>
+          </w:tcPr>
+          <w:p>
+            <w:r>
+              <w:t>Servidor não abre</w:t>
+            </w:r>
+          </w:p>
+        </w:tc>
+        <w:tc>
+          <w:tcPr>
+            <w:tcW w:type="dxa" w:w="5760"/>
+            <w:tcMar>
+              <w:top w:w="90" w:type="dxa"/>
+              <w:left w:w="120" w:type="dxa"/>
+              <w:bottom w:w="90" w:type="dxa"/>
+              <w:right w:w="120" w:type="dxa"/>
+            </w:tcMar>
+            <w:vAlign w:val="center"/>
+          </w:tcPr>
+          <w:p>
+            <w:r>
+              <w:t>7. Diagnóstico e incidentes</w:t>
+            </w:r>
+          </w:p>
+        </w:tc>
+      </w:tr>
+      <w:tr>
+        <w:trPr>
+          <w:cantSplit/>
+        </w:trPr>
+        <w:tc>
+          <w:tcPr>
+            <w:tcW w:type="dxa" w:w="3600"/>
+            <w:shd w:fill="F5F9FD"/>
+            <w:tcMar>
+              <w:top w:w="90" w:type="dxa"/>
+              <w:left w:w="120" w:type="dxa"/>
+              <w:bottom w:w="90" w:type="dxa"/>
+              <w:right w:w="120" w:type="dxa"/>
+            </w:tcMar>
+            <w:vAlign w:val="center"/>
+          </w:tcPr>
+          <w:p>
+            <w:r>
+              <w:t>Criar administrador master</w:t>
+            </w:r>
+          </w:p>
+        </w:tc>
+        <w:tc>
+          <w:tcPr>
+            <w:tcW w:type="dxa" w:w="5760"/>
+            <w:shd w:fill="F5F9FD"/>
+            <w:tcMar>
+              <w:top w:w="90" w:type="dxa"/>
+              <w:left w:w="120" w:type="dxa"/>
+              <w:bottom w:w="90" w:type="dxa"/>
+              <w:right w:w="120" w:type="dxa"/>
+            </w:tcMar>
+            <w:vAlign w:val="center"/>
+          </w:tcPr>
+          <w:p>
+            <w:r>
+              <w:t>6. Usuários administrativos</w:t>
+            </w:r>
+          </w:p>
+        </w:tc>
+      </w:tr>
+      <w:tr>
+        <w:trPr>
+          <w:cantSplit/>
+        </w:trPr>
+        <w:tc>
+          <w:tcPr>
+            <w:tcW w:type="dxa" w:w="3600"/>
+            <w:tcMar>
+              <w:top w:w="90" w:type="dxa"/>
+              <w:left w:w="120" w:type="dxa"/>
+              <w:bottom w:w="90" w:type="dxa"/>
+              <w:right w:w="120" w:type="dxa"/>
+            </w:tcMar>
+            <w:vAlign w:val="center"/>
+          </w:tcPr>
+          <w:p>
+            <w:r>
+              <w:t>Fazer ou restaurar backup</w:t>
+            </w:r>
+          </w:p>
+        </w:tc>
+        <w:tc>
+          <w:tcPr>
+            <w:tcW w:type="dxa" w:w="5760"/>
+            <w:tcMar>
+              <w:top w:w="90" w:type="dxa"/>
+              <w:left w:w="120" w:type="dxa"/>
+              <w:bottom w:w="90" w:type="dxa"/>
+              <w:right w:w="120" w:type="dxa"/>
+            </w:tcMar>
+            <w:vAlign w:val="center"/>
+          </w:tcPr>
+          <w:p>
+            <w:r>
+              <w:t>9 e 10</w:t>
+            </w:r>
+          </w:p>
+        </w:tc>
+      </w:tr>
+      <w:tr>
+        <w:trPr>
+          <w:cantSplit/>
+        </w:trPr>
+        <w:tc>
+          <w:tcPr>
+            <w:tcW w:type="dxa" w:w="3600"/>
+            <w:shd w:fill="F5F9FD"/>
+            <w:tcMar>
+              <w:top w:w="90" w:type="dxa"/>
+              <w:left w:w="120" w:type="dxa"/>
+              <w:bottom w:w="90" w:type="dxa"/>
+              <w:right w:w="120" w:type="dxa"/>
+            </w:tcMar>
+            <w:vAlign w:val="center"/>
+          </w:tcPr>
+          <w:p>
+            <w:r>
+              <w:t>Publicar ou reconfigurar PDV</w:t>
+            </w:r>
+          </w:p>
+        </w:tc>
+        <w:tc>
+          <w:tcPr>
+            <w:tcW w:type="dxa" w:w="5760"/>
+            <w:shd w:fill="F5F9FD"/>
+            <w:tcMar>
+              <w:top w:w="90" w:type="dxa"/>
+              <w:left w:w="120" w:type="dxa"/>
+              <w:bottom w:w="90" w:type="dxa"/>
+              <w:right w:w="120" w:type="dxa"/>
+            </w:tcMar>
+            <w:vAlign w:val="center"/>
+          </w:tcPr>
+          <w:p>
+            <w:r>
+              <w:t>11. Aplicativos e terminais</w:t>
+            </w:r>
+          </w:p>
+        </w:tc>
+      </w:tr>
+      <w:tr>
+        <w:trPr>
+          <w:cantSplit/>
+        </w:trPr>
+        <w:tc>
+          <w:tcPr>
+            <w:tcW w:type="dxa" w:w="3600"/>
+            <w:tcMar>
+              <w:top w:w="90" w:type="dxa"/>
+              <w:left w:w="120" w:type="dxa"/>
+              <w:bottom w:w="90" w:type="dxa"/>
+              <w:right w:w="120" w:type="dxa"/>
+            </w:tcMar>
+            <w:vAlign w:val="center"/>
+          </w:tcPr>
+          <w:p>
+            <w:r>
+              <w:t>Remover a instalação</w:t>
+            </w:r>
+          </w:p>
+        </w:tc>
+        <w:tc>
+          <w:tcPr>
+            <w:tcW w:type="dxa" w:w="5760"/>
+            <w:tcMar>
+              <w:top w:w="90" w:type="dxa"/>
+              <w:left w:w="120" w:type="dxa"/>
+              <w:bottom w:w="90" w:type="dxa"/>
+              <w:right w:w="120" w:type="dxa"/>
+            </w:tcMar>
+            <w:vAlign w:val="center"/>
+          </w:tcPr>
+          <w:p>
+            <w:r>
+              <w:t>13. Desinstalação segura</w:t>
+            </w:r>
+          </w:p>
+        </w:tc>
+      </w:tr>
+    </w:tbl>
+    <w:p>
+      <w:pPr>
+        <w:spacing w:after="0"/>
+      </w:pPr>
+    </w:p>
+    <w:p>
+      <w:pPr>
+        <w:pStyle w:val="Heading2"/>
+        <w:keepNext/>
+      </w:pPr>
+      <w:r>
+        <w:t>Fluxo rápido</w:t>
       </w:r>
     </w:p>
     <w:p>
       <w:pPr>
+        <w:ind w:left="403" w:hanging="317"/>
+      </w:pPr>
+      <w:r>
+        <w:rPr>
+          <w:b/>
+        </w:rPr>
+        <w:t xml:space="preserve">1. </w:t>
+      </w:r>
+      <w:r>
+        <w:t>Abra o PowerShell como administrador.</w:t>
+      </w:r>
+    </w:p>
+    <w:p>
+      <w:pPr>
+        <w:ind w:left="403" w:hanging="317"/>
+      </w:pPr>
+      <w:r>
+        <w:rPr>
+          <w:b/>
+        </w:rPr>
+        <w:t xml:space="preserve">2. </w:t>
+      </w:r>
+      <w:r>
+        <w:t>Confirme o serviço e o healthcheck.</w:t>
+      </w:r>
+    </w:p>
+    <w:p>
+      <w:pPr>
+        <w:ind w:left="403" w:hanging="317"/>
+      </w:pPr>
+      <w:r>
+        <w:rPr>
+          <w:b/>
+        </w:rPr>
+        <w:t xml:space="preserve">3. </w:t>
+      </w:r>
+      <w:r>
+        <w:t>Faça backup antes de qualquer manutenção.</w:t>
+      </w:r>
+    </w:p>
+    <w:p>
+      <w:pPr>
+        <w:ind w:left="403" w:hanging="317"/>
+      </w:pPr>
+      <w:r>
+        <w:rPr>
+          <w:b/>
+        </w:rPr>
+        <w:t xml:space="preserve">4. </w:t>
+      </w:r>
+      <w:r>
+        <w:t>Aplique a alteração pelo instalador aprovado ou no arquivo instalado.</w:t>
+      </w:r>
+    </w:p>
+    <w:p>
+      <w:pPr>
+        <w:ind w:left="403" w:hanging="317"/>
+      </w:pPr>
+      <w:r>
+        <w:rPr>
+          <w:b/>
+        </w:rPr>
+        <w:t xml:space="preserve">5. </w:t>
+      </w:r>
+      <w:r>
+        <w:t>Reinicie o serviço e valide login, versão, arquivos estáticos e acesso pela rede.</w:t>
+      </w:r>
+    </w:p>
+    <w:p>
+      <w:pPr>
+        <w:ind w:left="403" w:hanging="317"/>
+      </w:pPr>
+      <w:r>
+        <w:rPr>
+          <w:b/>
+        </w:rPr>
+        <w:t xml:space="preserve">6. </w:t>
+      </w:r>
+      <w:r>
+        <w:t>Registre data, técnico, motivo e resultado.</w:t>
+      </w:r>
+    </w:p>
+    <w:p>
+      <w:pPr>
+        <w:pStyle w:val="Heading2"/>
+        <w:keepNext/>
+      </w:pPr>
+      <w:r>
+        <w:t>Referência rápida</w:t>
+      </w:r>
+    </w:p>
+    <w:tbl>
+      <w:tblPr>
+        <w:tblStyle w:val="TableGrid"/>
+        <w:tblW w:type="dxa" w:w="9360"/>
+        <w:jc w:val="center"/>
+        <w:tblLayout w:type="fixed"/>
+        <w:tblLook w:firstColumn="1" w:firstRow="1" w:lastColumn="0" w:lastRow="0" w:noHBand="0" w:noVBand="1" w:val="04A0"/>
+      </w:tblPr>
+      <w:tblGrid>
+        <w:gridCol w:w="3300"/>
+        <w:gridCol w:w="6060"/>
+      </w:tblGrid>
+      <w:tr>
+        <w:trPr>
+          <w:tblHeader w:val="true"/>
+        </w:trPr>
+        <w:tc>
+          <w:tcPr>
+            <w:tcW w:type="dxa" w:w="3300"/>
+            <w:shd w:fill="0A2B5E"/>
+            <w:tcMar>
+              <w:top w:w="90" w:type="dxa"/>
+              <w:left w:w="120" w:type="dxa"/>
+              <w:bottom w:w="90" w:type="dxa"/>
+              <w:right w:w="120" w:type="dxa"/>
+            </w:tcMar>
+            <w:vAlign w:val="center"/>
+          </w:tcPr>
+          <w:p>
+            <w:r>
+              <w:rPr>
+                <w:b/>
+                <w:color w:val="FFFFFF"/>
+              </w:rPr>
+              <w:t>Item</w:t>
+            </w:r>
+          </w:p>
+        </w:tc>
+        <w:tc>
+          <w:tcPr>
+            <w:tcW w:type="dxa" w:w="6060"/>
+            <w:shd w:fill="0A2B5E"/>
+            <w:tcMar>
+              <w:top w:w="90" w:type="dxa"/>
+              <w:left w:w="120" w:type="dxa"/>
+              <w:bottom w:w="90" w:type="dxa"/>
+              <w:right w:w="120" w:type="dxa"/>
+            </w:tcMar>
+            <w:vAlign w:val="center"/>
+          </w:tcPr>
+          <w:p>
+            <w:r>
+              <w:rPr>
+                <w:b/>
+                <w:color w:val="FFFFFF"/>
+              </w:rPr>
+              <w:t>Valor padrão</w:t>
+            </w:r>
+          </w:p>
+        </w:tc>
+      </w:tr>
+      <w:tr>
+        <w:trPr>
+          <w:cantSplit/>
+        </w:trPr>
+        <w:tc>
+          <w:tcPr>
+            <w:tcW w:type="dxa" w:w="3300"/>
+            <w:tcMar>
+              <w:top w:w="90" w:type="dxa"/>
+              <w:left w:w="120" w:type="dxa"/>
+              <w:bottom w:w="90" w:type="dxa"/>
+              <w:right w:w="120" w:type="dxa"/>
+            </w:tcMar>
+            <w:vAlign w:val="center"/>
+          </w:tcPr>
+          <w:p>
+            <w:r>
+              <w:t>Código instalado</w:t>
+            </w:r>
+          </w:p>
+        </w:tc>
+        <w:tc>
+          <w:tcPr>
+            <w:tcW w:type="dxa" w:w="6060"/>
+            <w:tcMar>
+              <w:top w:w="90" w:type="dxa"/>
+              <w:left w:w="120" w:type="dxa"/>
+              <w:bottom w:w="90" w:type="dxa"/>
+              <w:right w:w="120" w:type="dxa"/>
+            </w:tcMar>
+            <w:vAlign w:val="center"/>
+          </w:tcPr>
+          <w:p>
+            <w:r>
+              <w:t>C:\DeTecServer\app</w:t>
+            </w:r>
+          </w:p>
+        </w:tc>
+      </w:tr>
+      <w:tr>
+        <w:trPr>
+          <w:cantSplit/>
+        </w:trPr>
+        <w:tc>
+          <w:tcPr>
+            <w:tcW w:type="dxa" w:w="3300"/>
+            <w:shd w:fill="F5F9FD"/>
+            <w:tcMar>
+              <w:top w:w="90" w:type="dxa"/>
+              <w:left w:w="120" w:type="dxa"/>
+              <w:bottom w:w="90" w:type="dxa"/>
+              <w:right w:w="120" w:type="dxa"/>
+            </w:tcMar>
+            <w:vAlign w:val="center"/>
+          </w:tcPr>
+          <w:p>
+            <w:r>
+              <w:t>Configuração do cliente</w:t>
+            </w:r>
+          </w:p>
+        </w:tc>
+        <w:tc>
+          <w:tcPr>
+            <w:tcW w:type="dxa" w:w="6060"/>
+            <w:shd w:fill="F5F9FD"/>
+            <w:tcMar>
+              <w:top w:w="90" w:type="dxa"/>
+              <w:left w:w="120" w:type="dxa"/>
+              <w:bottom w:w="90" w:type="dxa"/>
+              <w:right w:w="120" w:type="dxa"/>
+            </w:tcMar>
+            <w:vAlign w:val="center"/>
+          </w:tcPr>
+          <w:p>
+            <w:r>
+              <w:t>C:\DeTecServer\app\.env</w:t>
+            </w:r>
+          </w:p>
+        </w:tc>
+      </w:tr>
+      <w:tr>
+        <w:trPr>
+          <w:cantSplit/>
+        </w:trPr>
+        <w:tc>
+          <w:tcPr>
+            <w:tcW w:type="dxa" w:w="3300"/>
+            <w:tcMar>
+              <w:top w:w="90" w:type="dxa"/>
+              <w:left w:w="120" w:type="dxa"/>
+              <w:bottom w:w="90" w:type="dxa"/>
+              <w:right w:w="120" w:type="dxa"/>
+            </w:tcMar>
+            <w:vAlign w:val="center"/>
+          </w:tcPr>
+          <w:p>
+            <w:r>
+              <w:t>Dados, mídia e estáticos</w:t>
+            </w:r>
+          </w:p>
+        </w:tc>
+        <w:tc>
+          <w:tcPr>
+            <w:tcW w:type="dxa" w:w="6060"/>
+            <w:tcMar>
+              <w:top w:w="90" w:type="dxa"/>
+              <w:left w:w="120" w:type="dxa"/>
+              <w:bottom w:w="90" w:type="dxa"/>
+              <w:right w:w="120" w:type="dxa"/>
+            </w:tcMar>
+            <w:vAlign w:val="center"/>
+          </w:tcPr>
+          <w:p>
+            <w:r>
+              <w:t>C:\ProgramData\DeigoVarejo\Dados</w:t>
+            </w:r>
+          </w:p>
+        </w:tc>
+      </w:tr>
+      <w:tr>
+        <w:trPr>
+          <w:cantSplit/>
+        </w:trPr>
+        <w:tc>
+          <w:tcPr>
+            <w:tcW w:type="dxa" w:w="3300"/>
+            <w:shd w:fill="F5F9FD"/>
+            <w:tcMar>
+              <w:top w:w="90" w:type="dxa"/>
+              <w:left w:w="120" w:type="dxa"/>
+              <w:bottom w:w="90" w:type="dxa"/>
+              <w:right w:w="120" w:type="dxa"/>
+            </w:tcMar>
+            <w:vAlign w:val="center"/>
+          </w:tcPr>
+          <w:p>
+            <w:r>
+              <w:t>Backups</w:t>
+            </w:r>
+          </w:p>
+        </w:tc>
+        <w:tc>
+          <w:tcPr>
+            <w:tcW w:type="dxa" w:w="6060"/>
+            <w:shd w:fill="F5F9FD"/>
+            <w:tcMar>
+              <w:top w:w="90" w:type="dxa"/>
+              <w:left w:w="120" w:type="dxa"/>
+              <w:bottom w:w="90" w:type="dxa"/>
+              <w:right w:w="120" w:type="dxa"/>
+            </w:tcMar>
+            <w:vAlign w:val="center"/>
+          </w:tcPr>
+          <w:p>
+            <w:r>
+              <w:t>C:\ProgramData\DeigoVarejo\Backups</w:t>
+            </w:r>
+          </w:p>
+        </w:tc>
+      </w:tr>
+      <w:tr>
+        <w:trPr>
+          <w:cantSplit/>
+        </w:trPr>
+        <w:tc>
+          <w:tcPr>
+            <w:tcW w:type="dxa" w:w="3300"/>
+            <w:tcMar>
+              <w:top w:w="90" w:type="dxa"/>
+              <w:left w:w="120" w:type="dxa"/>
+              <w:bottom w:w="90" w:type="dxa"/>
+              <w:right w:w="120" w:type="dxa"/>
+            </w:tcMar>
+            <w:vAlign w:val="center"/>
+          </w:tcPr>
+          <w:p>
+            <w:r>
+              <w:t>Logs do serviço</w:t>
+            </w:r>
+          </w:p>
+        </w:tc>
+        <w:tc>
+          <w:tcPr>
+            <w:tcW w:type="dxa" w:w="6060"/>
+            <w:tcMar>
+              <w:top w:w="90" w:type="dxa"/>
+              <w:left w:w="120" w:type="dxa"/>
+              <w:bottom w:w="90" w:type="dxa"/>
+              <w:right w:w="120" w:type="dxa"/>
+            </w:tcMar>
+            <w:vAlign w:val="center"/>
+          </w:tcPr>
+          <w:p>
+            <w:r>
+              <w:t>C:\ProgramData\DeigoVarejo\ServidorLocal\logs</w:t>
+            </w:r>
+          </w:p>
+        </w:tc>
+      </w:tr>
+      <w:tr>
+        <w:trPr>
+          <w:cantSplit/>
+        </w:trPr>
+        <w:tc>
+          <w:tcPr>
+            <w:tcW w:type="dxa" w:w="3300"/>
+            <w:shd w:fill="F5F9FD"/>
+            <w:tcMar>
+              <w:top w:w="90" w:type="dxa"/>
+              <w:left w:w="120" w:type="dxa"/>
+              <w:bottom w:w="90" w:type="dxa"/>
+              <w:right w:w="120" w:type="dxa"/>
+            </w:tcMar>
+            <w:vAlign w:val="center"/>
+          </w:tcPr>
+          <w:p>
+            <w:r>
+              <w:t>Serviço Windows</w:t>
+            </w:r>
+          </w:p>
+        </w:tc>
+        <w:tc>
+          <w:tcPr>
+            <w:tcW w:type="dxa" w:w="6060"/>
+            <w:shd w:fill="F5F9FD"/>
+            <w:tcMar>
+              <w:top w:w="90" w:type="dxa"/>
+              <w:left w:w="120" w:type="dxa"/>
+              <w:bottom w:w="90" w:type="dxa"/>
+              <w:right w:w="120" w:type="dxa"/>
+            </w:tcMar>
+            <w:vAlign w:val="center"/>
+          </w:tcPr>
+          <w:p>
+            <w:r>
+              <w:t>DeigoVarejoServidorLocal</w:t>
+            </w:r>
+          </w:p>
+        </w:tc>
+      </w:tr>
+      <w:tr>
+        <w:trPr>
+          <w:cantSplit/>
+        </w:trPr>
+        <w:tc>
+          <w:tcPr>
+            <w:tcW w:type="dxa" w:w="3300"/>
+            <w:tcMar>
+              <w:top w:w="90" w:type="dxa"/>
+              <w:left w:w="120" w:type="dxa"/>
+              <w:bottom w:w="90" w:type="dxa"/>
+              <w:right w:w="120" w:type="dxa"/>
+            </w:tcMar>
+            <w:vAlign w:val="center"/>
+          </w:tcPr>
+          <w:p>
+            <w:r>
+              <w:t>Acesso local de exemplo</w:t>
+            </w:r>
+          </w:p>
+        </w:tc>
+        <w:tc>
+          <w:tcPr>
+            <w:tcW w:type="dxa" w:w="6060"/>
+            <w:tcMar>
+              <w:top w:w="90" w:type="dxa"/>
+              <w:left w:w="120" w:type="dxa"/>
+              <w:bottom w:w="90" w:type="dxa"/>
+              <w:right w:w="120" w:type="dxa"/>
+            </w:tcMar>
+            <w:vAlign w:val="center"/>
+          </w:tcPr>
+          <w:p>
+            <w:r>
+              <w:t>http://127.0.0.1:8001/login/</w:t>
+            </w:r>
+          </w:p>
+        </w:tc>
+      </w:tr>
+    </w:tbl>
+    <w:p>
+      <w:pPr>
+        <w:spacing w:after="0"/>
+      </w:pPr>
+    </w:p>
+    <w:p>
+      <w:r>
+        <w:br w:type="page"/>
+      </w:r>
+    </w:p>
+    <w:p>
+      <w:pPr>
         <w:pStyle w:val="Heading1"/>
+        <w:keepNext/>
       </w:pPr>
       <w:r>
-        <w:t>7. Restaurar backup</w:t>
+        <w:t>1. Segurança antes da manutenção</w:t>
       </w:r>
     </w:p>
     <w:tbl>
       <w:tblPr>
         <w:tblW w:type="dxa" w:w="9360"/>
-        <w:jc w:val="left"/>
+        <w:jc w:val="center"/>
         <w:tblLayout w:type="fixed"/>
         <w:tblLook w:firstColumn="1" w:firstRow="1" w:lastColumn="0" w:lastRow="0" w:noHBand="0" w:noVBand="1" w:val="04A0"/>
-        <w:tblInd w:w="120" w:type="dxa"/>
       </w:tblPr>
       <w:tblGrid>
         <w:gridCol w:w="9360"/>
@@ -1359,42 +987,28 @@
         <w:tc>
           <w:tcPr>
             <w:tcW w:type="dxa" w:w="9360"/>
+            <w:shd w:fill="FFF4E5"/>
             <w:tcMar>
-              <w:top w:w="80" w:type="dxa"/>
-              <w:left w:w="120" w:type="dxa"/>
-              <w:bottom w:w="80" w:type="dxa"/>
-              <w:right w:w="120" w:type="dxa"/>
+              <w:top w:w="130" w:type="dxa"/>
+              <w:left w:w="170" w:type="dxa"/>
+              <w:bottom w:w="130" w:type="dxa"/>
+              <w:right w:w="170" w:type="dxa"/>
             </w:tcMar>
-            <w:shd w:fill="FFF4DC"/>
           </w:tcPr>
           <w:p>
-            <w:pPr>
-              <w:spacing w:after="40"/>
-            </w:pPr>
             <w:r>
               <w:rPr>
-                <w:rFonts w:ascii="Calibri" w:hAnsi="Calibri"/>
                 <w:b/>
-                <w:i w:val="0"/>
-                <w:color w:val="D99000"/>
-                <w:sz w:val="21"/>
+                <w:color w:val="A85A00"/>
               </w:rPr>
-              <w:t>Atenção</w:t>
+              <w:t>PowerShell elevado</w:t>
+              <w:br/>
             </w:r>
-          </w:p>
-          <w:p>
-            <w:pPr>
-              <w:spacing w:after="0"/>
-            </w:pPr>
             <w:r>
               <w:rPr>
-                <w:rFonts w:ascii="Calibri" w:hAnsi="Calibri"/>
-                <w:b w:val="0"/>
-                <w:i w:val="0"/>
-                <w:color w:val="14233B"/>
-                <w:sz w:val="20"/>
+                <w:color w:val="26364A"/>
               </w:rPr>
-              <w:t>Restauração altera dados. Valide primeiro e execute a restauração somente em janela aprovada, com o backup original preservado.</w:t>
+              <w:t>Serviço, firewall, tarefa agendada e instalação exigem PowerShell aberto com Executar como administrador.</w:t>
             </w:r>
           </w:p>
         </w:tc>
@@ -1402,383 +1016,148 @@
     </w:tbl>
     <w:p>
       <w:pPr>
-        <w:spacing w:after="20"/>
+        <w:spacing w:after="0"/>
       </w:pPr>
     </w:p>
     <w:p>
       <w:pPr>
-        <w:keepNext/>
-        <w:spacing w:before="80" w:after="40"/>
+        <w:ind w:left="259"/>
       </w:pPr>
       <w:r>
         <w:rPr>
-          <w:rFonts w:ascii="Calibri" w:hAnsi="Calibri"/>
-          <w:b/>
-          <w:i w:val="0"/>
-          <w:color w:val="092B66"/>
-          <w:sz w:val="22"/>
+          <w:rFonts w:ascii="Segoe UI Symbol" w:hAnsi="Segoe UI Symbol"/>
         </w:rPr>
-        <w:t>1. Validar sem alterar o servidor</w:t>
+        <w:t>☐  Confirmar qual empresa, servidor, IP, porta e versão serão alterados.</w:t>
       </w:r>
     </w:p>
     <w:p>
       <w:pPr>
-        <w:keepLines/>
-        <w:spacing w:before="40" w:after="160" w:line="240" w:lineRule="auto"/>
-        <w:ind w:left="173" w:right="173"/>
-        <w:shd w:fill="F2F4F7"/>
+        <w:ind w:left="259"/>
       </w:pPr>
       <w:r>
         <w:rPr>
-          <w:rFonts w:ascii="Consolas" w:hAnsi="Consolas"/>
-          <w:b w:val="0"/>
-          <w:i w:val="0"/>
-          <w:color w:val="14233B"/>
-          <w:sz w:val="17"/>
+          <w:rFonts w:ascii="Segoe UI Symbol" w:hAnsi="Segoe UI Symbol"/>
         </w:rPr>
-        <w:t>.\scripts\restore_local_backup.ps1 `</w:t>
-      </w:r>
-      <w:r>
-        <w:br/>
-      </w:r>
-      <w:r>
-        <w:rPr>
-          <w:rFonts w:ascii="Consolas" w:hAnsi="Consolas"/>
-          <w:b w:val="0"/>
-          <w:i w:val="0"/>
-          <w:color w:val="14233B"/>
-          <w:sz w:val="17"/>
-        </w:rPr>
-        <w:t xml:space="preserve">  -BackupPath "C:\ProgramData\DeigoVarejo\Backups\arquivo.zip" `</w:t>
-      </w:r>
-      <w:r>
-        <w:br/>
-      </w:r>
-      <w:r>
-        <w:rPr>
-          <w:rFonts w:ascii="Consolas" w:hAnsi="Consolas"/>
-          <w:b w:val="0"/>
-          <w:i w:val="0"/>
-          <w:color w:val="14233B"/>
-          <w:sz w:val="17"/>
-        </w:rPr>
-        <w:t xml:space="preserve">  -Port 8001 `</w:t>
-      </w:r>
-      <w:r>
-        <w:br/>
-      </w:r>
-      <w:r>
-        <w:rPr>
-          <w:rFonts w:ascii="Consolas" w:hAnsi="Consolas"/>
-          <w:b w:val="0"/>
-          <w:i w:val="0"/>
-          <w:color w:val="14233B"/>
-          <w:sz w:val="17"/>
-        </w:rPr>
-        <w:t xml:space="preserve">  -ValidarSomente</w:t>
+        <w:t>☐  Confirmar que o backup mais recente existe e possui arquivo .sha256.</w:t>
       </w:r>
     </w:p>
     <w:p>
       <w:pPr>
-        <w:keepNext/>
-        <w:spacing w:before="80" w:after="40"/>
+        <w:ind w:left="259"/>
       </w:pPr>
       <w:r>
         <w:rPr>
-          <w:rFonts w:ascii="Calibri" w:hAnsi="Calibri"/>
-          <w:b/>
-          <w:i w:val="0"/>
-          <w:color w:val="092B66"/>
-          <w:sz w:val="22"/>
+          <w:rFonts w:ascii="Segoe UI Symbol" w:hAnsi="Segoe UI Symbol"/>
         </w:rPr>
-        <w:t>2. Confirmar a restauração</w:t>
+        <w:t>☐  Guardar uma cópia externa do backup antes de atualização importante.</w:t>
       </w:r>
     </w:p>
     <w:p>
       <w:pPr>
-        <w:keepLines/>
-        <w:spacing w:before="40" w:after="160" w:line="240" w:lineRule="auto"/>
-        <w:ind w:left="173" w:right="173"/>
-        <w:shd w:fill="F2F4F7"/>
+        <w:ind w:left="259"/>
       </w:pPr>
       <w:r>
         <w:rPr>
-          <w:rFonts w:ascii="Consolas" w:hAnsi="Consolas"/>
-          <w:b w:val="0"/>
-          <w:i w:val="0"/>
-          <w:color w:val="14233B"/>
-          <w:sz w:val="17"/>
+          <w:rFonts w:ascii="Segoe UI Symbol" w:hAnsi="Segoe UI Symbol"/>
         </w:rPr>
-        <w:t>.\scripts\restore_local_backup.ps1 `</w:t>
-      </w:r>
-      <w:r>
-        <w:br/>
-      </w:r>
-      <w:r>
-        <w:rPr>
-          <w:rFonts w:ascii="Consolas" w:hAnsi="Consolas"/>
-          <w:b w:val="0"/>
-          <w:i w:val="0"/>
-          <w:color w:val="14233B"/>
-          <w:sz w:val="17"/>
-        </w:rPr>
-        <w:t xml:space="preserve">  -BackupPath "C:\ProgramData\DeigoVarejo\Backups\arquivo.zip" `</w:t>
-      </w:r>
-      <w:r>
-        <w:br/>
-      </w:r>
-      <w:r>
-        <w:rPr>
-          <w:rFonts w:ascii="Consolas" w:hAnsi="Consolas"/>
-          <w:b w:val="0"/>
-          <w:i w:val="0"/>
-          <w:color w:val="14233B"/>
-          <w:sz w:val="17"/>
-        </w:rPr>
-        <w:t xml:space="preserve">  -Port 8001 `</w:t>
-      </w:r>
-      <w:r>
-        <w:br/>
-      </w:r>
-      <w:r>
-        <w:rPr>
-          <w:rFonts w:ascii="Consolas" w:hAnsi="Consolas"/>
-          <w:b w:val="0"/>
-          <w:i w:val="0"/>
-          <w:color w:val="14233B"/>
-          <w:sz w:val="17"/>
-        </w:rPr>
-        <w:t xml:space="preserve">  -ConfirmarRestauracao</w:t>
+        <w:t>☐  Não compartilhar .env, senhas, certificados, chaves de ativação ou backup em repositório público.</w:t>
       </w:r>
     </w:p>
     <w:p>
       <w:pPr>
-        <w:pStyle w:val="Heading1"/>
+        <w:ind w:left="259"/>
       </w:pPr>
       <w:r>
-        <w:t>8. Execução manual para manutenção</w:t>
+        <w:rPr>
+          <w:rFonts w:ascii="Segoe UI Symbol" w:hAnsi="Segoe UI Symbol"/>
+        </w:rPr>
+        <w:t>☐  Não abrir a porta 5432 do PostgreSQL para a rede; somente o ERP deve acessar o banco.</w:t>
       </w:r>
     </w:p>
     <w:p>
+      <w:pPr>
+        <w:ind w:left="259"/>
+      </w:pPr>
       <w:r>
-        <w:t>Use este modo somente para diagnóstico. O serviço deve estar parado para não disputar a mesma porta.</w:t>
+        <w:rPr>
+          <w:rFonts w:ascii="Segoe UI Symbol" w:hAnsi="Segoe UI Symbol"/>
+        </w:rPr>
+        <w:t>☐  Planejar janela de manutenção e avisar os caixas antes de reiniciar o serviço.</w:t>
       </w:r>
     </w:p>
     <w:p>
       <w:pPr>
-        <w:keepLines/>
-        <w:spacing w:before="40" w:after="160" w:line="240" w:lineRule="auto"/>
-        <w:ind w:left="173" w:right="173"/>
-        <w:shd w:fill="F2F4F7"/>
+        <w:pStyle w:val="Heading2"/>
+        <w:keepNext/>
       </w:pPr>
       <w:r>
-        <w:rPr>
-          <w:rFonts w:ascii="Consolas" w:hAnsi="Consolas"/>
-          <w:b w:val="0"/>
-          <w:i w:val="0"/>
-          <w:color w:val="14233B"/>
-          <w:sz w:val="17"/>
-        </w:rPr>
-        <w:t>Stop-Service DeigoVarejoServidorLocal</w:t>
-      </w:r>
-      <w:r>
-        <w:br/>
-      </w:r>
-      <w:r>
-        <w:rPr>
-          <w:rFonts w:ascii="Consolas" w:hAnsi="Consolas"/>
-          <w:b w:val="0"/>
-          <w:i w:val="0"/>
-          <w:color w:val="14233B"/>
-          <w:sz w:val="17"/>
-        </w:rPr>
-        <w:t>cd C:\DeTecServer\app</w:t>
-      </w:r>
-      <w:r>
-        <w:br/>
-      </w:r>
-      <w:r>
-        <w:rPr>
-          <w:rFonts w:ascii="Consolas" w:hAnsi="Consolas"/>
-          <w:b w:val="0"/>
-          <w:i w:val="0"/>
-          <w:color w:val="14233B"/>
-          <w:sz w:val="17"/>
-        </w:rPr>
-        <w:t>.\scripts\run_local_server.ps1 -Bind "0.0.0.0" -Port 8001</w:t>
+        <w:t>O que nunca fazer</w:t>
       </w:r>
     </w:p>
     <w:p>
+      <w:pPr>
+        <w:pStyle w:val="ListBullet"/>
+      </w:pPr>
       <w:r>
-        <w:t>Para encerrar, pressione Ctrl+C. Depois, volte ao serviço normal:</w:t>
+        <w:t>Apagar C:\ProgramData\DeigoVarejo antes de validar um backup.</w:t>
       </w:r>
     </w:p>
     <w:p>
       <w:pPr>
-        <w:keepLines/>
-        <w:spacing w:before="40" w:after="160" w:line="240" w:lineRule="auto"/>
-        <w:ind w:left="173" w:right="173"/>
-        <w:shd w:fill="F2F4F7"/>
+        <w:pStyle w:val="ListBullet"/>
       </w:pPr>
       <w:r>
-        <w:rPr>
-          <w:rFonts w:ascii="Consolas" w:hAnsi="Consolas"/>
-          <w:b w:val="0"/>
-          <w:i w:val="0"/>
-          <w:color w:val="14233B"/>
-          <w:sz w:val="17"/>
-        </w:rPr>
-        <w:t>Start-Service DeigoVarejoServidorLocal</w:t>
+        <w:t>Editar arquivos dentro do ZIP e esperar que a instalação já existente seja atualizada.</w:t>
       </w:r>
     </w:p>
     <w:p>
       <w:pPr>
-        <w:pStyle w:val="Heading1"/>
+        <w:pStyle w:val="ListBullet"/>
       </w:pPr>
       <w:r>
-        <w:t>9. Atualizar o sistema</w:t>
+        <w:t>Executar manage.py runserver como servidor permanente da loja.</w:t>
       </w:r>
     </w:p>
     <w:p>
       <w:pPr>
-        <w:keepNext/>
-        <w:spacing w:before="80" w:after="40"/>
+        <w:pStyle w:val="ListBullet"/>
       </w:pPr>
       <w:r>
-        <w:rPr>
-          <w:rFonts w:ascii="Calibri" w:hAnsi="Calibri"/>
-          <w:b/>
-          <w:i w:val="0"/>
-          <w:color w:val="092B66"/>
-          <w:sz w:val="22"/>
-        </w:rPr>
-        <w:t>1. Extraia completamente o novo pacote</w:t>
+        <w:t>Trocar SECRET_KEY ou FISCAL_CERTIFICATE_KEY sem plano de migração e cópia segura.</w:t>
       </w:r>
     </w:p>
     <w:p>
       <w:pPr>
-        <w:spacing w:after="80"/>
-        <w:ind w:left="288"/>
+        <w:pStyle w:val="ListBullet"/>
       </w:pPr>
       <w:r>
-        <w:t>Não execute o instalador diretamente de dentro do ZIP.</w:t>
+        <w:t>Copiar o .env de uma empresa para outra.</w:t>
       </w:r>
     </w:p>
     <w:p>
       <w:pPr>
+        <w:pStyle w:val="Heading1"/>
         <w:keepNext/>
-        <w:spacing w:before="80" w:after="40"/>
       </w:pPr>
       <w:r>
-        <w:rPr>
-          <w:rFonts w:ascii="Calibri" w:hAnsi="Calibri"/>
-          <w:b/>
-          <w:i w:val="0"/>
-          <w:color w:val="092B66"/>
-          <w:sz w:val="22"/>
-        </w:rPr>
-        <w:t>2. Execute Instalar DeTec Server.exe</w:t>
+        <w:t>2. Serviço e acesso diário</w:t>
       </w:r>
     </w:p>
     <w:p>
       <w:pPr>
-        <w:spacing w:after="80"/>
-        <w:ind w:left="288"/>
+        <w:pStyle w:val="Heading2"/>
+        <w:keepNext/>
       </w:pPr>
       <w:r>
-        <w:t>Aceite a elevação administrativa do Windows.</w:t>
-      </w:r>
-    </w:p>
-    <w:p>
-      <w:pPr>
-        <w:keepNext/>
-        <w:spacing w:before="80" w:after="40"/>
-      </w:pPr>
-      <w:r>
-        <w:rPr>
-          <w:rFonts w:ascii="Calibri" w:hAnsi="Calibri"/>
-          <w:b/>
-          <w:i w:val="0"/>
-          <w:color w:val="092B66"/>
-          <w:sz w:val="22"/>
-        </w:rPr>
-        <w:t>3. Informe o IP e a porta atuais</w:t>
-      </w:r>
-    </w:p>
-    <w:p>
-      <w:pPr>
-        <w:spacing w:after="80"/>
-        <w:ind w:left="288"/>
-      </w:pPr>
-      <w:r>
-        <w:t>Para esta instalação, use a mesma porta 8001.</w:t>
-      </w:r>
-    </w:p>
-    <w:p>
-      <w:pPr>
-        <w:keepNext/>
-        <w:spacing w:before="80" w:after="40"/>
-      </w:pPr>
-      <w:r>
-        <w:rPr>
-          <w:rFonts w:ascii="Calibri" w:hAnsi="Calibri"/>
-          <w:b/>
-          <w:i w:val="0"/>
-          <w:color w:val="092B66"/>
-          <w:sz w:val="22"/>
-        </w:rPr>
-        <w:t>4. Escolha Instalar ou atualizar</w:t>
-      </w:r>
-    </w:p>
-    <w:p>
-      <w:pPr>
-        <w:spacing w:after="80"/>
-        <w:ind w:left="288"/>
-      </w:pPr>
-      <w:r>
-        <w:t>O instalador reutiliza componentes válidos e preserva banco, usuários, .env e mídia.</w:t>
-      </w:r>
-    </w:p>
-    <w:p>
-      <w:pPr>
-        <w:keepNext/>
-        <w:spacing w:before="80" w:after="40"/>
-      </w:pPr>
-      <w:r>
-        <w:rPr>
-          <w:rFonts w:ascii="Calibri" w:hAnsi="Calibri"/>
-          <w:b/>
-          <w:i w:val="0"/>
-          <w:color w:val="092B66"/>
-          <w:sz w:val="22"/>
-        </w:rPr>
-        <w:t>5. Confirme o healthcheck</w:t>
-      </w:r>
-    </w:p>
-    <w:p>
-      <w:pPr>
-        <w:spacing w:after="80"/>
-        <w:ind w:left="288"/>
-      </w:pPr>
-      <w:r>
-        <w:t>Abra /login/ e verifique as Centrais do DeTec PDV e DeTec Admin.</w:t>
-      </w:r>
-    </w:p>
-    <w:p>
-      <w:pPr>
-        <w:pStyle w:val="Heading1"/>
-      </w:pPr>
-      <w:r>
-        <w:t>10. Desinstalação segura</w:t>
+        <w:t>Consultar, iniciar, parar e reiniciar</w:t>
       </w:r>
     </w:p>
     <w:tbl>
       <w:tblPr>
         <w:tblW w:type="dxa" w:w="9360"/>
-        <w:jc w:val="left"/>
+        <w:jc w:val="center"/>
         <w:tblLayout w:type="fixed"/>
         <w:tblLook w:firstColumn="1" w:firstRow="1" w:lastColumn="0" w:lastRow="0" w:noHBand="0" w:noVBand="1" w:val="04A0"/>
-        <w:tblInd w:w="120" w:type="dxa"/>
       </w:tblPr>
       <w:tblGrid>
         <w:gridCol w:w="9360"/>
@@ -1787,42 +1166,58 @@
         <w:tc>
           <w:tcPr>
             <w:tcW w:type="dxa" w:w="9360"/>
+            <w:shd w:fill="F2F4F7"/>
             <w:tcMar>
-              <w:top w:w="80" w:type="dxa"/>
-              <w:left w:w="120" w:type="dxa"/>
-              <w:bottom w:w="80" w:type="dxa"/>
-              <w:right w:w="120" w:type="dxa"/>
+              <w:top w:w="110" w:type="dxa"/>
+              <w:left w:w="150" w:type="dxa"/>
+              <w:bottom w:w="110" w:type="dxa"/>
+              <w:right w:w="150" w:type="dxa"/>
             </w:tcMar>
-            <w:shd w:fill="FFF4DC"/>
           </w:tcPr>
-          <w:p>
-            <w:pPr>
-              <w:spacing w:after="40"/>
-            </w:pPr>
-            <w:r>
-              <w:rPr>
-                <w:rFonts w:ascii="Calibri" w:hAnsi="Calibri"/>
-                <w:b/>
-                <w:i w:val="0"/>
-                <w:color w:val="D99000"/>
-                <w:sz w:val="21"/>
-              </w:rPr>
-              <w:t>Não basta apagar C:\DeTecServer</w:t>
-            </w:r>
-          </w:p>
           <w:p>
             <w:pPr>
               <w:spacing w:after="0"/>
             </w:pPr>
             <w:r>
               <w:rPr>
-                <w:rFonts w:ascii="Calibri" w:hAnsi="Calibri"/>
-                <w:b w:val="0"/>
-                <w:i w:val="0"/>
-                <w:color w:val="14233B"/>
-                <w:sz w:val="20"/>
+                <w:rFonts w:ascii="Consolas" w:hAnsi="Consolas"/>
+                <w:color w:val="1F2937"/>
+                <w:sz w:val="17"/>
               </w:rPr>
-              <w:t>Essa ação deixaria serviço, firewall, banco e dados no computador. Siga a ordem abaixo.</w:t>
+              <w:t>Get-Service DeigoVarejoServidorLocal</w:t>
+            </w:r>
+            <w:r>
+              <w:br/>
+            </w:r>
+            <w:r>
+              <w:rPr>
+                <w:rFonts w:ascii="Consolas" w:hAnsi="Consolas"/>
+                <w:color w:val="1F2937"/>
+                <w:sz w:val="17"/>
+              </w:rPr>
+              <w:t>Start-Service DeigoVarejoServidorLocal</w:t>
+            </w:r>
+            <w:r>
+              <w:br/>
+            </w:r>
+            <w:r>
+              <w:rPr>
+                <w:rFonts w:ascii="Consolas" w:hAnsi="Consolas"/>
+                <w:color w:val="1F2937"/>
+                <w:sz w:val="17"/>
+              </w:rPr>
+              <w:t>Stop-Service DeigoVarejoServidorLocal</w:t>
+            </w:r>
+            <w:r>
+              <w:br/>
+            </w:r>
+            <w:r>
+              <w:rPr>
+                <w:rFonts w:ascii="Consolas" w:hAnsi="Consolas"/>
+                <w:color w:val="1F2937"/>
+                <w:sz w:val="17"/>
+              </w:rPr>
+              <w:t>Restart-Service DeigoVarejoServidorLocal</w:t>
             </w:r>
           </w:p>
         </w:tc>
@@ -1830,204 +1225,20 @@
     </w:tbl>
     <w:p>
       <w:pPr>
-        <w:spacing w:after="20"/>
+        <w:spacing w:after="0"/>
       </w:pPr>
     </w:p>
     <w:p>
-      <w:pPr>
-        <w:keepNext/>
-        <w:spacing w:before="80" w:after="40"/>
-      </w:pPr>
       <w:r>
-        <w:rPr>
-          <w:rFonts w:ascii="Calibri" w:hAnsi="Calibri"/>
-          <w:b/>
-          <w:i w:val="0"/>
-          <w:color w:val="092B66"/>
-          <w:sz w:val="22"/>
-        </w:rPr>
-        <w:t>1. Gere o backup final</w:t>
-      </w:r>
-    </w:p>
-    <w:p>
-      <w:pPr>
-        <w:keepLines/>
-        <w:spacing w:before="40" w:after="160" w:line="240" w:lineRule="auto"/>
-        <w:ind w:left="173" w:right="173"/>
-        <w:shd w:fill="F2F4F7"/>
-      </w:pPr>
-      <w:r>
-        <w:rPr>
-          <w:rFonts w:ascii="Consolas" w:hAnsi="Consolas"/>
-          <w:b w:val="0"/>
-          <w:i w:val="0"/>
-          <w:color w:val="14233B"/>
-          <w:sz w:val="17"/>
-        </w:rPr>
-        <w:t>cd C:\DeTecServer\app</w:t>
-      </w:r>
-      <w:r>
-        <w:br/>
-      </w:r>
-      <w:r>
-        <w:rPr>
-          <w:rFonts w:ascii="Consolas" w:hAnsi="Consolas"/>
-          <w:b w:val="0"/>
-          <w:i w:val="0"/>
-          <w:color w:val="14233B"/>
-          <w:sz w:val="17"/>
-        </w:rPr>
-        <w:t>.\scripts\backup_local.ps1 -IncluirLogs</w:t>
-      </w:r>
-    </w:p>
-    <w:p>
-      <w:pPr>
-        <w:keepNext/>
-        <w:spacing w:before="80" w:after="40"/>
-      </w:pPr>
-      <w:r>
-        <w:rPr>
-          <w:rFonts w:ascii="Calibri" w:hAnsi="Calibri"/>
-          <w:b/>
-          <w:i w:val="0"/>
-          <w:color w:val="092B66"/>
-          <w:sz w:val="22"/>
-        </w:rPr>
-        <w:t>2. Remova o serviço e seus arquivos</w:t>
-      </w:r>
-    </w:p>
-    <w:p>
-      <w:pPr>
-        <w:keepLines/>
-        <w:spacing w:before="40" w:after="160" w:line="240" w:lineRule="auto"/>
-        <w:ind w:left="173" w:right="173"/>
-        <w:shd w:fill="F2F4F7"/>
-      </w:pPr>
-      <w:r>
-        <w:rPr>
-          <w:rFonts w:ascii="Consolas" w:hAnsi="Consolas"/>
-          <w:b w:val="0"/>
-          <w:i w:val="0"/>
-          <w:color w:val="14233B"/>
-          <w:sz w:val="17"/>
-        </w:rPr>
-        <w:t>.\scripts\uninstall_local_server_service.ps1 -RemoveServiceFiles</w:t>
-      </w:r>
-    </w:p>
-    <w:p>
-      <w:pPr>
-        <w:keepNext/>
-        <w:spacing w:before="80" w:after="40"/>
-      </w:pPr>
-      <w:r>
-        <w:rPr>
-          <w:rFonts w:ascii="Calibri" w:hAnsi="Calibri"/>
-          <w:b/>
-          <w:i w:val="0"/>
-          <w:color w:val="092B66"/>
-          <w:sz w:val="22"/>
-        </w:rPr>
-        <w:t>3. Remova a regra de firewall da porta</w:t>
-      </w:r>
-    </w:p>
-    <w:p>
-      <w:pPr>
-        <w:keepLines/>
-        <w:spacing w:before="40" w:after="160" w:line="240" w:lineRule="auto"/>
-        <w:ind w:left="173" w:right="173"/>
-        <w:shd w:fill="F2F4F7"/>
-      </w:pPr>
-      <w:r>
-        <w:rPr>
-          <w:rFonts w:ascii="Consolas" w:hAnsi="Consolas"/>
-          <w:b w:val="0"/>
-          <w:i w:val="0"/>
-          <w:color w:val="14233B"/>
-          <w:sz w:val="17"/>
-        </w:rPr>
-        <w:t>Get-NetFirewallRule `</w:t>
-      </w:r>
-      <w:r>
-        <w:br/>
-      </w:r>
-      <w:r>
-        <w:rPr>
-          <w:rFonts w:ascii="Consolas" w:hAnsi="Consolas"/>
-          <w:b w:val="0"/>
-          <w:i w:val="0"/>
-          <w:color w:val="14233B"/>
-          <w:sz w:val="17"/>
-        </w:rPr>
-        <w:t xml:space="preserve">  -DisplayName "DeTec Server - rede privada - porta 8001" `</w:t>
-      </w:r>
-      <w:r>
-        <w:br/>
-      </w:r>
-      <w:r>
-        <w:rPr>
-          <w:rFonts w:ascii="Consolas" w:hAnsi="Consolas"/>
-          <w:b w:val="0"/>
-          <w:i w:val="0"/>
-          <w:color w:val="14233B"/>
-          <w:sz w:val="17"/>
-        </w:rPr>
-        <w:t xml:space="preserve">  -ErrorAction SilentlyContinue | Remove-NetFirewallRule</w:t>
-      </w:r>
-    </w:p>
-    <w:p>
-      <w:pPr>
-        <w:keepNext/>
-        <w:spacing w:before="80" w:after="40"/>
-      </w:pPr>
-      <w:r>
-        <w:rPr>
-          <w:rFonts w:ascii="Calibri" w:hAnsi="Calibri"/>
-          <w:b/>
-          <w:i w:val="0"/>
-          <w:color w:val="092B66"/>
-          <w:sz w:val="22"/>
-        </w:rPr>
-        <w:t>4. Remova código e runtime somente após conferir o backup</w:t>
-      </w:r>
-    </w:p>
-    <w:p>
-      <w:pPr>
-        <w:keepLines/>
-        <w:spacing w:before="40" w:after="160" w:line="240" w:lineRule="auto"/>
-        <w:ind w:left="173" w:right="173"/>
-        <w:shd w:fill="F2F4F7"/>
-      </w:pPr>
-      <w:r>
-        <w:rPr>
-          <w:rFonts w:ascii="Consolas" w:hAnsi="Consolas"/>
-          <w:b w:val="0"/>
-          <w:i w:val="0"/>
-          <w:color w:val="14233B"/>
-          <w:sz w:val="17"/>
-        </w:rPr>
-        <w:t>Remove-Item "C:\DeTecServer" -Recurse -Force</w:t>
-      </w:r>
-      <w:r>
-        <w:br/>
-      </w:r>
-      <w:r>
-        <w:rPr>
-          <w:rFonts w:ascii="Consolas" w:hAnsi="Consolas"/>
-          <w:b w:val="0"/>
-          <w:i w:val="0"/>
-          <w:color w:val="14233B"/>
-          <w:sz w:val="17"/>
-        </w:rPr>
-        <w:t>Remove-Item "C:\ProgramData\DeTecServer" -Recurse -Force</w:t>
+        <w:t>Após iniciar ou reiniciar, valide o endereço configurado para a instalação:</w:t>
       </w:r>
     </w:p>
     <w:tbl>
       <w:tblPr>
         <w:tblW w:type="dxa" w:w="9360"/>
-        <w:jc w:val="left"/>
+        <w:jc w:val="center"/>
         <w:tblLayout w:type="fixed"/>
         <w:tblLook w:firstColumn="1" w:firstRow="1" w:lastColumn="0" w:lastRow="0" w:noHBand="0" w:noVBand="1" w:val="04A0"/>
-        <w:tblInd w:w="120" w:type="dxa"/>
       </w:tblPr>
       <w:tblGrid>
         <w:gridCol w:w="9360"/>
@@ -2036,42 +1247,25 @@
         <w:tc>
           <w:tcPr>
             <w:tcW w:type="dxa" w:w="9360"/>
+            <w:shd w:fill="F2F4F7"/>
             <w:tcMar>
-              <w:top w:w="80" w:type="dxa"/>
-              <w:left w:w="120" w:type="dxa"/>
-              <w:bottom w:w="80" w:type="dxa"/>
-              <w:right w:w="120" w:type="dxa"/>
+              <w:top w:w="110" w:type="dxa"/>
+              <w:left w:w="150" w:type="dxa"/>
+              <w:bottom w:w="110" w:type="dxa"/>
+              <w:right w:w="150" w:type="dxa"/>
             </w:tcMar>
-            <w:shd w:fill="FFF4DC"/>
           </w:tcPr>
-          <w:p>
-            <w:pPr>
-              <w:spacing w:after="40"/>
-            </w:pPr>
-            <w:r>
-              <w:rPr>
-                <w:rFonts w:ascii="Calibri" w:hAnsi="Calibri"/>
-                <w:b/>
-                <w:i w:val="0"/>
-                <w:color w:val="D99000"/>
-                <w:sz w:val="21"/>
-              </w:rPr>
-              <w:t>Dados que devem ser preservados até a confirmação</w:t>
-            </w:r>
-          </w:p>
           <w:p>
             <w:pPr>
               <w:spacing w:after="0"/>
             </w:pPr>
             <w:r>
               <w:rPr>
-                <w:rFonts w:ascii="Calibri" w:hAnsi="Calibri"/>
-                <w:b w:val="0"/>
-                <w:i w:val="0"/>
-                <w:color w:val="14233B"/>
-                <w:sz w:val="20"/>
+                <w:rFonts w:ascii="Consolas" w:hAnsi="Consolas"/>
+                <w:color w:val="1F2937"/>
+                <w:sz w:val="17"/>
               </w:rPr>
-              <w:t>C:\ProgramData\DeigoVarejo\Dados e C:\ProgramData\DeigoVarejo\Backups. O PostgreSQL deve ser tratado separadamente e não deve ser desinstalado sem verificar se atende outros sistemas.</w:t>
+              <w:t>Invoke-WebRequest http://127.0.0.1:8001/login/ -UseBasicParsing</w:t>
             </w:r>
           </w:p>
         </w:tc>
@@ -2079,20 +1273,2633 @@
     </w:tbl>
     <w:p>
       <w:pPr>
-        <w:spacing w:after="20"/>
+        <w:spacing w:after="0"/>
       </w:pPr>
     </w:p>
     <w:p>
-      <w:pPr>
-        <w:pStyle w:val="Heading1"/>
-      </w:pPr>
       <w:r>
-        <w:t>11. Remover aplicativos desktop</w:t>
+        <w:t>Um status HTTP 200 indica que a tela de login respondeu. Redirecionamentos 301/302 também podem ser normais em rotas autenticadas.</w:t>
       </w:r>
     </w:p>
     <w:p>
       <w:pPr>
         <w:pStyle w:val="Heading2"/>
+        <w:keepNext/>
+      </w:pPr>
+      <w:r>
+        <w:t>Descobrir o endereço da rede</w:t>
+      </w:r>
+    </w:p>
+    <w:tbl>
+      <w:tblPr>
+        <w:tblW w:type="dxa" w:w="9360"/>
+        <w:jc w:val="center"/>
+        <w:tblLayout w:type="fixed"/>
+        <w:tblLook w:firstColumn="1" w:firstRow="1" w:lastColumn="0" w:lastRow="0" w:noHBand="0" w:noVBand="1" w:val="04A0"/>
+      </w:tblPr>
+      <w:tblGrid>
+        <w:gridCol w:w="9360"/>
+      </w:tblGrid>
+      <w:tr>
+        <w:tc>
+          <w:tcPr>
+            <w:tcW w:type="dxa" w:w="9360"/>
+            <w:shd w:fill="F2F4F7"/>
+            <w:tcMar>
+              <w:top w:w="110" w:type="dxa"/>
+              <w:left w:w="150" w:type="dxa"/>
+              <w:bottom w:w="110" w:type="dxa"/>
+              <w:right w:w="150" w:type="dxa"/>
+            </w:tcMar>
+          </w:tcPr>
+          <w:p>
+            <w:pPr>
+              <w:spacing w:after="0"/>
+            </w:pPr>
+            <w:r>
+              <w:rPr>
+                <w:rFonts w:ascii="Consolas" w:hAnsi="Consolas"/>
+                <w:color w:val="1F2937"/>
+                <w:sz w:val="17"/>
+              </w:rPr>
+              <w:t>ipconfig</w:t>
+            </w:r>
+            <w:r>
+              <w:br/>
+            </w:r>
+            <w:r>
+              <w:rPr>
+                <w:rFonts w:ascii="Consolas" w:hAnsi="Consolas"/>
+                <w:color w:val="1F2937"/>
+                <w:sz w:val="17"/>
+              </w:rPr>
+              <w:t>Get-NetIPAddress -AddressFamily IPv4 | Where-Object {$_.IPAddress -notlike '169.254*'}</w:t>
+            </w:r>
+          </w:p>
+        </w:tc>
+      </w:tr>
+    </w:tbl>
+    <w:p>
+      <w:pPr>
+        <w:spacing w:after="0"/>
+      </w:pPr>
+    </w:p>
+    <w:tbl>
+      <w:tblPr>
+        <w:tblW w:type="dxa" w:w="9360"/>
+        <w:jc w:val="center"/>
+        <w:tblLayout w:type="fixed"/>
+        <w:tblLook w:firstColumn="1" w:firstRow="1" w:lastColumn="0" w:lastRow="0" w:noHBand="0" w:noVBand="1" w:val="04A0"/>
+      </w:tblPr>
+      <w:tblGrid>
+        <w:gridCol w:w="9360"/>
+      </w:tblGrid>
+      <w:tr>
+        <w:tc>
+          <w:tcPr>
+            <w:tcW w:type="dxa" w:w="9360"/>
+            <w:shd w:fill="EAF3FB"/>
+            <w:tcMar>
+              <w:top w:w="130" w:type="dxa"/>
+              <w:left w:w="170" w:type="dxa"/>
+              <w:bottom w:w="130" w:type="dxa"/>
+              <w:right w:w="170" w:type="dxa"/>
+            </w:tcMar>
+          </w:tcPr>
+          <w:p>
+            <w:r>
+              <w:rPr>
+                <w:b/>
+                <w:color w:val="145DA0"/>
+              </w:rPr>
+              <w:t>IP fixo</w:t>
+              <w:br/>
+            </w:r>
+            <w:r>
+              <w:rPr>
+                <w:color w:val="26364A"/>
+              </w:rPr>
+              <w:t>Reserve o IP no roteador ou configure endereço estático. Se o IP mudar, PDVs e acessos administrativos podem deixar de encontrar o servidor.</w:t>
+            </w:r>
+          </w:p>
+        </w:tc>
+      </w:tr>
+    </w:tbl>
+    <w:p>
+      <w:pPr>
+        <w:spacing w:after="0"/>
+      </w:pPr>
+    </w:p>
+    <w:p>
+      <w:r>
+        <w:br w:type="page"/>
+      </w:r>
+    </w:p>
+    <w:p>
+      <w:pPr>
+        <w:pStyle w:val="Heading1"/>
+        <w:keepNext/>
+      </w:pPr>
+      <w:r>
+        <w:t>3. Instalação e atualização</w:t>
+      </w:r>
+    </w:p>
+    <w:p>
+      <w:pPr>
+        <w:pStyle w:val="Heading2"/>
+        <w:keepNext/>
+      </w:pPr>
+      <w:r>
+        <w:t>Instalação recomendada no Windows</w:t>
+      </w:r>
+    </w:p>
+    <w:p>
+      <w:pPr>
+        <w:ind w:left="403" w:hanging="317"/>
+      </w:pPr>
+      <w:r>
+        <w:rPr>
+          <w:b/>
+        </w:rPr>
+        <w:t xml:space="preserve">1. </w:t>
+      </w:r>
+      <w:r>
+        <w:t>Copie o ZIP oficial para uma pasta local e confira o SHA-256 publicado.</w:t>
+      </w:r>
+    </w:p>
+    <w:p>
+      <w:pPr>
+        <w:ind w:left="403" w:hanging="317"/>
+      </w:pPr>
+      <w:r>
+        <w:rPr>
+          <w:b/>
+        </w:rPr>
+        <w:t xml:space="preserve">2. </w:t>
+      </w:r>
+      <w:r>
+        <w:t>Extraia todo o ZIP. Não execute o instalador de dentro do compactador.</w:t>
+      </w:r>
+    </w:p>
+    <w:p>
+      <w:pPr>
+        <w:ind w:left="403" w:hanging="317"/>
+      </w:pPr>
+      <w:r>
+        <w:rPr>
+          <w:b/>
+        </w:rPr>
+        <w:t xml:space="preserve">3. </w:t>
+      </w:r>
+      <w:r>
+        <w:t>Abra o PowerShell como administrador na pasta extraída.</w:t>
+      </w:r>
+    </w:p>
+    <w:p>
+      <w:pPr>
+        <w:ind w:left="403" w:hanging="317"/>
+      </w:pPr>
+      <w:r>
+        <w:rPr>
+          <w:b/>
+        </w:rPr>
+        <w:t xml:space="preserve">4. </w:t>
+      </w:r>
+      <w:r>
+        <w:t>Execute Instalar DeTec Server.exe. O script PowerShell permanece disponível para suporte.</w:t>
+      </w:r>
+    </w:p>
+    <w:p>
+      <w:pPr>
+        <w:ind w:left="403" w:hanging="317"/>
+      </w:pPr>
+      <w:r>
+        <w:rPr>
+          <w:b/>
+        </w:rPr>
+        <w:t xml:space="preserve">5. </w:t>
+      </w:r>
+      <w:r>
+        <w:t>Informe IP, porta e senhas solicitadas. A primeira instalação pode preparar PostgreSQL e o runtime Python portátil.</w:t>
+      </w:r>
+    </w:p>
+    <w:p>
+      <w:pPr>
+        <w:ind w:left="403" w:hanging="317"/>
+      </w:pPr>
+      <w:r>
+        <w:rPr>
+          <w:b/>
+        </w:rPr>
+        <w:t xml:space="preserve">6. </w:t>
+      </w:r>
+      <w:r>
+        <w:t>Ao final, confira serviço, healthcheck, login, arquivos estáticos e acesso em outro computador da rede.</w:t>
+      </w:r>
+    </w:p>
+    <w:p>
+      <w:pPr>
+        <w:pStyle w:val="Heading2"/>
+        <w:keepNext/>
+      </w:pPr>
+      <w:r>
+        <w:t>Atualização de uma instalação existente</w:t>
+      </w:r>
+    </w:p>
+    <w:p>
+      <w:r>
+        <w:t>Use um pacote de versão superior. O instalador detecta a instalação existente, atualiza o código e preserva dados e configuração local. Ainda assim, faça backup antes.</w:t>
+      </w:r>
+    </w:p>
+    <w:p>
+      <w:pPr>
+        <w:ind w:left="259"/>
+      </w:pPr>
+      <w:r>
+        <w:rPr>
+          <w:rFonts w:ascii="Segoe UI Symbol" w:hAnsi="Segoe UI Symbol"/>
+        </w:rPr>
+        <w:t>☐  Confirmar o número da versão do pacote e seu SHA-256.</w:t>
+      </w:r>
+    </w:p>
+    <w:p>
+      <w:pPr>
+        <w:ind w:left="259"/>
+      </w:pPr>
+      <w:r>
+        <w:rPr>
+          <w:rFonts w:ascii="Segoe UI Symbol" w:hAnsi="Segoe UI Symbol"/>
+        </w:rPr>
+        <w:t>☐  Executar backup e guardar uma cópia fora do servidor.</w:t>
+      </w:r>
+    </w:p>
+    <w:p>
+      <w:pPr>
+        <w:ind w:left="259"/>
+      </w:pPr>
+      <w:r>
+        <w:rPr>
+          <w:rFonts w:ascii="Segoe UI Symbol" w:hAnsi="Segoe UI Symbol"/>
+        </w:rPr>
+        <w:t>☐  Executar o instalador como administrador no mesmo IP e porta.</w:t>
+      </w:r>
+    </w:p>
+    <w:p>
+      <w:pPr>
+        <w:ind w:left="259"/>
+      </w:pPr>
+      <w:r>
+        <w:rPr>
+          <w:rFonts w:ascii="Segoe UI Symbol" w:hAnsi="Segoe UI Symbol"/>
+        </w:rPr>
+        <w:t>☐  Não usar -Force sem orientação técnica; ele é reservado para reinstalação controlada.</w:t>
+      </w:r>
+    </w:p>
+    <w:p>
+      <w:pPr>
+        <w:ind w:left="259"/>
+      </w:pPr>
+      <w:r>
+        <w:rPr>
+          <w:rFonts w:ascii="Segoe UI Symbol" w:hAnsi="Segoe UI Symbol"/>
+        </w:rPr>
+        <w:t>☐  Validar migrations, collectstatic, serviço, login, Central do PDV e Central do Admin.</w:t>
+      </w:r>
+    </w:p>
+    <w:tbl>
+      <w:tblPr>
+        <w:tblW w:type="dxa" w:w="9360"/>
+        <w:jc w:val="center"/>
+        <w:tblLayout w:type="fixed"/>
+        <w:tblLook w:firstColumn="1" w:firstRow="1" w:lastColumn="0" w:lastRow="0" w:noHBand="0" w:noVBand="1" w:val="04A0"/>
+      </w:tblPr>
+      <w:tblGrid>
+        <w:gridCol w:w="9360"/>
+      </w:tblGrid>
+      <w:tr>
+        <w:tc>
+          <w:tcPr>
+            <w:tcW w:type="dxa" w:w="9360"/>
+            <w:shd w:fill="FFF4E5"/>
+            <w:tcMar>
+              <w:top w:w="130" w:type="dxa"/>
+              <w:left w:w="170" w:type="dxa"/>
+              <w:bottom w:w="130" w:type="dxa"/>
+              <w:right w:w="170" w:type="dxa"/>
+            </w:tcMar>
+          </w:tcPr>
+          <w:p>
+            <w:r>
+              <w:rPr>
+                <w:b/>
+                <w:color w:val="A85A00"/>
+              </w:rPr>
+              <w:t>GitHub não é o instalador do cliente</w:t>
+              <w:br/>
+            </w:r>
+            <w:r>
+              <w:rPr>
+                <w:color w:val="26364A"/>
+              </w:rPr>
+              <w:t>Em produção, entregue o pacote aprovado. O repositório é usado para desenvolvimento e construção; não faça git clone no servidor da loja como procedimento padrão.</w:t>
+            </w:r>
+          </w:p>
+        </w:tc>
+      </w:tr>
+    </w:tbl>
+    <w:p>
+      <w:pPr>
+        <w:spacing w:after="0"/>
+      </w:pPr>
+    </w:p>
+    <w:p>
+      <w:pPr>
+        <w:pStyle w:val="Heading1"/>
+        <w:keepNext/>
+      </w:pPr>
+      <w:r>
+        <w:t>4. Backup antes de mudar</w:t>
+      </w:r>
+    </w:p>
+    <w:p>
+      <w:r>
+        <w:t>Execute a partir da pasta instalada:</w:t>
+      </w:r>
+    </w:p>
+    <w:tbl>
+      <w:tblPr>
+        <w:tblW w:type="dxa" w:w="9360"/>
+        <w:jc w:val="center"/>
+        <w:tblLayout w:type="fixed"/>
+        <w:tblLook w:firstColumn="1" w:firstRow="1" w:lastColumn="0" w:lastRow="0" w:noHBand="0" w:noVBand="1" w:val="04A0"/>
+      </w:tblPr>
+      <w:tblGrid>
+        <w:gridCol w:w="9360"/>
+      </w:tblGrid>
+      <w:tr>
+        <w:tc>
+          <w:tcPr>
+            <w:tcW w:type="dxa" w:w="9360"/>
+            <w:shd w:fill="F2F4F7"/>
+            <w:tcMar>
+              <w:top w:w="110" w:type="dxa"/>
+              <w:left w:w="150" w:type="dxa"/>
+              <w:bottom w:w="110" w:type="dxa"/>
+              <w:right w:w="150" w:type="dxa"/>
+            </w:tcMar>
+          </w:tcPr>
+          <w:p>
+            <w:pPr>
+              <w:spacing w:after="0"/>
+            </w:pPr>
+            <w:r>
+              <w:rPr>
+                <w:rFonts w:ascii="Consolas" w:hAnsi="Consolas"/>
+                <w:color w:val="1F2937"/>
+                <w:sz w:val="17"/>
+              </w:rPr>
+              <w:t>Set-Location C:\DeTecServer\app</w:t>
+            </w:r>
+            <w:r>
+              <w:br/>
+            </w:r>
+            <w:r>
+              <w:rPr>
+                <w:rFonts w:ascii="Consolas" w:hAnsi="Consolas"/>
+                <w:color w:val="1F2937"/>
+                <w:sz w:val="17"/>
+              </w:rPr>
+              <w:t>.\scripts\backup_local.ps1 -ValidarSomente</w:t>
+            </w:r>
+            <w:r>
+              <w:br/>
+            </w:r>
+            <w:r>
+              <w:rPr>
+                <w:rFonts w:ascii="Consolas" w:hAnsi="Consolas"/>
+                <w:color w:val="1F2937"/>
+                <w:sz w:val="17"/>
+              </w:rPr>
+              <w:t>.\scripts\backup_local.ps1 -IncluirLogs</w:t>
+            </w:r>
+          </w:p>
+        </w:tc>
+      </w:tr>
+    </w:tbl>
+    <w:p>
+      <w:pPr>
+        <w:spacing w:after="0"/>
+      </w:pPr>
+    </w:p>
+    <w:p>
+      <w:r>
+        <w:t>O backup padrão vai para C:\ProgramData\DeigoVarejo\Backups e gera arquivo de integridade .sha256. A opção -ValidarSomente confere fontes e ferramentas sem criar o backup.</w:t>
+      </w:r>
+    </w:p>
+    <w:p>
+      <w:pPr>
+        <w:pStyle w:val="Heading2"/>
+        <w:keepNext/>
+      </w:pPr>
+      <w:r>
+        <w:t>Agendar backup diário</w:t>
+      </w:r>
+    </w:p>
+    <w:tbl>
+      <w:tblPr>
+        <w:tblW w:type="dxa" w:w="9360"/>
+        <w:jc w:val="center"/>
+        <w:tblLayout w:type="fixed"/>
+        <w:tblLook w:firstColumn="1" w:firstRow="1" w:lastColumn="0" w:lastRow="0" w:noHBand="0" w:noVBand="1" w:val="04A0"/>
+      </w:tblPr>
+      <w:tblGrid>
+        <w:gridCol w:w="9360"/>
+      </w:tblGrid>
+      <w:tr>
+        <w:tc>
+          <w:tcPr>
+            <w:tcW w:type="dxa" w:w="9360"/>
+            <w:shd w:fill="F2F4F7"/>
+            <w:tcMar>
+              <w:top w:w="110" w:type="dxa"/>
+              <w:left w:w="150" w:type="dxa"/>
+              <w:bottom w:w="110" w:type="dxa"/>
+              <w:right w:w="150" w:type="dxa"/>
+            </w:tcMar>
+          </w:tcPr>
+          <w:p>
+            <w:pPr>
+              <w:spacing w:after="0"/>
+            </w:pPr>
+            <w:r>
+              <w:rPr>
+                <w:rFonts w:ascii="Consolas" w:hAnsi="Consolas"/>
+                <w:color w:val="1F2937"/>
+                <w:sz w:val="17"/>
+              </w:rPr>
+              <w:t>.\scripts\register_backup_task.ps1 -Horario 02:30 -RetencaoDias 15 -Force</w:t>
+            </w:r>
+          </w:p>
+        </w:tc>
+      </w:tr>
+    </w:tbl>
+    <w:p>
+      <w:pPr>
+        <w:spacing w:after="0"/>
+      </w:pPr>
+    </w:p>
+    <w:tbl>
+      <w:tblPr>
+        <w:tblW w:type="dxa" w:w="9360"/>
+        <w:jc w:val="center"/>
+        <w:tblLayout w:type="fixed"/>
+        <w:tblLook w:firstColumn="1" w:firstRow="1" w:lastColumn="0" w:lastRow="0" w:noHBand="0" w:noVBand="1" w:val="04A0"/>
+      </w:tblPr>
+      <w:tblGrid>
+        <w:gridCol w:w="9360"/>
+      </w:tblGrid>
+      <w:tr>
+        <w:tc>
+          <w:tcPr>
+            <w:tcW w:type="dxa" w:w="9360"/>
+            <w:shd w:fill="FDECEC"/>
+            <w:tcMar>
+              <w:top w:w="130" w:type="dxa"/>
+              <w:left w:w="170" w:type="dxa"/>
+              <w:bottom w:w="130" w:type="dxa"/>
+              <w:right w:w="170" w:type="dxa"/>
+            </w:tcMar>
+          </w:tcPr>
+          <w:p>
+            <w:r>
+              <w:rPr>
+                <w:b/>
+                <w:color w:val="B42318"/>
+              </w:rPr>
+              <w:t>Cópia externa</w:t>
+              <w:br/>
+            </w:r>
+            <w:r>
+              <w:rPr>
+                <w:color w:val="26364A"/>
+              </w:rPr>
+              <w:t>Um backup no mesmo disco não protege contra falha física, ransomware ou perda do servidor. Mantenha uma cópia criptografada em destino externo controlado.</w:t>
+            </w:r>
+          </w:p>
+        </w:tc>
+      </w:tr>
+    </w:tbl>
+    <w:p>
+      <w:pPr>
+        <w:spacing w:after="0"/>
+      </w:pPr>
+    </w:p>
+    <w:p>
+      <w:r>
+        <w:br w:type="page"/>
+      </w:r>
+    </w:p>
+    <w:p>
+      <w:pPr>
+        <w:pStyle w:val="Heading1"/>
+        <w:keepNext/>
+      </w:pPr>
+      <w:r>
+        <w:t>5. Edição segura do .env</w:t>
+      </w:r>
+    </w:p>
+    <w:tbl>
+      <w:tblPr>
+        <w:tblW w:type="dxa" w:w="9360"/>
+        <w:jc w:val="center"/>
+        <w:tblLayout w:type="fixed"/>
+        <w:tblLook w:firstColumn="1" w:firstRow="1" w:lastColumn="0" w:lastRow="0" w:noHBand="0" w:noVBand="1" w:val="04A0"/>
+      </w:tblPr>
+      <w:tblGrid>
+        <w:gridCol w:w="9360"/>
+      </w:tblGrid>
+      <w:tr>
+        <w:tc>
+          <w:tcPr>
+            <w:tcW w:type="dxa" w:w="9360"/>
+            <w:shd w:fill="EAF3FB"/>
+            <w:tcMar>
+              <w:top w:w="130" w:type="dxa"/>
+              <w:left w:w="170" w:type="dxa"/>
+              <w:bottom w:w="130" w:type="dxa"/>
+              <w:right w:w="170" w:type="dxa"/>
+            </w:tcMar>
+          </w:tcPr>
+          <w:p>
+            <w:r>
+              <w:rPr>
+                <w:b/>
+                <w:color w:val="145DA0"/>
+              </w:rPr>
+              <w:t>Arquivo correto</w:t>
+              <w:br/>
+            </w:r>
+            <w:r>
+              <w:rPr>
+                <w:color w:val="26364A"/>
+              </w:rPr>
+              <w:t>Edite C:\DeTecServer\app\.env na instalação do cliente. Não edite o .env.example nem um arquivo dentro do ZIP para corrigir somente aquele servidor.</w:t>
+            </w:r>
+          </w:p>
+        </w:tc>
+      </w:tr>
+    </w:tbl>
+    <w:p>
+      <w:pPr>
+        <w:spacing w:after="0"/>
+      </w:pPr>
+    </w:p>
+    <w:p>
+      <w:pPr>
+        <w:pStyle w:val="Heading2"/>
+        <w:keepNext/>
+      </w:pPr>
+      <w:r>
+        <w:t>Procedimento</w:t>
+      </w:r>
+    </w:p>
+    <w:p>
+      <w:pPr>
+        <w:ind w:left="403" w:hanging="317"/>
+      </w:pPr>
+      <w:r>
+        <w:rPr>
+          <w:b/>
+        </w:rPr>
+        <w:t xml:space="preserve">1. </w:t>
+      </w:r>
+      <w:r>
+        <w:t>Abra o PowerShell como administrador.</w:t>
+      </w:r>
+    </w:p>
+    <w:p>
+      <w:pPr>
+        <w:ind w:left="403" w:hanging="317"/>
+      </w:pPr>
+      <w:r>
+        <w:rPr>
+          <w:b/>
+        </w:rPr>
+        <w:t xml:space="preserve">2. </w:t>
+      </w:r>
+      <w:r>
+        <w:t>Crie uma cópia do .env com data e hora.</w:t>
+      </w:r>
+    </w:p>
+    <w:p>
+      <w:pPr>
+        <w:ind w:left="403" w:hanging="317"/>
+      </w:pPr>
+      <w:r>
+        <w:rPr>
+          <w:b/>
+        </w:rPr>
+        <w:t xml:space="preserve">3. </w:t>
+      </w:r>
+      <w:r>
+        <w:t>Abra o arquivo instalado no Bloco de Notas.</w:t>
+      </w:r>
+    </w:p>
+    <w:p>
+      <w:pPr>
+        <w:ind w:left="403" w:hanging="317"/>
+      </w:pPr>
+      <w:r>
+        <w:rPr>
+          <w:b/>
+        </w:rPr>
+        <w:t xml:space="preserve">4. </w:t>
+      </w:r>
+      <w:r>
+        <w:t>Altere apenas as chaves necessárias, salve em UTF-8 e feche o editor.</w:t>
+      </w:r>
+    </w:p>
+    <w:p>
+      <w:pPr>
+        <w:ind w:left="403" w:hanging="317"/>
+      </w:pPr>
+      <w:r>
+        <w:rPr>
+          <w:b/>
+        </w:rPr>
+        <w:t xml:space="preserve">5. </w:t>
+      </w:r>
+      <w:r>
+        <w:t>Reinicie o serviço.</w:t>
+      </w:r>
+    </w:p>
+    <w:p>
+      <w:pPr>
+        <w:ind w:left="403" w:hanging="317"/>
+      </w:pPr>
+      <w:r>
+        <w:rPr>
+          <w:b/>
+        </w:rPr>
+        <w:t xml:space="preserve">6. </w:t>
+      </w:r>
+      <w:r>
+        <w:t>Confirme status, healthcheck, login e a função relacionada à alteração.</w:t>
+      </w:r>
+    </w:p>
+    <w:tbl>
+      <w:tblPr>
+        <w:tblW w:type="dxa" w:w="9360"/>
+        <w:jc w:val="center"/>
+        <w:tblLayout w:type="fixed"/>
+        <w:tblLook w:firstColumn="1" w:firstRow="1" w:lastColumn="0" w:lastRow="0" w:noHBand="0" w:noVBand="1" w:val="04A0"/>
+      </w:tblPr>
+      <w:tblGrid>
+        <w:gridCol w:w="9360"/>
+      </w:tblGrid>
+      <w:tr>
+        <w:tc>
+          <w:tcPr>
+            <w:tcW w:type="dxa" w:w="9360"/>
+            <w:shd w:fill="F2F4F7"/>
+            <w:tcMar>
+              <w:top w:w="110" w:type="dxa"/>
+              <w:left w:w="150" w:type="dxa"/>
+              <w:bottom w:w="110" w:type="dxa"/>
+              <w:right w:w="150" w:type="dxa"/>
+            </w:tcMar>
+          </w:tcPr>
+          <w:p>
+            <w:pPr>
+              <w:spacing w:after="0"/>
+            </w:pPr>
+            <w:r>
+              <w:rPr>
+                <w:rFonts w:ascii="Consolas" w:hAnsi="Consolas"/>
+                <w:color w:val="1F2937"/>
+                <w:sz w:val="17"/>
+              </w:rPr>
+              <w:t>$stamp = Get-Date -Format 'yyyyMMdd-HHmmss'</w:t>
+            </w:r>
+            <w:r>
+              <w:br/>
+            </w:r>
+            <w:r>
+              <w:rPr>
+                <w:rFonts w:ascii="Consolas" w:hAnsi="Consolas"/>
+                <w:color w:val="1F2937"/>
+                <w:sz w:val="17"/>
+              </w:rPr>
+              <w:t>Copy-Item C:\DeTecServer\app\.env "C:\DeTecServer\app\.env.backup-$stamp"</w:t>
+            </w:r>
+            <w:r>
+              <w:br/>
+            </w:r>
+            <w:r>
+              <w:rPr>
+                <w:rFonts w:ascii="Consolas" w:hAnsi="Consolas"/>
+                <w:color w:val="1F2937"/>
+                <w:sz w:val="17"/>
+              </w:rPr>
+              <w:t>notepad C:\DeTecServer\app\.env</w:t>
+            </w:r>
+            <w:r>
+              <w:br/>
+            </w:r>
+            <w:r>
+              <w:rPr>
+                <w:rFonts w:ascii="Consolas" w:hAnsi="Consolas"/>
+                <w:color w:val="1F2937"/>
+                <w:sz w:val="17"/>
+              </w:rPr>
+              <w:t>Restart-Service DeigoVarejoServidorLocal</w:t>
+            </w:r>
+            <w:r>
+              <w:br/>
+            </w:r>
+            <w:r>
+              <w:rPr>
+                <w:rFonts w:ascii="Consolas" w:hAnsi="Consolas"/>
+                <w:color w:val="1F2937"/>
+                <w:sz w:val="17"/>
+              </w:rPr>
+              <w:t>Get-Service DeigoVarejoServidorLocal</w:t>
+            </w:r>
+            <w:r>
+              <w:br/>
+            </w:r>
+            <w:r>
+              <w:rPr>
+                <w:rFonts w:ascii="Consolas" w:hAnsi="Consolas"/>
+                <w:color w:val="1F2937"/>
+                <w:sz w:val="17"/>
+              </w:rPr>
+              <w:t>Invoke-WebRequest http://127.0.0.1:8001/login/ -UseBasicParsing</w:t>
+            </w:r>
+          </w:p>
+        </w:tc>
+      </w:tr>
+    </w:tbl>
+    <w:p>
+      <w:pPr>
+        <w:spacing w:after="0"/>
+      </w:pPr>
+    </w:p>
+    <w:p>
+      <w:pPr>
+        <w:pStyle w:val="Heading2"/>
+        <w:keepNext/>
+      </w:pPr>
+      <w:r>
+        <w:t>Regras do arquivo</w:t>
+      </w:r>
+    </w:p>
+    <w:p>
+      <w:pPr>
+        <w:pStyle w:val="ListBullet"/>
+      </w:pPr>
+      <w:r>
+        <w:t>Use uma única linha KEY=value por chave e não crie chaves duplicadas.</w:t>
+      </w:r>
+    </w:p>
+    <w:p>
+      <w:pPr>
+        <w:pStyle w:val="ListBullet"/>
+      </w:pPr>
+      <w:r>
+        <w:t>Não inclua espaços antes do nome da chave; preserve o formato do valor existente.</w:t>
+      </w:r>
+    </w:p>
+    <w:p>
+      <w:pPr>
+        <w:pStyle w:val="ListBullet"/>
+      </w:pPr>
+      <w:r>
+        <w:t>Não publique o .env no GitHub, e-mail ou chamado sem remover os segredos.</w:t>
+      </w:r>
+    </w:p>
+    <w:p>
+      <w:pPr>
+        <w:pStyle w:val="ListBullet"/>
+      </w:pPr>
+      <w:r>
+        <w:t>Não troque SECRET_KEY, senhas do banco ou chaves fiscais por tentativa e erro.</w:t>
+      </w:r>
+    </w:p>
+    <w:p>
+      <w:pPr>
+        <w:pStyle w:val="ListBullet"/>
+      </w:pPr>
+      <w:r>
+        <w:t>Uma alteração no .env só entra em vigor depois que o processo do serviço reinicia.</w:t>
+      </w:r>
+    </w:p>
+    <w:p>
+      <w:pPr>
+        <w:pStyle w:val="Heading2"/>
+        <w:keepNext/>
+      </w:pPr>
+      <w:r>
+        <w:t>Versões e publicação dos aplicativos</w:t>
+      </w:r>
+    </w:p>
+    <w:tbl>
+      <w:tblPr>
+        <w:tblStyle w:val="TableGrid"/>
+        <w:tblW w:type="dxa" w:w="9360"/>
+        <w:jc w:val="center"/>
+        <w:tblLayout w:type="fixed"/>
+        <w:tblLook w:firstColumn="1" w:firstRow="1" w:lastColumn="0" w:lastRow="0" w:noHBand="0" w:noVBand="1" w:val="04A0"/>
+      </w:tblPr>
+      <w:tblGrid>
+        <w:gridCol w:w="3600"/>
+        <w:gridCol w:w="5760"/>
+      </w:tblGrid>
+      <w:tr>
+        <w:trPr>
+          <w:tblHeader w:val="true"/>
+        </w:trPr>
+        <w:tc>
+          <w:tcPr>
+            <w:tcW w:type="dxa" w:w="3600"/>
+            <w:shd w:fill="0A2B5E"/>
+            <w:tcMar>
+              <w:top w:w="90" w:type="dxa"/>
+              <w:left w:w="120" w:type="dxa"/>
+              <w:bottom w:w="90" w:type="dxa"/>
+              <w:right w:w="120" w:type="dxa"/>
+            </w:tcMar>
+            <w:vAlign w:val="center"/>
+          </w:tcPr>
+          <w:p>
+            <w:r>
+              <w:rPr>
+                <w:b/>
+                <w:color w:val="FFFFFF"/>
+              </w:rPr>
+              <w:t>Chave</w:t>
+            </w:r>
+          </w:p>
+        </w:tc>
+        <w:tc>
+          <w:tcPr>
+            <w:tcW w:type="dxa" w:w="5760"/>
+            <w:shd w:fill="0A2B5E"/>
+            <w:tcMar>
+              <w:top w:w="90" w:type="dxa"/>
+              <w:left w:w="120" w:type="dxa"/>
+              <w:bottom w:w="90" w:type="dxa"/>
+              <w:right w:w="120" w:type="dxa"/>
+            </w:tcMar>
+            <w:vAlign w:val="center"/>
+          </w:tcPr>
+          <w:p>
+            <w:r>
+              <w:rPr>
+                <w:b/>
+                <w:color w:val="FFFFFF"/>
+              </w:rPr>
+              <w:t>Uso</w:t>
+            </w:r>
+          </w:p>
+        </w:tc>
+      </w:tr>
+      <w:tr>
+        <w:trPr>
+          <w:cantSplit/>
+        </w:trPr>
+        <w:tc>
+          <w:tcPr>
+            <w:tcW w:type="dxa" w:w="3600"/>
+            <w:tcMar>
+              <w:top w:w="90" w:type="dxa"/>
+              <w:left w:w="120" w:type="dxa"/>
+              <w:bottom w:w="90" w:type="dxa"/>
+              <w:right w:w="120" w:type="dxa"/>
+            </w:tcMar>
+            <w:vAlign w:val="center"/>
+          </w:tcPr>
+          <w:p>
+            <w:r>
+              <w:t>LOCAL_SERVER_VERSION</w:t>
+            </w:r>
+          </w:p>
+        </w:tc>
+        <w:tc>
+          <w:tcPr>
+            <w:tcW w:type="dxa" w:w="5760"/>
+            <w:tcMar>
+              <w:top w:w="90" w:type="dxa"/>
+              <w:left w:w="120" w:type="dxa"/>
+              <w:bottom w:w="90" w:type="dxa"/>
+              <w:right w:w="120" w:type="dxa"/>
+            </w:tcMar>
+            <w:vAlign w:val="center"/>
+          </w:tcPr>
+          <w:p>
+            <w:r>
+              <w:t>Versão do servidor instalada.</w:t>
+            </w:r>
+          </w:p>
+        </w:tc>
+      </w:tr>
+      <w:tr>
+        <w:trPr>
+          <w:cantSplit/>
+        </w:trPr>
+        <w:tc>
+          <w:tcPr>
+            <w:tcW w:type="dxa" w:w="3600"/>
+            <w:shd w:fill="F5F9FD"/>
+            <w:tcMar>
+              <w:top w:w="90" w:type="dxa"/>
+              <w:left w:w="120" w:type="dxa"/>
+              <w:bottom w:w="90" w:type="dxa"/>
+              <w:right w:w="120" w:type="dxa"/>
+            </w:tcMar>
+            <w:vAlign w:val="center"/>
+          </w:tcPr>
+          <w:p>
+            <w:r>
+              <w:t>PDV_DESKTOP_VERSION</w:t>
+            </w:r>
+          </w:p>
+        </w:tc>
+        <w:tc>
+          <w:tcPr>
+            <w:tcW w:type="dxa" w:w="5760"/>
+            <w:shd w:fill="F5F9FD"/>
+            <w:tcMar>
+              <w:top w:w="90" w:type="dxa"/>
+              <w:left w:w="120" w:type="dxa"/>
+              <w:bottom w:w="90" w:type="dxa"/>
+              <w:right w:w="120" w:type="dxa"/>
+            </w:tcMar>
+            <w:vAlign w:val="center"/>
+          </w:tcPr>
+          <w:p>
+            <w:r>
+              <w:t>Versão publicada do DeTec PDV.</w:t>
+            </w:r>
+          </w:p>
+        </w:tc>
+      </w:tr>
+      <w:tr>
+        <w:trPr>
+          <w:cantSplit/>
+        </w:trPr>
+        <w:tc>
+          <w:tcPr>
+            <w:tcW w:type="dxa" w:w="3600"/>
+            <w:tcMar>
+              <w:top w:w="90" w:type="dxa"/>
+              <w:left w:w="120" w:type="dxa"/>
+              <w:bottom w:w="90" w:type="dxa"/>
+              <w:right w:w="120" w:type="dxa"/>
+            </w:tcMar>
+            <w:vAlign w:val="center"/>
+          </w:tcPr>
+          <w:p>
+            <w:r>
+              <w:t>PDV_DESKTOP_MIN_VERSION</w:t>
+            </w:r>
+          </w:p>
+        </w:tc>
+        <w:tc>
+          <w:tcPr>
+            <w:tcW w:type="dxa" w:w="5760"/>
+            <w:tcMar>
+              <w:top w:w="90" w:type="dxa"/>
+              <w:left w:w="120" w:type="dxa"/>
+              <w:bottom w:w="90" w:type="dxa"/>
+              <w:right w:w="120" w:type="dxa"/>
+            </w:tcMar>
+            <w:vAlign w:val="center"/>
+          </w:tcPr>
+          <w:p>
+            <w:r>
+              <w:t>Menor versão aceita nos terminais.</w:t>
+            </w:r>
+          </w:p>
+        </w:tc>
+      </w:tr>
+      <w:tr>
+        <w:trPr>
+          <w:cantSplit/>
+        </w:trPr>
+        <w:tc>
+          <w:tcPr>
+            <w:tcW w:type="dxa" w:w="3600"/>
+            <w:shd w:fill="F5F9FD"/>
+            <w:tcMar>
+              <w:top w:w="90" w:type="dxa"/>
+              <w:left w:w="120" w:type="dxa"/>
+              <w:bottom w:w="90" w:type="dxa"/>
+              <w:right w:w="120" w:type="dxa"/>
+            </w:tcMar>
+            <w:vAlign w:val="center"/>
+          </w:tcPr>
+          <w:p>
+            <w:r>
+              <w:t>PDV_DESKTOP_REQUIRE_SIGNED_INSTALLER</w:t>
+            </w:r>
+          </w:p>
+        </w:tc>
+        <w:tc>
+          <w:tcPr>
+            <w:tcW w:type="dxa" w:w="5760"/>
+            <w:shd w:fill="F5F9FD"/>
+            <w:tcMar>
+              <w:top w:w="90" w:type="dxa"/>
+              <w:left w:w="120" w:type="dxa"/>
+              <w:bottom w:w="90" w:type="dxa"/>
+              <w:right w:w="120" w:type="dxa"/>
+            </w:tcMar>
+            <w:vAlign w:val="center"/>
+          </w:tcPr>
+          <w:p>
+            <w:r>
+              <w:t>Exige artefato assinado quando true.</w:t>
+            </w:r>
+          </w:p>
+        </w:tc>
+      </w:tr>
+    </w:tbl>
+    <w:p>
+      <w:pPr>
+        <w:spacing w:after="0"/>
+      </w:pPr>
+    </w:p>
+    <w:tbl>
+      <w:tblPr>
+        <w:tblW w:type="dxa" w:w="9360"/>
+        <w:jc w:val="center"/>
+        <w:tblLayout w:type="fixed"/>
+        <w:tblLook w:firstColumn="1" w:firstRow="1" w:lastColumn="0" w:lastRow="0" w:noHBand="0" w:noVBand="1" w:val="04A0"/>
+      </w:tblPr>
+      <w:tblGrid>
+        <w:gridCol w:w="9360"/>
+      </w:tblGrid>
+      <w:tr>
+        <w:tc>
+          <w:tcPr>
+            <w:tcW w:type="dxa" w:w="9360"/>
+            <w:shd w:fill="FFF4E5"/>
+            <w:tcMar>
+              <w:top w:w="130" w:type="dxa"/>
+              <w:left w:w="170" w:type="dxa"/>
+              <w:bottom w:w="130" w:type="dxa"/>
+              <w:right w:w="170" w:type="dxa"/>
+            </w:tcMar>
+          </w:tcPr>
+          <w:p>
+            <w:r>
+              <w:rPr>
+                <w:b/>
+                <w:color w:val="A85A00"/>
+              </w:rPr>
+              <w:t>Padrão para novas lojas</w:t>
+              <w:br/>
+            </w:r>
+            <w:r>
+              <w:rPr>
+                <w:color w:val="26364A"/>
+              </w:rPr>
+              <w:t>Se a mudança deve valer para todas as futuras instalações, altere a fonte do projeto/instalador, rode os testes e gere um novo pacote. Alterar somente o .env instalado afeta apenas aquele cliente.</w:t>
+            </w:r>
+          </w:p>
+        </w:tc>
+      </w:tr>
+    </w:tbl>
+    <w:p>
+      <w:pPr>
+        <w:spacing w:after="0"/>
+      </w:pPr>
+    </w:p>
+    <w:p>
+      <w:pPr>
+        <w:pStyle w:val="Heading2"/>
+        <w:keepNext/>
+      </w:pPr>
+      <w:r>
+        <w:t>Voltar atrás</w:t>
+      </w:r>
+    </w:p>
+    <w:tbl>
+      <w:tblPr>
+        <w:tblW w:type="dxa" w:w="9360"/>
+        <w:jc w:val="center"/>
+        <w:tblLayout w:type="fixed"/>
+        <w:tblLook w:firstColumn="1" w:firstRow="1" w:lastColumn="0" w:lastRow="0" w:noHBand="0" w:noVBand="1" w:val="04A0"/>
+      </w:tblPr>
+      <w:tblGrid>
+        <w:gridCol w:w="9360"/>
+      </w:tblGrid>
+      <w:tr>
+        <w:tc>
+          <w:tcPr>
+            <w:tcW w:type="dxa" w:w="9360"/>
+            <w:shd w:fill="F2F4F7"/>
+            <w:tcMar>
+              <w:top w:w="110" w:type="dxa"/>
+              <w:left w:w="150" w:type="dxa"/>
+              <w:bottom w:w="110" w:type="dxa"/>
+              <w:right w:w="150" w:type="dxa"/>
+            </w:tcMar>
+          </w:tcPr>
+          <w:p>
+            <w:pPr>
+              <w:spacing w:after="0"/>
+            </w:pPr>
+            <w:r>
+              <w:rPr>
+                <w:rFonts w:ascii="Consolas" w:hAnsi="Consolas"/>
+                <w:color w:val="1F2937"/>
+                <w:sz w:val="17"/>
+              </w:rPr>
+              <w:t>Stop-Service DeigoVarejoServidorLocal</w:t>
+            </w:r>
+            <w:r>
+              <w:br/>
+            </w:r>
+            <w:r>
+              <w:rPr>
+                <w:rFonts w:ascii="Consolas" w:hAnsi="Consolas"/>
+                <w:color w:val="1F2937"/>
+                <w:sz w:val="17"/>
+              </w:rPr>
+              <w:t>Copy-Item C:\DeTecServer\app\.env.backup-AAAAMMDD-HHMMSS C:\DeTecServer\app\.env -Force</w:t>
+            </w:r>
+            <w:r>
+              <w:br/>
+            </w:r>
+            <w:r>
+              <w:rPr>
+                <w:rFonts w:ascii="Consolas" w:hAnsi="Consolas"/>
+                <w:color w:val="1F2937"/>
+                <w:sz w:val="17"/>
+              </w:rPr>
+              <w:t>Start-Service DeigoVarejoServidorLocal</w:t>
+            </w:r>
+          </w:p>
+        </w:tc>
+      </w:tr>
+    </w:tbl>
+    <w:p>
+      <w:pPr>
+        <w:spacing w:after="0"/>
+      </w:pPr>
+    </w:p>
+    <w:p>
+      <w:r>
+        <w:br w:type="page"/>
+      </w:r>
+    </w:p>
+    <w:p>
+      <w:pPr>
+        <w:pStyle w:val="Heading1"/>
+        <w:keepNext/>
+      </w:pPr>
+      <w:r>
+        <w:t>6. Usuários administrativos</w:t>
+      </w:r>
+    </w:p>
+    <w:p>
+      <w:pPr>
+        <w:pStyle w:val="Heading2"/>
+        <w:keepNext/>
+      </w:pPr>
+      <w:r>
+        <w:t>Criar o primeiro superusuário</w:t>
+      </w:r>
+    </w:p>
+    <w:tbl>
+      <w:tblPr>
+        <w:tblW w:type="dxa" w:w="9360"/>
+        <w:jc w:val="center"/>
+        <w:tblLayout w:type="fixed"/>
+        <w:tblLook w:firstColumn="1" w:firstRow="1" w:lastColumn="0" w:lastRow="0" w:noHBand="0" w:noVBand="1" w:val="04A0"/>
+      </w:tblPr>
+      <w:tblGrid>
+        <w:gridCol w:w="9360"/>
+      </w:tblGrid>
+      <w:tr>
+        <w:tc>
+          <w:tcPr>
+            <w:tcW w:type="dxa" w:w="9360"/>
+            <w:shd w:fill="F2F4F7"/>
+            <w:tcMar>
+              <w:top w:w="110" w:type="dxa"/>
+              <w:left w:w="150" w:type="dxa"/>
+              <w:bottom w:w="110" w:type="dxa"/>
+              <w:right w:w="150" w:type="dxa"/>
+            </w:tcMar>
+          </w:tcPr>
+          <w:p>
+            <w:pPr>
+              <w:spacing w:after="0"/>
+            </w:pPr>
+            <w:r>
+              <w:rPr>
+                <w:rFonts w:ascii="Consolas" w:hAnsi="Consolas"/>
+                <w:color w:val="1F2937"/>
+                <w:sz w:val="17"/>
+              </w:rPr>
+              <w:t>Set-Location C:\DeTecServer\app</w:t>
+            </w:r>
+            <w:r>
+              <w:br/>
+            </w:r>
+            <w:r>
+              <w:rPr>
+                <w:rFonts w:ascii="Consolas" w:hAnsi="Consolas"/>
+                <w:color w:val="1F2937"/>
+                <w:sz w:val="17"/>
+              </w:rPr>
+              <w:t>.\.venv\Scripts\python.exe manage.py createsuperuser</w:t>
+            </w:r>
+          </w:p>
+        </w:tc>
+      </w:tr>
+    </w:tbl>
+    <w:p>
+      <w:pPr>
+        <w:spacing w:after="0"/>
+      </w:pPr>
+    </w:p>
+    <w:p>
+      <w:r>
+        <w:t>Informe usuário, e-mail e senha quando solicitado. Use uma conta individual; não compartilhe o login master entre operadores.</w:t>
+      </w:r>
+    </w:p>
+    <w:p>
+      <w:pPr>
+        <w:pStyle w:val="Heading2"/>
+        <w:keepNext/>
+      </w:pPr>
+      <w:r>
+        <w:t>Alterar senha</w:t>
+      </w:r>
+    </w:p>
+    <w:tbl>
+      <w:tblPr>
+        <w:tblW w:type="dxa" w:w="9360"/>
+        <w:jc w:val="center"/>
+        <w:tblLayout w:type="fixed"/>
+        <w:tblLook w:firstColumn="1" w:firstRow="1" w:lastColumn="0" w:lastRow="0" w:noHBand="0" w:noVBand="1" w:val="04A0"/>
+      </w:tblPr>
+      <w:tblGrid>
+        <w:gridCol w:w="9360"/>
+      </w:tblGrid>
+      <w:tr>
+        <w:tc>
+          <w:tcPr>
+            <w:tcW w:type="dxa" w:w="9360"/>
+            <w:shd w:fill="F2F4F7"/>
+            <w:tcMar>
+              <w:top w:w="110" w:type="dxa"/>
+              <w:left w:w="150" w:type="dxa"/>
+              <w:bottom w:w="110" w:type="dxa"/>
+              <w:right w:w="150" w:type="dxa"/>
+            </w:tcMar>
+          </w:tcPr>
+          <w:p>
+            <w:pPr>
+              <w:spacing w:after="0"/>
+            </w:pPr>
+            <w:r>
+              <w:rPr>
+                <w:rFonts w:ascii="Consolas" w:hAnsi="Consolas"/>
+                <w:color w:val="1F2937"/>
+                <w:sz w:val="17"/>
+              </w:rPr>
+              <w:t>.\.venv\Scripts\python.exe manage.py changepassword NOME_DO_USUARIO</w:t>
+            </w:r>
+          </w:p>
+        </w:tc>
+      </w:tr>
+    </w:tbl>
+    <w:p>
+      <w:pPr>
+        <w:spacing w:after="0"/>
+      </w:pPr>
+    </w:p>
+    <w:p>
+      <w:pPr>
+        <w:pStyle w:val="Heading2"/>
+        <w:keepNext/>
+      </w:pPr>
+      <w:r>
+        <w:t>Listar superusuários</w:t>
+      </w:r>
+    </w:p>
+    <w:tbl>
+      <w:tblPr>
+        <w:tblW w:type="dxa" w:w="9360"/>
+        <w:jc w:val="center"/>
+        <w:tblLayout w:type="fixed"/>
+        <w:tblLook w:firstColumn="1" w:firstRow="1" w:lastColumn="0" w:lastRow="0" w:noHBand="0" w:noVBand="1" w:val="04A0"/>
+      </w:tblPr>
+      <w:tblGrid>
+        <w:gridCol w:w="9360"/>
+      </w:tblGrid>
+      <w:tr>
+        <w:tc>
+          <w:tcPr>
+            <w:tcW w:type="dxa" w:w="9360"/>
+            <w:shd w:fill="F2F4F7"/>
+            <w:tcMar>
+              <w:top w:w="110" w:type="dxa"/>
+              <w:left w:w="150" w:type="dxa"/>
+              <w:bottom w:w="110" w:type="dxa"/>
+              <w:right w:w="150" w:type="dxa"/>
+            </w:tcMar>
+          </w:tcPr>
+          <w:p>
+            <w:pPr>
+              <w:spacing w:after="0"/>
+            </w:pPr>
+            <w:r>
+              <w:rPr>
+                <w:rFonts w:ascii="Consolas" w:hAnsi="Consolas"/>
+                <w:color w:val="1F2937"/>
+                <w:sz w:val="17"/>
+              </w:rPr>
+              <w:t>.\.venv\Scripts\python.exe manage.py shell -c "from django.contrib.auth import get_user_model; print(list(get_user_model().objects.filter(is_superuser=True).values_list('username', flat=True)))"</w:t>
+            </w:r>
+          </w:p>
+        </w:tc>
+      </w:tr>
+    </w:tbl>
+    <w:p>
+      <w:pPr>
+        <w:spacing w:after="0"/>
+      </w:pPr>
+    </w:p>
+    <w:tbl>
+      <w:tblPr>
+        <w:tblW w:type="dxa" w:w="9360"/>
+        <w:jc w:val="center"/>
+        <w:tblLayout w:type="fixed"/>
+        <w:tblLook w:firstColumn="1" w:firstRow="1" w:lastColumn="0" w:lastRow="0" w:noHBand="0" w:noVBand="1" w:val="04A0"/>
+      </w:tblPr>
+      <w:tblGrid>
+        <w:gridCol w:w="9360"/>
+      </w:tblGrid>
+      <w:tr>
+        <w:tc>
+          <w:tcPr>
+            <w:tcW w:type="dxa" w:w="9360"/>
+            <w:shd w:fill="EAF3FB"/>
+            <w:tcMar>
+              <w:top w:w="130" w:type="dxa"/>
+              <w:left w:w="170" w:type="dxa"/>
+              <w:bottom w:w="130" w:type="dxa"/>
+              <w:right w:w="170" w:type="dxa"/>
+            </w:tcMar>
+          </w:tcPr>
+          <w:p>
+            <w:r>
+              <w:rPr>
+                <w:b/>
+                <w:color w:val="145DA0"/>
+              </w:rPr>
+              <w:t>Separação de papéis</w:t>
+              <w:br/>
+            </w:r>
+            <w:r>
+              <w:rPr>
+                <w:color w:val="26364A"/>
+              </w:rPr>
+              <w:t>O superadmin da Deigo Tecnologia administra licenças e implantação. O administrador da empresa enxerga somente sua empresa e filiais; o operador de caixa não deve acessar telas administrativas.</w:t>
+            </w:r>
+          </w:p>
+        </w:tc>
+      </w:tr>
+    </w:tbl>
+    <w:p>
+      <w:pPr>
+        <w:spacing w:after="0"/>
+      </w:pPr>
+    </w:p>
+    <w:p>
+      <w:pPr>
+        <w:pStyle w:val="Heading1"/>
+        <w:keepNext/>
+      </w:pPr>
+      <w:r>
+        <w:t>7. Diagnóstico e incidentes</w:t>
+      </w:r>
+    </w:p>
+    <w:p>
+      <w:pPr>
+        <w:pStyle w:val="Heading2"/>
+        <w:keepNext/>
+      </w:pPr>
+      <w:r>
+        <w:t>Diagnóstico padrão</w:t>
+      </w:r>
+    </w:p>
+    <w:tbl>
+      <w:tblPr>
+        <w:tblW w:type="dxa" w:w="9360"/>
+        <w:jc w:val="center"/>
+        <w:tblLayout w:type="fixed"/>
+        <w:tblLook w:firstColumn="1" w:firstRow="1" w:lastColumn="0" w:lastRow="0" w:noHBand="0" w:noVBand="1" w:val="04A0"/>
+      </w:tblPr>
+      <w:tblGrid>
+        <w:gridCol w:w="9360"/>
+      </w:tblGrid>
+      <w:tr>
+        <w:tc>
+          <w:tcPr>
+            <w:tcW w:type="dxa" w:w="9360"/>
+            <w:shd w:fill="F2F4F7"/>
+            <w:tcMar>
+              <w:top w:w="110" w:type="dxa"/>
+              <w:left w:w="150" w:type="dxa"/>
+              <w:bottom w:w="110" w:type="dxa"/>
+              <w:right w:w="150" w:type="dxa"/>
+            </w:tcMar>
+          </w:tcPr>
+          <w:p>
+            <w:pPr>
+              <w:spacing w:after="0"/>
+            </w:pPr>
+            <w:r>
+              <w:rPr>
+                <w:rFonts w:ascii="Consolas" w:hAnsi="Consolas"/>
+                <w:color w:val="1F2937"/>
+                <w:sz w:val="17"/>
+              </w:rPr>
+              <w:t>Set-Location C:\DeTecServer\app</w:t>
+            </w:r>
+            <w:r>
+              <w:br/>
+            </w:r>
+            <w:r>
+              <w:rPr>
+                <w:rFonts w:ascii="Consolas" w:hAnsi="Consolas"/>
+                <w:color w:val="1F2937"/>
+                <w:sz w:val="17"/>
+              </w:rPr>
+              <w:t>.\scripts\test_local_server_service.ps1 -HealthUrl http://127.0.0.1:8001/login/</w:t>
+            </w:r>
+          </w:p>
+        </w:tc>
+      </w:tr>
+    </w:tbl>
+    <w:p>
+      <w:pPr>
+        <w:spacing w:after="0"/>
+      </w:pPr>
+    </w:p>
+    <w:p>
+      <w:pPr>
+        <w:pStyle w:val="Heading2"/>
+        <w:keepNext/>
+      </w:pPr>
+      <w:r>
+        <w:t>Consultar logs</w:t>
+      </w:r>
+    </w:p>
+    <w:tbl>
+      <w:tblPr>
+        <w:tblW w:type="dxa" w:w="9360"/>
+        <w:jc w:val="center"/>
+        <w:tblLayout w:type="fixed"/>
+        <w:tblLook w:firstColumn="1" w:firstRow="1" w:lastColumn="0" w:lastRow="0" w:noHBand="0" w:noVBand="1" w:val="04A0"/>
+      </w:tblPr>
+      <w:tblGrid>
+        <w:gridCol w:w="9360"/>
+      </w:tblGrid>
+      <w:tr>
+        <w:tc>
+          <w:tcPr>
+            <w:tcW w:type="dxa" w:w="9360"/>
+            <w:shd w:fill="F2F4F7"/>
+            <w:tcMar>
+              <w:top w:w="110" w:type="dxa"/>
+              <w:left w:w="150" w:type="dxa"/>
+              <w:bottom w:w="110" w:type="dxa"/>
+              <w:right w:w="150" w:type="dxa"/>
+            </w:tcMar>
+          </w:tcPr>
+          <w:p>
+            <w:pPr>
+              <w:spacing w:after="0"/>
+            </w:pPr>
+            <w:r>
+              <w:rPr>
+                <w:rFonts w:ascii="Consolas" w:hAnsi="Consolas"/>
+                <w:color w:val="1F2937"/>
+                <w:sz w:val="17"/>
+              </w:rPr>
+              <w:t>Get-ChildItem C:\ProgramData\DeigoVarejo\ServidorLocal\logs</w:t>
+            </w:r>
+            <w:r>
+              <w:br/>
+            </w:r>
+            <w:r>
+              <w:rPr>
+                <w:rFonts w:ascii="Consolas" w:hAnsi="Consolas"/>
+                <w:color w:val="1F2937"/>
+                <w:sz w:val="17"/>
+              </w:rPr>
+              <w:t>Get-Content C:\ProgramData\DeigoVarejo\ServidorLocal\logs\*.log -Tail 120</w:t>
+            </w:r>
+          </w:p>
+        </w:tc>
+      </w:tr>
+    </w:tbl>
+    <w:p>
+      <w:pPr>
+        <w:spacing w:after="0"/>
+      </w:pPr>
+    </w:p>
+    <w:tbl>
+      <w:tblPr>
+        <w:tblStyle w:val="TableGrid"/>
+        <w:tblW w:type="dxa" w:w="9360"/>
+        <w:jc w:val="center"/>
+        <w:tblLayout w:type="fixed"/>
+        <w:tblLook w:firstColumn="1" w:firstRow="1" w:lastColumn="0" w:lastRow="0" w:noHBand="0" w:noVBand="1" w:val="04A0"/>
+      </w:tblPr>
+      <w:tblGrid>
+        <w:gridCol w:w="3000"/>
+        <w:gridCol w:w="6360"/>
+      </w:tblGrid>
+      <w:tr>
+        <w:trPr>
+          <w:tblHeader w:val="true"/>
+        </w:trPr>
+        <w:tc>
+          <w:tcPr>
+            <w:tcW w:type="dxa" w:w="3000"/>
+            <w:shd w:fill="0A2B5E"/>
+            <w:tcMar>
+              <w:top w:w="90" w:type="dxa"/>
+              <w:left w:w="120" w:type="dxa"/>
+              <w:bottom w:w="90" w:type="dxa"/>
+              <w:right w:w="120" w:type="dxa"/>
+            </w:tcMar>
+            <w:vAlign w:val="center"/>
+          </w:tcPr>
+          <w:p>
+            <w:r>
+              <w:rPr>
+                <w:b/>
+                <w:color w:val="FFFFFF"/>
+              </w:rPr>
+              <w:t>Sintoma</w:t>
+            </w:r>
+          </w:p>
+        </w:tc>
+        <w:tc>
+          <w:tcPr>
+            <w:tcW w:type="dxa" w:w="6360"/>
+            <w:shd w:fill="0A2B5E"/>
+            <w:tcMar>
+              <w:top w:w="90" w:type="dxa"/>
+              <w:left w:w="120" w:type="dxa"/>
+              <w:bottom w:w="90" w:type="dxa"/>
+              <w:right w:w="120" w:type="dxa"/>
+            </w:tcMar>
+            <w:vAlign w:val="center"/>
+          </w:tcPr>
+          <w:p>
+            <w:r>
+              <w:rPr>
+                <w:b/>
+                <w:color w:val="FFFFFF"/>
+              </w:rPr>
+              <w:t>Ação inicial</w:t>
+            </w:r>
+          </w:p>
+        </w:tc>
+      </w:tr>
+      <w:tr>
+        <w:trPr>
+          <w:cantSplit/>
+        </w:trPr>
+        <w:tc>
+          <w:tcPr>
+            <w:tcW w:type="dxa" w:w="3000"/>
+            <w:tcMar>
+              <w:top w:w="90" w:type="dxa"/>
+              <w:left w:w="120" w:type="dxa"/>
+              <w:bottom w:w="90" w:type="dxa"/>
+              <w:right w:w="120" w:type="dxa"/>
+            </w:tcMar>
+            <w:vAlign w:val="center"/>
+          </w:tcPr>
+          <w:p>
+            <w:r>
+              <w:t>Serviço parado</w:t>
+            </w:r>
+          </w:p>
+        </w:tc>
+        <w:tc>
+          <w:tcPr>
+            <w:tcW w:type="dxa" w:w="6360"/>
+            <w:tcMar>
+              <w:top w:w="90" w:type="dxa"/>
+              <w:left w:w="120" w:type="dxa"/>
+              <w:bottom w:w="90" w:type="dxa"/>
+              <w:right w:w="120" w:type="dxa"/>
+            </w:tcMar>
+            <w:vAlign w:val="center"/>
+          </w:tcPr>
+          <w:p>
+            <w:r>
+              <w:t>Consultar logs; depois Start-Service.</w:t>
+            </w:r>
+          </w:p>
+        </w:tc>
+      </w:tr>
+      <w:tr>
+        <w:trPr>
+          <w:cantSplit/>
+        </w:trPr>
+        <w:tc>
+          <w:tcPr>
+            <w:tcW w:type="dxa" w:w="3000"/>
+            <w:shd w:fill="F5F9FD"/>
+            <w:tcMar>
+              <w:top w:w="90" w:type="dxa"/>
+              <w:left w:w="120" w:type="dxa"/>
+              <w:bottom w:w="90" w:type="dxa"/>
+              <w:right w:w="120" w:type="dxa"/>
+            </w:tcMar>
+            <w:vAlign w:val="center"/>
+          </w:tcPr>
+          <w:p>
+            <w:r>
+              <w:t>Healthcheck falha</w:t>
+            </w:r>
+          </w:p>
+        </w:tc>
+        <w:tc>
+          <w:tcPr>
+            <w:tcW w:type="dxa" w:w="6360"/>
+            <w:shd w:fill="F5F9FD"/>
+            <w:tcMar>
+              <w:top w:w="90" w:type="dxa"/>
+              <w:left w:w="120" w:type="dxa"/>
+              <w:bottom w:w="90" w:type="dxa"/>
+              <w:right w:w="120" w:type="dxa"/>
+            </w:tcMar>
+            <w:vAlign w:val="center"/>
+          </w:tcPr>
+          <w:p>
+            <w:r>
+              <w:t>Confirmar porta do .env/serviço, log e conflito de porta.</w:t>
+            </w:r>
+          </w:p>
+        </w:tc>
+      </w:tr>
+      <w:tr>
+        <w:trPr>
+          <w:cantSplit/>
+        </w:trPr>
+        <w:tc>
+          <w:tcPr>
+            <w:tcW w:type="dxa" w:w="3000"/>
+            <w:tcMar>
+              <w:top w:w="90" w:type="dxa"/>
+              <w:left w:w="120" w:type="dxa"/>
+              <w:bottom w:w="90" w:type="dxa"/>
+              <w:right w:w="120" w:type="dxa"/>
+            </w:tcMar>
+            <w:vAlign w:val="center"/>
+          </w:tcPr>
+          <w:p>
+            <w:r>
+              <w:t>Tela sem estilo</w:t>
+            </w:r>
+          </w:p>
+        </w:tc>
+        <w:tc>
+          <w:tcPr>
+            <w:tcW w:type="dxa" w:w="6360"/>
+            <w:tcMar>
+              <w:top w:w="90" w:type="dxa"/>
+              <w:left w:w="120" w:type="dxa"/>
+              <w:bottom w:w="90" w:type="dxa"/>
+              <w:right w:w="120" w:type="dxa"/>
+            </w:tcMar>
+            <w:vAlign w:val="center"/>
+          </w:tcPr>
+          <w:p>
+            <w:r>
+              <w:t>Executar collectstatic, conferir STATIC_ROOT e reiniciar.</w:t>
+            </w:r>
+          </w:p>
+        </w:tc>
+      </w:tr>
+      <w:tr>
+        <w:trPr>
+          <w:cantSplit/>
+        </w:trPr>
+        <w:tc>
+          <w:tcPr>
+            <w:tcW w:type="dxa" w:w="3000"/>
+            <w:shd w:fill="F5F9FD"/>
+            <w:tcMar>
+              <w:top w:w="90" w:type="dxa"/>
+              <w:left w:w="120" w:type="dxa"/>
+              <w:bottom w:w="90" w:type="dxa"/>
+              <w:right w:w="120" w:type="dxa"/>
+            </w:tcMar>
+            <w:vAlign w:val="center"/>
+          </w:tcPr>
+          <w:p>
+            <w:r>
+              <w:t>Erro 403 CSRF</w:t>
+            </w:r>
+          </w:p>
+        </w:tc>
+        <w:tc>
+          <w:tcPr>
+            <w:tcW w:type="dxa" w:w="6360"/>
+            <w:shd w:fill="F5F9FD"/>
+            <w:tcMar>
+              <w:top w:w="90" w:type="dxa"/>
+              <w:left w:w="120" w:type="dxa"/>
+              <w:bottom w:w="90" w:type="dxa"/>
+              <w:right w:w="120" w:type="dxa"/>
+            </w:tcMar>
+            <w:vAlign w:val="center"/>
+          </w:tcPr>
+          <w:p>
+            <w:r>
+              <w:t>Conferir URL, cookies, relógio, ALLOWED_HOSTS e CSRF_TRUSTED_ORIGINS.</w:t>
+            </w:r>
+          </w:p>
+        </w:tc>
+      </w:tr>
+      <w:tr>
+        <w:trPr>
+          <w:cantSplit/>
+        </w:trPr>
+        <w:tc>
+          <w:tcPr>
+            <w:tcW w:type="dxa" w:w="3000"/>
+            <w:tcMar>
+              <w:top w:w="90" w:type="dxa"/>
+              <w:left w:w="120" w:type="dxa"/>
+              <w:bottom w:w="90" w:type="dxa"/>
+              <w:right w:w="120" w:type="dxa"/>
+            </w:tcMar>
+            <w:vAlign w:val="center"/>
+          </w:tcPr>
+          <w:p>
+            <w:r>
+              <w:t>Outro computador não acessa</w:t>
+            </w:r>
+          </w:p>
+        </w:tc>
+        <w:tc>
+          <w:tcPr>
+            <w:tcW w:type="dxa" w:w="6360"/>
+            <w:tcMar>
+              <w:top w:w="90" w:type="dxa"/>
+              <w:left w:w="120" w:type="dxa"/>
+              <w:bottom w:w="90" w:type="dxa"/>
+              <w:right w:w="120" w:type="dxa"/>
+            </w:tcMar>
+            <w:vAlign w:val="center"/>
+          </w:tcPr>
+          <w:p>
+            <w:r>
+              <w:t>Conferir IP fixo, perfil de rede privada, firewall e porta do ERP.</w:t>
+            </w:r>
+          </w:p>
+        </w:tc>
+      </w:tr>
+      <w:tr>
+        <w:trPr>
+          <w:cantSplit/>
+        </w:trPr>
+        <w:tc>
+          <w:tcPr>
+            <w:tcW w:type="dxa" w:w="3000"/>
+            <w:shd w:fill="F5F9FD"/>
+            <w:tcMar>
+              <w:top w:w="90" w:type="dxa"/>
+              <w:left w:w="120" w:type="dxa"/>
+              <w:bottom w:w="90" w:type="dxa"/>
+              <w:right w:w="120" w:type="dxa"/>
+            </w:tcMar>
+            <w:vAlign w:val="center"/>
+          </w:tcPr>
+          <w:p>
+            <w:r>
+              <w:t>Versão do PDV diverge</w:t>
+            </w:r>
+          </w:p>
+        </w:tc>
+        <w:tc>
+          <w:tcPr>
+            <w:tcW w:type="dxa" w:w="6360"/>
+            <w:shd w:fill="F5F9FD"/>
+            <w:tcMar>
+              <w:top w:w="90" w:type="dxa"/>
+              <w:left w:w="120" w:type="dxa"/>
+              <w:bottom w:w="90" w:type="dxa"/>
+              <w:right w:w="120" w:type="dxa"/>
+            </w:tcMar>
+            <w:vAlign w:val="center"/>
+          </w:tcPr>
+          <w:p>
+            <w:r>
+              <w:t>Conferir .env, manifesto do artefato e reiniciar o serviço.</w:t>
+            </w:r>
+          </w:p>
+        </w:tc>
+      </w:tr>
+      <w:tr>
+        <w:trPr>
+          <w:cantSplit/>
+        </w:trPr>
+        <w:tc>
+          <w:tcPr>
+            <w:tcW w:type="dxa" w:w="3000"/>
+            <w:tcMar>
+              <w:top w:w="90" w:type="dxa"/>
+              <w:left w:w="120" w:type="dxa"/>
+              <w:bottom w:w="90" w:type="dxa"/>
+              <w:right w:w="120" w:type="dxa"/>
+            </w:tcMar>
+            <w:vAlign w:val="center"/>
+          </w:tcPr>
+          <w:p>
+            <w:r>
+              <w:t>Banco indisponível</w:t>
+            </w:r>
+          </w:p>
+        </w:tc>
+        <w:tc>
+          <w:tcPr>
+            <w:tcW w:type="dxa" w:w="6360"/>
+            <w:tcMar>
+              <w:top w:w="90" w:type="dxa"/>
+              <w:left w:w="120" w:type="dxa"/>
+              <w:bottom w:w="90" w:type="dxa"/>
+              <w:right w:w="120" w:type="dxa"/>
+            </w:tcMar>
+            <w:vAlign w:val="center"/>
+          </w:tcPr>
+          <w:p>
+            <w:r>
+              <w:t>Conferir serviço PostgreSQL e credenciais sem expor a porta 5432.</w:t>
+            </w:r>
+          </w:p>
+        </w:tc>
+      </w:tr>
+    </w:tbl>
+    <w:p>
+      <w:pPr>
+        <w:spacing w:after="0"/>
+      </w:pPr>
+    </w:p>
+    <w:p>
+      <w:r>
+        <w:br w:type="page"/>
+      </w:r>
+    </w:p>
+    <w:p>
+      <w:pPr>
+        <w:pStyle w:val="Heading1"/>
+        <w:keepNext/>
+      </w:pPr>
+      <w:r>
+        <w:t>8. Manutenção Django</w:t>
+      </w:r>
+    </w:p>
+    <w:p>
+      <w:r>
+        <w:t>Execute sempre com o Python do ambiente virtual instalado:</w:t>
+      </w:r>
+    </w:p>
+    <w:tbl>
+      <w:tblPr>
+        <w:tblW w:type="dxa" w:w="9360"/>
+        <w:jc w:val="center"/>
+        <w:tblLayout w:type="fixed"/>
+        <w:tblLook w:firstColumn="1" w:firstRow="1" w:lastColumn="0" w:lastRow="0" w:noHBand="0" w:noVBand="1" w:val="04A0"/>
+      </w:tblPr>
+      <w:tblGrid>
+        <w:gridCol w:w="9360"/>
+      </w:tblGrid>
+      <w:tr>
+        <w:tc>
+          <w:tcPr>
+            <w:tcW w:type="dxa" w:w="9360"/>
+            <w:shd w:fill="F2F4F7"/>
+            <w:tcMar>
+              <w:top w:w="110" w:type="dxa"/>
+              <w:left w:w="150" w:type="dxa"/>
+              <w:bottom w:w="110" w:type="dxa"/>
+              <w:right w:w="150" w:type="dxa"/>
+            </w:tcMar>
+          </w:tcPr>
+          <w:p>
+            <w:pPr>
+              <w:spacing w:after="0"/>
+            </w:pPr>
+            <w:r>
+              <w:rPr>
+                <w:rFonts w:ascii="Consolas" w:hAnsi="Consolas"/>
+                <w:color w:val="1F2937"/>
+                <w:sz w:val="17"/>
+              </w:rPr>
+              <w:t>Set-Location C:\DeTecServer\app</w:t>
+            </w:r>
+            <w:r>
+              <w:br/>
+            </w:r>
+            <w:r>
+              <w:rPr>
+                <w:rFonts w:ascii="Consolas" w:hAnsi="Consolas"/>
+                <w:color w:val="1F2937"/>
+                <w:sz w:val="17"/>
+              </w:rPr>
+              <w:t>.\.venv\Scripts\python.exe manage.py check</w:t>
+            </w:r>
+            <w:r>
+              <w:br/>
+            </w:r>
+            <w:r>
+              <w:rPr>
+                <w:rFonts w:ascii="Consolas" w:hAnsi="Consolas"/>
+                <w:color w:val="1F2937"/>
+                <w:sz w:val="17"/>
+              </w:rPr>
+              <w:t>.\.venv\Scripts\python.exe manage.py showmigrations</w:t>
+            </w:r>
+            <w:r>
+              <w:br/>
+            </w:r>
+            <w:r>
+              <w:rPr>
+                <w:rFonts w:ascii="Consolas" w:hAnsi="Consolas"/>
+                <w:color w:val="1F2937"/>
+                <w:sz w:val="17"/>
+              </w:rPr>
+              <w:t>.\.venv\Scripts\python.exe manage.py migrate --noinput</w:t>
+            </w:r>
+            <w:r>
+              <w:br/>
+            </w:r>
+            <w:r>
+              <w:rPr>
+                <w:rFonts w:ascii="Consolas" w:hAnsi="Consolas"/>
+                <w:color w:val="1F2937"/>
+                <w:sz w:val="17"/>
+              </w:rPr>
+              <w:t>.\.venv\Scripts\python.exe manage.py collectstatic --noinput</w:t>
+            </w:r>
+          </w:p>
+        </w:tc>
+      </w:tr>
+    </w:tbl>
+    <w:p>
+      <w:pPr>
+        <w:spacing w:after="0"/>
+      </w:pPr>
+    </w:p>
+    <w:tbl>
+      <w:tblPr>
+        <w:tblW w:type="dxa" w:w="9360"/>
+        <w:jc w:val="center"/>
+        <w:tblLayout w:type="fixed"/>
+        <w:tblLook w:firstColumn="1" w:firstRow="1" w:lastColumn="0" w:lastRow="0" w:noHBand="0" w:noVBand="1" w:val="04A0"/>
+      </w:tblPr>
+      <w:tblGrid>
+        <w:gridCol w:w="9360"/>
+      </w:tblGrid>
+      <w:tr>
+        <w:tc>
+          <w:tcPr>
+            <w:tcW w:type="dxa" w:w="9360"/>
+            <w:shd w:fill="FFF4E5"/>
+            <w:tcMar>
+              <w:top w:w="130" w:type="dxa"/>
+              <w:left w:w="170" w:type="dxa"/>
+              <w:bottom w:w="130" w:type="dxa"/>
+              <w:right w:w="170" w:type="dxa"/>
+            </w:tcMar>
+          </w:tcPr>
+          <w:p>
+            <w:r>
+              <w:rPr>
+                <w:b/>
+                <w:color w:val="A85A00"/>
+              </w:rPr>
+              <w:t>Servidor permanente</w:t>
+              <w:br/>
+            </w:r>
+            <w:r>
+              <w:rPr>
+                <w:color w:val="26364A"/>
+              </w:rPr>
+              <w:t>O serviço Windows usa Waitress. manage.py runserver é apenas para desenvolvimento e não deve substituir o serviço da loja.</w:t>
+            </w:r>
+          </w:p>
+        </w:tc>
+      </w:tr>
+    </w:tbl>
+    <w:p>
+      <w:pPr>
+        <w:spacing w:after="0"/>
+      </w:pPr>
+    </w:p>
+    <w:p>
+      <w:pPr>
+        <w:pStyle w:val="Heading2"/>
+        <w:keepNext/>
+      </w:pPr>
+      <w:r>
+        <w:t>Teste manual temporário</w:t>
+      </w:r>
+    </w:p>
+    <w:tbl>
+      <w:tblPr>
+        <w:tblW w:type="dxa" w:w="9360"/>
+        <w:jc w:val="center"/>
+        <w:tblLayout w:type="fixed"/>
+        <w:tblLook w:firstColumn="1" w:firstRow="1" w:lastColumn="0" w:lastRow="0" w:noHBand="0" w:noVBand="1" w:val="04A0"/>
+      </w:tblPr>
+      <w:tblGrid>
+        <w:gridCol w:w="9360"/>
+      </w:tblGrid>
+      <w:tr>
+        <w:tc>
+          <w:tcPr>
+            <w:tcW w:type="dxa" w:w="9360"/>
+            <w:shd w:fill="F2F4F7"/>
+            <w:tcMar>
+              <w:top w:w="110" w:type="dxa"/>
+              <w:left w:w="150" w:type="dxa"/>
+              <w:bottom w:w="110" w:type="dxa"/>
+              <w:right w:w="150" w:type="dxa"/>
+            </w:tcMar>
+          </w:tcPr>
+          <w:p>
+            <w:pPr>
+              <w:spacing w:after="0"/>
+            </w:pPr>
+            <w:r>
+              <w:rPr>
+                <w:rFonts w:ascii="Consolas" w:hAnsi="Consolas"/>
+                <w:color w:val="1F2937"/>
+                <w:sz w:val="17"/>
+              </w:rPr>
+              <w:t>.\scripts\run_local_server.ps1 -Bind 127.0.0.1 -Port 8010 -NoMigrate</w:t>
+            </w:r>
+          </w:p>
+        </w:tc>
+      </w:tr>
+    </w:tbl>
+    <w:p>
+      <w:pPr>
+        <w:spacing w:after="0"/>
+      </w:pPr>
+    </w:p>
+    <w:p>
+      <w:r>
+        <w:t>Use uma porta livre e encerre com Ctrl+C. Não deixe a janela como solução definitiva.</w:t>
+      </w:r>
+    </w:p>
+    <w:p>
+      <w:pPr>
+        <w:pStyle w:val="Heading1"/>
+        <w:keepNext/>
+      </w:pPr>
+      <w:r>
+        <w:t>9. Backup e retenção</w:t>
+      </w:r>
+    </w:p>
+    <w:tbl>
+      <w:tblPr>
+        <w:tblStyle w:val="TableGrid"/>
+        <w:tblW w:type="dxa" w:w="9360"/>
+        <w:jc w:val="center"/>
+        <w:tblLayout w:type="fixed"/>
+        <w:tblLook w:firstColumn="1" w:firstRow="1" w:lastColumn="0" w:lastRow="0" w:noHBand="0" w:noVBand="1" w:val="04A0"/>
+      </w:tblPr>
+      <w:tblGrid>
+        <w:gridCol w:w="3000"/>
+        <w:gridCol w:w="6360"/>
+      </w:tblGrid>
+      <w:tr>
+        <w:trPr>
+          <w:tblHeader w:val="true"/>
+        </w:trPr>
+        <w:tc>
+          <w:tcPr>
+            <w:tcW w:type="dxa" w:w="3000"/>
+            <w:shd w:fill="0A2B5E"/>
+            <w:tcMar>
+              <w:top w:w="90" w:type="dxa"/>
+              <w:left w:w="120" w:type="dxa"/>
+              <w:bottom w:w="90" w:type="dxa"/>
+              <w:right w:w="120" w:type="dxa"/>
+            </w:tcMar>
+            <w:vAlign w:val="center"/>
+          </w:tcPr>
+          <w:p>
+            <w:r>
+              <w:rPr>
+                <w:b/>
+                <w:color w:val="FFFFFF"/>
+              </w:rPr>
+              <w:t>Operação</w:t>
+            </w:r>
+          </w:p>
+        </w:tc>
+        <w:tc>
+          <w:tcPr>
+            <w:tcW w:type="dxa" w:w="6360"/>
+            <w:shd w:fill="0A2B5E"/>
+            <w:tcMar>
+              <w:top w:w="90" w:type="dxa"/>
+              <w:left w:w="120" w:type="dxa"/>
+              <w:bottom w:w="90" w:type="dxa"/>
+              <w:right w:w="120" w:type="dxa"/>
+            </w:tcMar>
+            <w:vAlign w:val="center"/>
+          </w:tcPr>
+          <w:p>
+            <w:r>
+              <w:rPr>
+                <w:b/>
+                <w:color w:val="FFFFFF"/>
+              </w:rPr>
+              <w:t>Comando</w:t>
+            </w:r>
+          </w:p>
+        </w:tc>
+      </w:tr>
+      <w:tr>
+        <w:trPr>
+          <w:cantSplit/>
+        </w:trPr>
+        <w:tc>
+          <w:tcPr>
+            <w:tcW w:type="dxa" w:w="3000"/>
+            <w:tcMar>
+              <w:top w:w="90" w:type="dxa"/>
+              <w:left w:w="120" w:type="dxa"/>
+              <w:bottom w:w="90" w:type="dxa"/>
+              <w:right w:w="120" w:type="dxa"/>
+            </w:tcMar>
+            <w:vAlign w:val="center"/>
+          </w:tcPr>
+          <w:p>
+            <w:r>
+              <w:t>Validar fontes</w:t>
+            </w:r>
+          </w:p>
+        </w:tc>
+        <w:tc>
+          <w:tcPr>
+            <w:tcW w:type="dxa" w:w="6360"/>
+            <w:tcMar>
+              <w:top w:w="90" w:type="dxa"/>
+              <w:left w:w="120" w:type="dxa"/>
+              <w:bottom w:w="90" w:type="dxa"/>
+              <w:right w:w="120" w:type="dxa"/>
+            </w:tcMar>
+            <w:vAlign w:val="center"/>
+          </w:tcPr>
+          <w:p>
+            <w:r>
+              <w:t>.\scripts\backup_local.ps1 -ValidarSomente</w:t>
+            </w:r>
+          </w:p>
+        </w:tc>
+      </w:tr>
+      <w:tr>
+        <w:trPr>
+          <w:cantSplit/>
+        </w:trPr>
+        <w:tc>
+          <w:tcPr>
+            <w:tcW w:type="dxa" w:w="3000"/>
+            <w:shd w:fill="F5F9FD"/>
+            <w:tcMar>
+              <w:top w:w="90" w:type="dxa"/>
+              <w:left w:w="120" w:type="dxa"/>
+              <w:bottom w:w="90" w:type="dxa"/>
+              <w:right w:w="120" w:type="dxa"/>
+            </w:tcMar>
+            <w:vAlign w:val="center"/>
+          </w:tcPr>
+          <w:p>
+            <w:r>
+              <w:t>Backup completo</w:t>
+            </w:r>
+          </w:p>
+        </w:tc>
+        <w:tc>
+          <w:tcPr>
+            <w:tcW w:type="dxa" w:w="6360"/>
+            <w:shd w:fill="F5F9FD"/>
+            <w:tcMar>
+              <w:top w:w="90" w:type="dxa"/>
+              <w:left w:w="120" w:type="dxa"/>
+              <w:bottom w:w="90" w:type="dxa"/>
+              <w:right w:w="120" w:type="dxa"/>
+            </w:tcMar>
+            <w:vAlign w:val="center"/>
+          </w:tcPr>
+          <w:p>
+            <w:r>
+              <w:t>.\scripts\backup_local.ps1 -IncluirLogs</w:t>
+            </w:r>
+          </w:p>
+        </w:tc>
+      </w:tr>
+      <w:tr>
+        <w:trPr>
+          <w:cantSplit/>
+        </w:trPr>
+        <w:tc>
+          <w:tcPr>
+            <w:tcW w:type="dxa" w:w="3000"/>
+            <w:tcMar>
+              <w:top w:w="90" w:type="dxa"/>
+              <w:left w:w="120" w:type="dxa"/>
+              <w:bottom w:w="90" w:type="dxa"/>
+              <w:right w:w="120" w:type="dxa"/>
+            </w:tcMar>
+            <w:vAlign w:val="center"/>
+          </w:tcPr>
+          <w:p>
+            <w:r>
+              <w:t>Destino alternativo</w:t>
+            </w:r>
+          </w:p>
+        </w:tc>
+        <w:tc>
+          <w:tcPr>
+            <w:tcW w:type="dxa" w:w="6360"/>
+            <w:tcMar>
+              <w:top w:w="90" w:type="dxa"/>
+              <w:left w:w="120" w:type="dxa"/>
+              <w:bottom w:w="90" w:type="dxa"/>
+              <w:right w:w="120" w:type="dxa"/>
+            </w:tcMar>
+            <w:vAlign w:val="center"/>
+          </w:tcPr>
+          <w:p>
+            <w:r>
+              <w:t>.\scripts\backup_local.ps1 -Destino D:\Backups -RetencaoDias 30</w:t>
+            </w:r>
+          </w:p>
+        </w:tc>
+      </w:tr>
+      <w:tr>
+        <w:trPr>
+          <w:cantSplit/>
+        </w:trPr>
+        <w:tc>
+          <w:tcPr>
+            <w:tcW w:type="dxa" w:w="3000"/>
+            <w:shd w:fill="F5F9FD"/>
+            <w:tcMar>
+              <w:top w:w="90" w:type="dxa"/>
+              <w:left w:w="120" w:type="dxa"/>
+              <w:bottom w:w="90" w:type="dxa"/>
+              <w:right w:w="120" w:type="dxa"/>
+            </w:tcMar>
+            <w:vAlign w:val="center"/>
+          </w:tcPr>
+          <w:p>
+            <w:r>
+              <w:t>Agendar diariamente</w:t>
+            </w:r>
+          </w:p>
+        </w:tc>
+        <w:tc>
+          <w:tcPr>
+            <w:tcW w:type="dxa" w:w="6360"/>
+            <w:shd w:fill="F5F9FD"/>
+            <w:tcMar>
+              <w:top w:w="90" w:type="dxa"/>
+              <w:left w:w="120" w:type="dxa"/>
+              <w:bottom w:w="90" w:type="dxa"/>
+              <w:right w:w="120" w:type="dxa"/>
+            </w:tcMar>
+            <w:vAlign w:val="center"/>
+          </w:tcPr>
+          <w:p>
+            <w:r>
+              <w:t>.\scripts\register_backup_task.ps1 -Horario 02:30 -RetencaoDias 15 -Force</w:t>
+            </w:r>
+          </w:p>
+        </w:tc>
+      </w:tr>
+    </w:tbl>
+    <w:p>
+      <w:pPr>
+        <w:spacing w:after="0"/>
+      </w:pPr>
+    </w:p>
+    <w:p>
+      <w:pPr>
+        <w:ind w:left="259"/>
+      </w:pPr>
+      <w:r>
+        <w:rPr>
+          <w:rFonts w:ascii="Segoe UI Symbol" w:hAnsi="Segoe UI Symbol"/>
+        </w:rPr>
+        <w:t>☐  O ZIP ou AES foi criado e possui .sha256.</w:t>
+      </w:r>
+    </w:p>
+    <w:p>
+      <w:pPr>
+        <w:ind w:left="259"/>
+      </w:pPr>
+      <w:r>
+        <w:rPr>
+          <w:rFonts w:ascii="Segoe UI Symbol" w:hAnsi="Segoe UI Symbol"/>
+        </w:rPr>
+        <w:t>☐  O manifesto identifica banco, mídia e data.</w:t>
+      </w:r>
+    </w:p>
+    <w:p>
+      <w:pPr>
+        <w:ind w:left="259"/>
+      </w:pPr>
+      <w:r>
+        <w:rPr>
+          <w:rFonts w:ascii="Segoe UI Symbol" w:hAnsi="Segoe UI Symbol"/>
+        </w:rPr>
+        <w:t>☐  A cópia externa foi atualizada.</w:t>
+      </w:r>
+    </w:p>
+    <w:p>
+      <w:pPr>
+        <w:ind w:left="259"/>
+      </w:pPr>
+      <w:r>
+        <w:rPr>
+          <w:rFonts w:ascii="Segoe UI Symbol" w:hAnsi="Segoe UI Symbol"/>
+        </w:rPr>
+        <w:t>☐  A tarefa agendada está ativa e o último resultado foi bem-sucedido.</w:t>
+      </w:r>
+    </w:p>
+    <w:p>
+      <w:pPr>
+        <w:ind w:left="259"/>
+      </w:pPr>
+      <w:r>
+        <w:rPr>
+          <w:rFonts w:ascii="Segoe UI Symbol" w:hAnsi="Segoe UI Symbol"/>
+        </w:rPr>
+        <w:t>☐  Um restore de teste foi executado periodicamente.</w:t>
+      </w:r>
+    </w:p>
+    <w:p>
+      <w:pPr>
+        <w:pStyle w:val="Heading1"/>
+        <w:keepNext/>
+      </w:pPr>
+      <w:r>
+        <w:t>10. Restauração</w:t>
+      </w:r>
+    </w:p>
+    <w:tbl>
+      <w:tblPr>
+        <w:tblW w:type="dxa" w:w="9360"/>
+        <w:jc w:val="center"/>
+        <w:tblLayout w:type="fixed"/>
+        <w:tblLook w:firstColumn="1" w:firstRow="1" w:lastColumn="0" w:lastRow="0" w:noHBand="0" w:noVBand="1" w:val="04A0"/>
+      </w:tblPr>
+      <w:tblGrid>
+        <w:gridCol w:w="9360"/>
+      </w:tblGrid>
+      <w:tr>
+        <w:tc>
+          <w:tcPr>
+            <w:tcW w:type="dxa" w:w="9360"/>
+            <w:shd w:fill="FDECEC"/>
+            <w:tcMar>
+              <w:top w:w="130" w:type="dxa"/>
+              <w:left w:w="170" w:type="dxa"/>
+              <w:bottom w:w="130" w:type="dxa"/>
+              <w:right w:w="170" w:type="dxa"/>
+            </w:tcMar>
+          </w:tcPr>
+          <w:p>
+            <w:r>
+              <w:rPr>
+                <w:b/>
+                <w:color w:val="B42318"/>
+              </w:rPr>
+              <w:t>Operação destrutiva</w:t>
+              <w:br/>
+            </w:r>
+            <w:r>
+              <w:rPr>
+                <w:color w:val="26364A"/>
+              </w:rPr>
+              <w:t>A restauração altera dados em uso. Pare os caixas, faça backup do estado atual e valide o arquivo antes de confirmar.</w:t>
+            </w:r>
+          </w:p>
+        </w:tc>
+      </w:tr>
+    </w:tbl>
+    <w:p>
+      <w:pPr>
+        <w:spacing w:after="0"/>
+      </w:pPr>
+    </w:p>
+    <w:p>
+      <w:pPr>
+        <w:pStyle w:val="Heading2"/>
+        <w:keepNext/>
+      </w:pPr>
+      <w:r>
+        <w:t>Validar sem restaurar</w:t>
+      </w:r>
+    </w:p>
+    <w:tbl>
+      <w:tblPr>
+        <w:tblW w:type="dxa" w:w="9360"/>
+        <w:jc w:val="center"/>
+        <w:tblLayout w:type="fixed"/>
+        <w:tblLook w:firstColumn="1" w:firstRow="1" w:lastColumn="0" w:lastRow="0" w:noHBand="0" w:noVBand="1" w:val="04A0"/>
+      </w:tblPr>
+      <w:tblGrid>
+        <w:gridCol w:w="9360"/>
+      </w:tblGrid>
+      <w:tr>
+        <w:tc>
+          <w:tcPr>
+            <w:tcW w:type="dxa" w:w="9360"/>
+            <w:shd w:fill="F2F4F7"/>
+            <w:tcMar>
+              <w:top w:w="110" w:type="dxa"/>
+              <w:left w:w="150" w:type="dxa"/>
+              <w:bottom w:w="110" w:type="dxa"/>
+              <w:right w:w="150" w:type="dxa"/>
+            </w:tcMar>
+          </w:tcPr>
+          <w:p>
+            <w:pPr>
+              <w:spacing w:after="0"/>
+            </w:pPr>
+            <w:r>
+              <w:rPr>
+                <w:rFonts w:ascii="Consolas" w:hAnsi="Consolas"/>
+                <w:color w:val="1F2937"/>
+                <w:sz w:val="17"/>
+              </w:rPr>
+              <w:t>.\scripts\restore_local_backup.ps1 -BackupPath "D:\Backups\supermercado-local-AAAAMMDD-HHMMSS.zip" -Port 8001 -ValidarSomente</w:t>
+            </w:r>
+          </w:p>
+        </w:tc>
+      </w:tr>
+    </w:tbl>
+    <w:p>
+      <w:pPr>
+        <w:spacing w:after="0"/>
+      </w:pPr>
+    </w:p>
+    <w:p>
+      <w:pPr>
+        <w:pStyle w:val="Heading2"/>
+        <w:keepNext/>
+      </w:pPr>
+      <w:r>
+        <w:t>Restaurar</w:t>
+      </w:r>
+    </w:p>
+    <w:tbl>
+      <w:tblPr>
+        <w:tblW w:type="dxa" w:w="9360"/>
+        <w:jc w:val="center"/>
+        <w:tblLayout w:type="fixed"/>
+        <w:tblLook w:firstColumn="1" w:firstRow="1" w:lastColumn="0" w:lastRow="0" w:noHBand="0" w:noVBand="1" w:val="04A0"/>
+      </w:tblPr>
+      <w:tblGrid>
+        <w:gridCol w:w="9360"/>
+      </w:tblGrid>
+      <w:tr>
+        <w:tc>
+          <w:tcPr>
+            <w:tcW w:type="dxa" w:w="9360"/>
+            <w:shd w:fill="F2F4F7"/>
+            <w:tcMar>
+              <w:top w:w="110" w:type="dxa"/>
+              <w:left w:w="150" w:type="dxa"/>
+              <w:bottom w:w="110" w:type="dxa"/>
+              <w:right w:w="150" w:type="dxa"/>
+            </w:tcMar>
+          </w:tcPr>
+          <w:p>
+            <w:pPr>
+              <w:spacing w:after="0"/>
+            </w:pPr>
+            <w:r>
+              <w:rPr>
+                <w:rFonts w:ascii="Consolas" w:hAnsi="Consolas"/>
+                <w:color w:val="1F2937"/>
+                <w:sz w:val="17"/>
+              </w:rPr>
+              <w:t>.\scripts\restore_local_backup.ps1 -BackupPath "D:\Backups\supermercado-local-AAAAMMDD-HHMMSS.zip" -Port 8001 -ConfirmarRestauracao</w:t>
+            </w:r>
+          </w:p>
+        </w:tc>
+      </w:tr>
+    </w:tbl>
+    <w:p>
+      <w:pPr>
+        <w:spacing w:after="0"/>
+      </w:pPr>
+    </w:p>
+    <w:p>
+      <w:r>
+        <w:t>Para backup criptografado, informe BACKUP_ENCRYPTION_PASSPHRASE no processo autorizado. Nunca registre a senha em documento público ou histórico de comando compartilhado.</w:t>
+      </w:r>
+    </w:p>
+    <w:p>
+      <w:pPr>
+        <w:ind w:left="259"/>
+      </w:pPr>
+      <w:r>
+        <w:rPr>
+          <w:rFonts w:ascii="Segoe UI Symbol" w:hAnsi="Segoe UI Symbol"/>
+        </w:rPr>
+        <w:t>☐  SHA-256 validado.</w:t>
+      </w:r>
+    </w:p>
+    <w:p>
+      <w:pPr>
+        <w:ind w:left="259"/>
+      </w:pPr>
+      <w:r>
+        <w:rPr>
+          <w:rFonts w:ascii="Segoe UI Symbol" w:hAnsi="Segoe UI Symbol"/>
+        </w:rPr>
+        <w:t>☐  Backup do estado atual concluído.</w:t>
+      </w:r>
+    </w:p>
+    <w:p>
+      <w:pPr>
+        <w:ind w:left="259"/>
+      </w:pPr>
+      <w:r>
+        <w:rPr>
+          <w:rFonts w:ascii="Segoe UI Symbol" w:hAnsi="Segoe UI Symbol"/>
+        </w:rPr>
+        <w:t>☐  Loja em janela de manutenção.</w:t>
+      </w:r>
+    </w:p>
+    <w:p>
+      <w:pPr>
+        <w:ind w:left="259"/>
+      </w:pPr>
+      <w:r>
+        <w:rPr>
+          <w:rFonts w:ascii="Segoe UI Symbol" w:hAnsi="Segoe UI Symbol"/>
+        </w:rPr>
+        <w:t>☐  Serviço voltou a responder.</w:t>
+      </w:r>
+    </w:p>
+    <w:p>
+      <w:pPr>
+        <w:ind w:left="259"/>
+      </w:pPr>
+      <w:r>
+        <w:rPr>
+          <w:rFonts w:ascii="Segoe UI Symbol" w:hAnsi="Segoe UI Symbol"/>
+        </w:rPr>
+        <w:t>☐  Login, empresas, estoque, vendas, mídia e relatórios conferidos.</w:t>
+      </w:r>
+    </w:p>
+    <w:p>
+      <w:r>
+        <w:br w:type="page"/>
+      </w:r>
+    </w:p>
+    <w:p>
+      <w:pPr>
+        <w:pStyle w:val="Heading1"/>
+        <w:keepNext/>
+      </w:pPr>
+      <w:r>
+        <w:t>11. Aplicativos e terminais</w:t>
+      </w:r>
+    </w:p>
+    <w:p>
+      <w:pPr>
+        <w:pStyle w:val="Heading2"/>
+        <w:keepNext/>
       </w:pPr>
       <w:r>
         <w:t>DeTec PDV</w:t>
@@ -2100,30 +3907,48 @@
     </w:p>
     <w:p>
       <w:pPr>
-        <w:keepLines/>
-        <w:spacing w:before="40" w:after="160" w:line="240" w:lineRule="auto"/>
-        <w:ind w:left="173" w:right="173"/>
-        <w:shd w:fill="F2F4F7"/>
+        <w:pStyle w:val="ListBullet"/>
       </w:pPr>
       <w:r>
-        <w:rPr>
-          <w:rFonts w:ascii="Consolas" w:hAnsi="Consolas"/>
-          <w:b w:val="0"/>
-          <w:i w:val="0"/>
-          <w:color w:val="14233B"/>
-          <w:sz w:val="17"/>
-        </w:rPr>
-        <w:t>Remove-Item "$env:LOCALAPPDATA\DeTecPDV" -Recurse -Force</w:t>
+        <w:t>O artefato deve ser construído, publicado e compatível com PDV_DESKTOP_VERSION.</w:t>
       </w:r>
     </w:p>
     <w:p>
+      <w:pPr>
+        <w:pStyle w:val="ListBullet"/>
+      </w:pPr>
       <w:r>
-        <w:t>A remoção da pasta apaga configuração, credencial protegida, cache e diagnósticos locais daquele terminal. Depois, remova o executável ou atalho.</w:t>
+        <w:t>O admin master cadastra e licencia o terminal; a chave de ativação não deve ser exposta em logs ou chamados.</w:t>
       </w:r>
     </w:p>
     <w:p>
       <w:pPr>
+        <w:pStyle w:val="ListBullet"/>
+      </w:pPr>
+      <w:r>
+        <w:t>Se a chave for rotacionada, a anterior é invalidada e a ação deve ficar auditada.</w:t>
+      </w:r>
+    </w:p>
+    <w:p>
+      <w:pPr>
+        <w:pStyle w:val="ListBullet"/>
+      </w:pPr>
+      <w:r>
+        <w:t>No computador do caixa, a configuração fica em %LOCALAPPDATA%\DeTecPDV\config.json.</w:t>
+      </w:r>
+    </w:p>
+    <w:p>
+      <w:pPr>
+        <w:pStyle w:val="ListBullet"/>
+      </w:pPr>
+      <w:r>
+        <w:t>Para reconfigurar o servidor ou uma nova chave, use a opção Nova chave/Configurar do aplicativo; não edite segredos manualmente.</w:t>
+      </w:r>
+    </w:p>
+    <w:p>
+      <w:pPr>
         <w:pStyle w:val="Heading2"/>
+        <w:keepNext/>
       </w:pPr>
       <w:r>
         <w:t>DeTec Admin</w:t>
@@ -2131,238 +3956,1304 @@
     </w:p>
     <w:p>
       <w:pPr>
-        <w:keepLines/>
-        <w:spacing w:before="40" w:after="160" w:line="240" w:lineRule="auto"/>
-        <w:ind w:left="173" w:right="173"/>
-        <w:shd w:fill="F2F4F7"/>
+        <w:pStyle w:val="ListBullet"/>
+      </w:pPr>
+      <w:r>
+        <w:t>É a casca administrativa do mesmo ERP e não substitui o servidor.</w:t>
+      </w:r>
+    </w:p>
+    <w:p>
+      <w:pPr>
+        <w:pStyle w:val="ListBullet"/>
+      </w:pPr>
+      <w:r>
+        <w:t>A configuração local fica em %LOCALAPPDATA%\DeTecAdmin\config.json.</w:t>
+      </w:r>
+    </w:p>
+    <w:p>
+      <w:pPr>
+        <w:pStyle w:val="ListBullet"/>
+      </w:pPr>
+      <w:r>
+        <w:t>O login continua sendo validado pelo ERP; o aplicativo não concede permissões extras.</w:t>
+      </w:r>
+    </w:p>
+    <w:p>
+      <w:pPr>
+        <w:pStyle w:val="Heading2"/>
+        <w:keepNext/>
+      </w:pPr>
+      <w:r>
+        <w:t>Publicação após atualização</w:t>
+      </w:r>
+    </w:p>
+    <w:p>
+      <w:pPr>
+        <w:ind w:left="403" w:hanging="317"/>
       </w:pPr>
       <w:r>
         <w:rPr>
-          <w:rFonts w:ascii="Consolas" w:hAnsi="Consolas"/>
-          <w:b w:val="0"/>
-          <w:i w:val="0"/>
-          <w:color w:val="14233B"/>
-          <w:sz w:val="17"/>
+          <w:b/>
         </w:rPr>
-        <w:t>Remove-Item "$env:LOCALAPPDATA\DeTecAdmin" -Recurse -Force</w:t>
+        <w:t xml:space="preserve">1. </w:t>
+      </w:r>
+      <w:r>
+        <w:t>Gere os artefatos DeTecPDV e DeTecAdmin na máquina de build.</w:t>
+      </w:r>
+    </w:p>
+    <w:p>
+      <w:pPr>
+        <w:ind w:left="403" w:hanging="317"/>
+      </w:pPr>
+      <w:r>
+        <w:rPr>
+          <w:b/>
+        </w:rPr>
+        <w:t xml:space="preserve">2. </w:t>
+      </w:r>
+      <w:r>
+        <w:t>Publique-os no pacote/servidor com manifestos e SHA-256 corretos.</w:t>
+      </w:r>
+    </w:p>
+    <w:p>
+      <w:pPr>
+        <w:ind w:left="403" w:hanging="317"/>
+      </w:pPr>
+      <w:r>
+        <w:rPr>
+          <w:b/>
+        </w:rPr>
+        <w:t xml:space="preserve">3. </w:t>
+      </w:r>
+      <w:r>
+        <w:t>Confira as versões no .env e reinicie o serviço.</w:t>
+      </w:r>
+    </w:p>
+    <w:p>
+      <w:pPr>
+        <w:ind w:left="403" w:hanging="317"/>
+      </w:pPr>
+      <w:r>
+        <w:rPr>
+          <w:b/>
+        </w:rPr>
+        <w:t xml:space="preserve">4. </w:t>
+      </w:r>
+      <w:r>
+        <w:t>Abra as Centrais de download e confirme que o botão está liberado.</w:t>
+      </w:r>
+    </w:p>
+    <w:p>
+      <w:pPr>
+        <w:ind w:left="403" w:hanging="317"/>
+      </w:pPr>
+      <w:r>
+        <w:rPr>
+          <w:b/>
+        </w:rPr>
+        <w:t xml:space="preserve">5. </w:t>
+      </w:r>
+      <w:r>
+        <w:t>Homologue em um terminal piloto antes de distribuir para todos os caixas.</w:t>
+      </w:r>
+    </w:p>
+    <w:p>
+      <w:pPr>
+        <w:pStyle w:val="Heading1"/>
+        <w:keepNext/>
+      </w:pPr>
+      <w:r>
+        <w:t>12. Atualização e rollback</w:t>
+      </w:r>
+    </w:p>
+    <w:p>
+      <w:pPr>
+        <w:pStyle w:val="Heading2"/>
+        <w:keepNext/>
+      </w:pPr>
+      <w:r>
+        <w:t>Após cada atualização</w:t>
+      </w:r>
+    </w:p>
+    <w:p>
+      <w:pPr>
+        <w:ind w:left="259"/>
+      </w:pPr>
+      <w:r>
+        <w:rPr>
+          <w:rFonts w:ascii="Segoe UI Symbol" w:hAnsi="Segoe UI Symbol"/>
+        </w:rPr>
+        <w:t>☐  Serviço Running e healthcheck saudável.</w:t>
+      </w:r>
+    </w:p>
+    <w:p>
+      <w:pPr>
+        <w:ind w:left="259"/>
+      </w:pPr>
+      <w:r>
+        <w:rPr>
+          <w:rFonts w:ascii="Segoe UI Symbol" w:hAnsi="Segoe UI Symbol"/>
+        </w:rPr>
+        <w:t>☐  manage.py check sem erros e migrations aplicadas.</w:t>
+      </w:r>
+    </w:p>
+    <w:p>
+      <w:pPr>
+        <w:ind w:left="259"/>
+      </w:pPr>
+      <w:r>
+        <w:rPr>
+          <w:rFonts w:ascii="Segoe UI Symbol" w:hAnsi="Segoe UI Symbol"/>
+        </w:rPr>
+        <w:t>☐  CSS, imagens e arquivos enviados pelo usuário aparecem.</w:t>
+      </w:r>
+    </w:p>
+    <w:p>
+      <w:pPr>
+        <w:ind w:left="259"/>
+      </w:pPr>
+      <w:r>
+        <w:rPr>
+          <w:rFonts w:ascii="Segoe UI Symbol" w:hAnsi="Segoe UI Symbol"/>
+        </w:rPr>
+        <w:t>☐  Versão do servidor e versões dos aplicativos coincidem com os manifestos.</w:t>
+      </w:r>
+    </w:p>
+    <w:p>
+      <w:pPr>
+        <w:ind w:left="259"/>
+      </w:pPr>
+      <w:r>
+        <w:rPr>
+          <w:rFonts w:ascii="Segoe UI Symbol" w:hAnsi="Segoe UI Symbol"/>
+        </w:rPr>
+        <w:t>☐  Login de superadmin e administrador da empresa funcionam.</w:t>
+      </w:r>
+    </w:p>
+    <w:p>
+      <w:pPr>
+        <w:ind w:left="259"/>
+      </w:pPr>
+      <w:r>
+        <w:rPr>
+          <w:rFonts w:ascii="Segoe UI Symbol" w:hAnsi="Segoe UI Symbol"/>
+        </w:rPr>
+        <w:t>☐  Um PDV piloto abre, autentica e consulta produtos.</w:t>
+      </w:r>
+    </w:p>
+    <w:p>
+      <w:pPr>
+        <w:ind w:left="259"/>
+      </w:pPr>
+      <w:r>
+        <w:rPr>
+          <w:rFonts w:ascii="Segoe UI Symbol" w:hAnsi="Segoe UI Symbol"/>
+        </w:rPr>
+        <w:t>☐  Backup pós-atualização criado.</w:t>
+      </w:r>
+    </w:p>
+    <w:p>
+      <w:pPr>
+        <w:pStyle w:val="Heading2"/>
+        <w:keepNext/>
+      </w:pPr>
+      <w:r>
+        <w:t>Rollback</w:t>
       </w:r>
     </w:p>
     <w:p>
       <w:r>
-        <w:t>Depois, remova o executável ou atalho do DeTec Admin.</w:t>
+        <w:t>Se a atualização falhar, preserve logs, interrompa novas operações, restaure o .env anterior e use o pacote/backup homologado. Não misture código de uma versão com migrations ou artefatos de outra sem roteiro técnico.</w:t>
+      </w:r>
+    </w:p>
+    <w:tbl>
+      <w:tblPr>
+        <w:tblW w:type="dxa" w:w="9360"/>
+        <w:jc w:val="center"/>
+        <w:tblLayout w:type="fixed"/>
+        <w:tblLook w:firstColumn="1" w:firstRow="1" w:lastColumn="0" w:lastRow="0" w:noHBand="0" w:noVBand="1" w:val="04A0"/>
+      </w:tblPr>
+      <w:tblGrid>
+        <w:gridCol w:w="9360"/>
+      </w:tblGrid>
+      <w:tr>
+        <w:tc>
+          <w:tcPr>
+            <w:tcW w:type="dxa" w:w="9360"/>
+            <w:shd w:fill="EAF3FB"/>
+            <w:tcMar>
+              <w:top w:w="130" w:type="dxa"/>
+              <w:left w:w="170" w:type="dxa"/>
+              <w:bottom w:w="130" w:type="dxa"/>
+              <w:right w:w="170" w:type="dxa"/>
+            </w:tcMar>
+          </w:tcPr>
+          <w:p>
+            <w:r>
+              <w:rPr>
+                <w:b/>
+                <w:color w:val="145DA0"/>
+              </w:rPr>
+              <w:t>Sem apagar evidências</w:t>
+              <w:br/>
+            </w:r>
+            <w:r>
+              <w:rPr>
+                <w:color w:val="26364A"/>
+              </w:rPr>
+              <w:t>Copie os logs e registre o erro antes de reinstalar. Isso permite corrigir a causa em vez de apenas ocultar o sintoma.</w:t>
+            </w:r>
+          </w:p>
+        </w:tc>
+      </w:tr>
+    </w:tbl>
+    <w:p>
+      <w:pPr>
+        <w:spacing w:after="0"/>
+      </w:pPr>
+    </w:p>
+    <w:p>
+      <w:r>
+        <w:br w:type="page"/>
       </w:r>
     </w:p>
     <w:p>
       <w:pPr>
         <w:pStyle w:val="Heading1"/>
+        <w:keepNext/>
       </w:pPr>
       <w:r>
-        <w:t>12. Checklist antes de encerrar uma manutenção</w:t>
+        <w:t>13. Desinstalação segura</w:t>
+      </w:r>
+    </w:p>
+    <w:tbl>
+      <w:tblPr>
+        <w:tblW w:type="dxa" w:w="9360"/>
+        <w:jc w:val="center"/>
+        <w:tblLayout w:type="fixed"/>
+        <w:tblLook w:firstColumn="1" w:firstRow="1" w:lastColumn="0" w:lastRow="0" w:noHBand="0" w:noVBand="1" w:val="04A0"/>
+      </w:tblPr>
+      <w:tblGrid>
+        <w:gridCol w:w="9360"/>
+      </w:tblGrid>
+      <w:tr>
+        <w:tc>
+          <w:tcPr>
+            <w:tcW w:type="dxa" w:w="9360"/>
+            <w:shd w:fill="FDECEC"/>
+            <w:tcMar>
+              <w:top w:w="130" w:type="dxa"/>
+              <w:left w:w="170" w:type="dxa"/>
+              <w:bottom w:w="130" w:type="dxa"/>
+              <w:right w:w="170" w:type="dxa"/>
+            </w:tcMar>
+          </w:tcPr>
+          <w:p>
+            <w:r>
+              <w:rPr>
+                <w:b/>
+                <w:color w:val="B42318"/>
+              </w:rPr>
+              <w:t>Não basta apagar a pasta</w:t>
+              <w:br/>
+            </w:r>
+            <w:r>
+              <w:rPr>
+                <w:color w:val="26364A"/>
+              </w:rPr>
+              <w:t>O sistema instala serviço, regra de firewall, banco, tarefa de backup, código e dados. Remova cada componente de forma controlada.</w:t>
+            </w:r>
+          </w:p>
+        </w:tc>
+      </w:tr>
+    </w:tbl>
+    <w:p>
+      <w:pPr>
+        <w:spacing w:after="0"/>
+      </w:pPr>
+    </w:p>
+    <w:p>
+      <w:pPr>
+        <w:ind w:left="403" w:hanging="317"/>
+      </w:pPr>
+      <w:r>
+        <w:rPr>
+          <w:b/>
+        </w:rPr>
+        <w:t xml:space="preserve">1. </w:t>
+      </w:r>
+      <w:r>
+        <w:t>Faça e valide um backup; copie-o para outro equipamento.</w:t>
       </w:r>
     </w:p>
     <w:p>
       <w:pPr>
-        <w:spacing w:after="80"/>
-        <w:ind w:left="288" w:hanging="288"/>
+        <w:ind w:left="403" w:hanging="317"/>
       </w:pPr>
       <w:r>
         <w:rPr>
-          <w:rFonts w:ascii="Calibri" w:hAnsi="Calibri"/>
           <w:b/>
-          <w:i w:val="0"/>
-          <w:color w:val="0757E6"/>
-          <w:sz w:val="22"/>
         </w:rPr>
-        <w:t xml:space="preserve">☐ </w:t>
+        <w:t xml:space="preserve">2. </w:t>
       </w:r>
       <w:r>
-        <w:rPr>
-          <w:rFonts w:ascii="Calibri" w:hAnsi="Calibri"/>
-          <w:b w:val="0"/>
-          <w:i w:val="0"/>
-          <w:color w:val="14233B"/>
-          <w:sz w:val="21"/>
-        </w:rPr>
-        <w:t>O serviço DeigoVarejoServidorLocal está Running.</w:t>
+        <w:t>Pare os caixas e registre a autorização para desinstalar.</w:t>
       </w:r>
     </w:p>
     <w:p>
       <w:pPr>
-        <w:spacing w:after="80"/>
-        <w:ind w:left="288" w:hanging="288"/>
+        <w:ind w:left="403" w:hanging="317"/>
       </w:pPr>
       <w:r>
         <w:rPr>
-          <w:rFonts w:ascii="Calibri" w:hAnsi="Calibri"/>
           <w:b/>
-          <w:i w:val="0"/>
-          <w:color w:val="0757E6"/>
-          <w:sz w:val="22"/>
         </w:rPr>
-        <w:t xml:space="preserve">☐ </w:t>
+        <w:t xml:space="preserve">3. </w:t>
       </w:r>
       <w:r>
-        <w:rPr>
-          <w:rFonts w:ascii="Calibri" w:hAnsi="Calibri"/>
-          <w:b w:val="0"/>
-          <w:i w:val="0"/>
-          <w:color w:val="14233B"/>
-          <w:sz w:val="21"/>
-        </w:rPr>
-        <w:t>O healthcheck responde HTTP 200 na porta configurada.</w:t>
+        <w:t>Abra PowerShell como administrador e remova o serviço pelo script.</w:t>
       </w:r>
     </w:p>
     <w:p>
       <w:pPr>
-        <w:spacing w:after="80"/>
-        <w:ind w:left="288" w:hanging="288"/>
+        <w:ind w:left="403" w:hanging="317"/>
       </w:pPr>
       <w:r>
         <w:rPr>
-          <w:rFonts w:ascii="Calibri" w:hAnsi="Calibri"/>
           <w:b/>
-          <w:i w:val="0"/>
-          <w:color w:val="0757E6"/>
-          <w:sz w:val="22"/>
         </w:rPr>
-        <w:t xml:space="preserve">☐ </w:t>
+        <w:t xml:space="preserve">4. </w:t>
       </w:r>
       <w:r>
-        <w:rPr>
-          <w:rFonts w:ascii="Calibri" w:hAnsi="Calibri"/>
-          <w:b w:val="0"/>
-          <w:i w:val="0"/>
-          <w:color w:val="14233B"/>
-          <w:sz w:val="21"/>
-        </w:rPr>
-        <w:t>O login administrativo abre com CSS e imagens.</w:t>
+        <w:t>Remova tarefas agendadas e regras de firewall identificadas para o DeTec Server.</w:t>
       </w:r>
     </w:p>
     <w:p>
       <w:pPr>
-        <w:spacing w:after="80"/>
-        <w:ind w:left="288" w:hanging="288"/>
+        <w:ind w:left="403" w:hanging="317"/>
       </w:pPr>
       <w:r>
         <w:rPr>
-          <w:rFonts w:ascii="Calibri" w:hAnsi="Calibri"/>
           <w:b/>
-          <w:i w:val="0"/>
-          <w:color w:val="0757E6"/>
-          <w:sz w:val="22"/>
         </w:rPr>
-        <w:t xml:space="preserve">☐ </w:t>
+        <w:t xml:space="preserve">5. </w:t>
       </w:r>
       <w:r>
-        <w:rPr>
-          <w:rFonts w:ascii="Calibri" w:hAnsi="Calibri"/>
-          <w:b w:val="0"/>
-          <w:i w:val="0"/>
-          <w:color w:val="14233B"/>
-          <w:sz w:val="21"/>
-        </w:rPr>
-        <w:t>Não existem migrations pendentes.</w:t>
+        <w:t>Remova o código em C:\DeTecServer somente após confirmar o backup.</w:t>
       </w:r>
     </w:p>
     <w:p>
       <w:pPr>
-        <w:spacing w:after="80"/>
-        <w:ind w:left="288" w:hanging="288"/>
+        <w:ind w:left="403" w:hanging="317"/>
       </w:pPr>
       <w:r>
         <w:rPr>
-          <w:rFonts w:ascii="Calibri" w:hAnsi="Calibri"/>
           <w:b/>
-          <w:i w:val="0"/>
-          <w:color w:val="0757E6"/>
-          <w:sz w:val="22"/>
         </w:rPr>
-        <w:t xml:space="preserve">☐ </w:t>
+        <w:t xml:space="preserve">6. </w:t>
       </w:r>
       <w:r>
-        <w:rPr>
-          <w:rFonts w:ascii="Calibri" w:hAnsi="Calibri"/>
-          <w:b w:val="0"/>
-          <w:i w:val="0"/>
-          <w:color w:val="14233B"/>
-          <w:sz w:val="21"/>
-        </w:rPr>
-        <w:t>Um backup recente foi gerado e localizado.</w:t>
+        <w:t>Remova C:\ProgramData\DeigoVarejo somente se os dados e backups não precisarem ser preservados.</w:t>
       </w:r>
     </w:p>
     <w:p>
       <w:pPr>
-        <w:spacing w:after="80"/>
-        <w:ind w:left="288" w:hanging="288"/>
+        <w:ind w:left="403" w:hanging="317"/>
       </w:pPr>
       <w:r>
         <w:rPr>
-          <w:rFonts w:ascii="Calibri" w:hAnsi="Calibri"/>
           <w:b/>
-          <w:i w:val="0"/>
-          <w:color w:val="0757E6"/>
-          <w:sz w:val="22"/>
         </w:rPr>
-        <w:t xml:space="preserve">☐ </w:t>
+        <w:t xml:space="preserve">7. </w:t>
       </w:r>
       <w:r>
-        <w:rPr>
-          <w:rFonts w:ascii="Calibri" w:hAnsi="Calibri"/>
-          <w:b w:val="0"/>
-          <w:i w:val="0"/>
-          <w:color w:val="14233B"/>
-          <w:sz w:val="21"/>
-        </w:rPr>
-        <w:t>PDV e DeTec Admin encontram o servidor pela rede interna.</w:t>
+        <w:t>Trate PostgreSQL separadamente; não desinstale se ele for compartilhado por outra aplicação.</w:t>
+      </w:r>
+    </w:p>
+    <w:tbl>
+      <w:tblPr>
+        <w:tblW w:type="dxa" w:w="9360"/>
+        <w:jc w:val="center"/>
+        <w:tblLayout w:type="fixed"/>
+        <w:tblLook w:firstColumn="1" w:firstRow="1" w:lastColumn="0" w:lastRow="0" w:noHBand="0" w:noVBand="1" w:val="04A0"/>
+      </w:tblPr>
+      <w:tblGrid>
+        <w:gridCol w:w="9360"/>
+      </w:tblGrid>
+      <w:tr>
+        <w:tc>
+          <w:tcPr>
+            <w:tcW w:type="dxa" w:w="9360"/>
+            <w:shd w:fill="F2F4F7"/>
+            <w:tcMar>
+              <w:top w:w="110" w:type="dxa"/>
+              <w:left w:w="150" w:type="dxa"/>
+              <w:bottom w:w="110" w:type="dxa"/>
+              <w:right w:w="150" w:type="dxa"/>
+            </w:tcMar>
+          </w:tcPr>
+          <w:p>
+            <w:pPr>
+              <w:spacing w:after="0"/>
+            </w:pPr>
+            <w:r>
+              <w:rPr>
+                <w:rFonts w:ascii="Consolas" w:hAnsi="Consolas"/>
+                <w:color w:val="1F2937"/>
+                <w:sz w:val="17"/>
+              </w:rPr>
+              <w:t>Set-Location C:\DeTecServer\app</w:t>
+            </w:r>
+            <w:r>
+              <w:br/>
+            </w:r>
+            <w:r>
+              <w:rPr>
+                <w:rFonts w:ascii="Consolas" w:hAnsi="Consolas"/>
+                <w:color w:val="1F2937"/>
+                <w:sz w:val="17"/>
+              </w:rPr>
+              <w:t>.\scripts\uninstall_local_server_service.ps1 -RemoveServiceFiles</w:t>
+            </w:r>
+          </w:p>
+        </w:tc>
+      </w:tr>
+    </w:tbl>
+    <w:p>
+      <w:pPr>
+        <w:spacing w:after="0"/>
+      </w:pPr>
+    </w:p>
+    <w:p>
+      <w:r>
+        <w:t>A opção -RemoveServiceFiles remove apenas os arquivos do wrapper em ProgramData\DeigoVarejo\ServidorLocal. Ela não apaga automaticamente banco, mídia e backups.</w:t>
       </w:r>
     </w:p>
     <w:p>
       <w:pPr>
-        <w:spacing w:after="80"/>
-        <w:ind w:left="288" w:hanging="288"/>
+        <w:pStyle w:val="Heading2"/>
+        <w:keepNext/>
+      </w:pPr>
+      <w:r>
+        <w:t>Aplicativos dos computadores</w:t>
+      </w:r>
+    </w:p>
+    <w:p>
+      <w:r>
+        <w:t>Desinstale DeTec PDV e DeTec Admin em Aplicativos instalados do Windows. Se necessário e autorizado, remova também as configurações locais em %LOCALAPPDATA%\DeTecPDV e %LOCALAPPDATA%\DeTecAdmin.</w:t>
+      </w:r>
+    </w:p>
+    <w:p>
+      <w:pPr>
+        <w:pStyle w:val="Heading1"/>
+        <w:keepNext/>
+      </w:pPr>
+      <w:r>
+        <w:t>14. Checklist de entrega</w:t>
+      </w:r>
+    </w:p>
+    <w:p>
+      <w:pPr>
+        <w:ind w:left="259"/>
       </w:pPr>
       <w:r>
         <w:rPr>
-          <w:rFonts w:ascii="Calibri" w:hAnsi="Calibri"/>
-          <w:b/>
-          <w:i w:val="0"/>
-          <w:color w:val="0757E6"/>
-          <w:sz w:val="22"/>
+          <w:rFonts w:ascii="Segoe UI Symbol" w:hAnsi="Segoe UI Symbol"/>
         </w:rPr>
-        <w:t xml:space="preserve">☐ </w:t>
+        <w:t>☐  Pacote, manifesto e SHA-256 conferidos.</w:t>
       </w:r>
+    </w:p>
+    <w:p>
+      <w:pPr>
+        <w:ind w:left="259"/>
+      </w:pPr>
       <w:r>
         <w:rPr>
-          <w:rFonts w:ascii="Calibri" w:hAnsi="Calibri"/>
-          <w:b w:val="0"/>
-          <w:i w:val="0"/>
-          <w:color w:val="14233B"/>
-          <w:sz w:val="21"/>
+          <w:rFonts w:ascii="Segoe UI Symbol" w:hAnsi="Segoe UI Symbol"/>
         </w:rPr>
-        <w:t>A porta 5432 do PostgreSQL não foi exposta à rede.</w:t>
+        <w:t>☐  IP fixo, porta, firewall privado e acesso pela rede testados.</w:t>
       </w:r>
     </w:p>
-    <w:p/>
     <w:p>
       <w:pPr>
-        <w:jc w:val="center"/>
+        <w:ind w:left="259"/>
       </w:pPr>
       <w:r>
         <w:rPr>
-          <w:rFonts w:ascii="Calibri" w:hAnsi="Calibri"/>
-          <w:b/>
-          <w:i w:val="0"/>
-          <w:color w:val="5F7090"/>
-          <w:sz w:val="18"/>
+          <w:rFonts w:ascii="Segoe UI Symbol" w:hAnsi="Segoe UI Symbol"/>
         </w:rPr>
-        <w:t>Deigo Tecnologia | Manual operacional DeTec Server</w:t>
+        <w:t>☐  PostgreSQL acessível somente pelo servidor.</w:t>
       </w:r>
+    </w:p>
+    <w:p>
+      <w:pPr>
+        <w:ind w:left="259"/>
+      </w:pPr>
+      <w:r>
+        <w:rPr>
+          <w:rFonts w:ascii="Segoe UI Symbol" w:hAnsi="Segoe UI Symbol"/>
+        </w:rPr>
+        <w:t>☐  Serviço configurado para iniciar automaticamente e identidade dedicada confirmada.</w:t>
+      </w:r>
+    </w:p>
+    <w:p>
+      <w:pPr>
+        <w:ind w:left="259"/>
+      </w:pPr>
+      <w:r>
+        <w:rPr>
+          <w:rFonts w:ascii="Segoe UI Symbol" w:hAnsi="Segoe UI Symbol"/>
+        </w:rPr>
+        <w:t>☐  .env protegido, sem chaves duplicadas e com cópia segura externa dos segredos.</w:t>
+      </w:r>
+    </w:p>
+    <w:p>
+      <w:pPr>
+        <w:ind w:left="259"/>
+      </w:pPr>
+      <w:r>
+        <w:rPr>
+          <w:rFonts w:ascii="Segoe UI Symbol" w:hAnsi="Segoe UI Symbol"/>
+        </w:rPr>
+        <w:t>☐  Superadmin criado; perfis da empresa e operadores testados.</w:t>
+      </w:r>
+    </w:p>
+    <w:p>
+      <w:pPr>
+        <w:ind w:left="259"/>
+      </w:pPr>
+      <w:r>
+        <w:rPr>
+          <w:rFonts w:ascii="Segoe UI Symbol" w:hAnsi="Segoe UI Symbol"/>
+        </w:rPr>
+        <w:t>☐  Backup automático registrado e restore de teste concluído.</w:t>
+      </w:r>
+    </w:p>
+    <w:p>
+      <w:pPr>
+        <w:ind w:left="259"/>
+      </w:pPr>
+      <w:r>
+        <w:rPr>
+          <w:rFonts w:ascii="Segoe UI Symbol" w:hAnsi="Segoe UI Symbol"/>
+        </w:rPr>
+        <w:t>☐  Central do PDV e Central do Admin publicam artefatos corretos.</w:t>
+      </w:r>
+    </w:p>
+    <w:p>
+      <w:pPr>
+        <w:ind w:left="259"/>
+      </w:pPr>
+      <w:r>
+        <w:rPr>
+          <w:rFonts w:ascii="Segoe UI Symbol" w:hAnsi="Segoe UI Symbol"/>
+        </w:rPr>
+        <w:t>☐  Terminal piloto ativado e fluxo básico homologado.</w:t>
+      </w:r>
+    </w:p>
+    <w:p>
+      <w:pPr>
+        <w:ind w:left="259"/>
+      </w:pPr>
+      <w:r>
+        <w:rPr>
+          <w:rFonts w:ascii="Segoe UI Symbol" w:hAnsi="Segoe UI Symbol"/>
+        </w:rPr>
+        <w:t>☐  Fiscal, TEF, impressora, balança e gaveta permanecem em homologação até teste real.</w:t>
+      </w:r>
+    </w:p>
+    <w:p>
+      <w:pPr>
+        <w:ind w:left="259"/>
+      </w:pPr>
+      <w:r>
+        <w:rPr>
+          <w:rFonts w:ascii="Segoe UI Symbol" w:hAnsi="Segoe UI Symbol"/>
+        </w:rPr>
+        <w:t>☐  Manual, versão instalada, data e responsável registrados.</w:t>
+      </w:r>
+    </w:p>
+    <w:p>
+      <w:pPr>
+        <w:pStyle w:val="Heading2"/>
+        <w:keepNext/>
+      </w:pPr>
+      <w:r>
+        <w:t>Registro da manutenção</w:t>
+      </w:r>
+    </w:p>
+    <w:tbl>
+      <w:tblPr>
+        <w:tblStyle w:val="TableGrid"/>
+        <w:tblW w:type="dxa" w:w="9360"/>
+        <w:jc w:val="center"/>
+        <w:tblLayout w:type="fixed"/>
+        <w:tblLook w:firstColumn="1" w:firstRow="1" w:lastColumn="0" w:lastRow="0" w:noHBand="0" w:noVBand="1" w:val="04A0"/>
+      </w:tblPr>
+      <w:tblGrid>
+        <w:gridCol w:w="3000"/>
+        <w:gridCol w:w="6360"/>
+      </w:tblGrid>
+      <w:tr>
+        <w:trPr>
+          <w:tblHeader w:val="true"/>
+        </w:trPr>
+        <w:tc>
+          <w:tcPr>
+            <w:tcW w:type="dxa" w:w="3000"/>
+            <w:shd w:fill="0A2B5E"/>
+            <w:tcMar>
+              <w:top w:w="90" w:type="dxa"/>
+              <w:left w:w="120" w:type="dxa"/>
+              <w:bottom w:w="90" w:type="dxa"/>
+              <w:right w:w="120" w:type="dxa"/>
+            </w:tcMar>
+            <w:vAlign w:val="center"/>
+          </w:tcPr>
+          <w:p>
+            <w:r>
+              <w:rPr>
+                <w:b/>
+                <w:color w:val="FFFFFF"/>
+              </w:rPr>
+              <w:t>Campo</w:t>
+            </w:r>
+          </w:p>
+        </w:tc>
+        <w:tc>
+          <w:tcPr>
+            <w:tcW w:type="dxa" w:w="6360"/>
+            <w:shd w:fill="0A2B5E"/>
+            <w:tcMar>
+              <w:top w:w="90" w:type="dxa"/>
+              <w:left w:w="120" w:type="dxa"/>
+              <w:bottom w:w="90" w:type="dxa"/>
+              <w:right w:w="120" w:type="dxa"/>
+            </w:tcMar>
+            <w:vAlign w:val="center"/>
+          </w:tcPr>
+          <w:p>
+            <w:r>
+              <w:rPr>
+                <w:b/>
+                <w:color w:val="FFFFFF"/>
+              </w:rPr>
+              <w:t>Preenchimento</w:t>
+            </w:r>
+          </w:p>
+        </w:tc>
+      </w:tr>
+      <w:tr>
+        <w:trPr>
+          <w:cantSplit/>
+        </w:trPr>
+        <w:tc>
+          <w:tcPr>
+            <w:tcW w:type="dxa" w:w="3000"/>
+            <w:tcMar>
+              <w:top w:w="90" w:type="dxa"/>
+              <w:left w:w="120" w:type="dxa"/>
+              <w:bottom w:w="90" w:type="dxa"/>
+              <w:right w:w="120" w:type="dxa"/>
+            </w:tcMar>
+            <w:vAlign w:val="center"/>
+          </w:tcPr>
+          <w:p>
+            <w:r>
+              <w:t>Empresa / filial</w:t>
+            </w:r>
+          </w:p>
+        </w:tc>
+        <w:tc>
+          <w:tcPr>
+            <w:tcW w:type="dxa" w:w="6360"/>
+            <w:tcMar>
+              <w:top w:w="90" w:type="dxa"/>
+              <w:left w:w="120" w:type="dxa"/>
+              <w:bottom w:w="90" w:type="dxa"/>
+              <w:right w:w="120" w:type="dxa"/>
+            </w:tcMar>
+            <w:vAlign w:val="center"/>
+          </w:tcPr>
+          <w:p>
+            <w:r/>
+          </w:p>
+        </w:tc>
+      </w:tr>
+      <w:tr>
+        <w:trPr>
+          <w:cantSplit/>
+        </w:trPr>
+        <w:tc>
+          <w:tcPr>
+            <w:tcW w:type="dxa" w:w="3000"/>
+            <w:shd w:fill="F5F9FD"/>
+            <w:tcMar>
+              <w:top w:w="90" w:type="dxa"/>
+              <w:left w:w="120" w:type="dxa"/>
+              <w:bottom w:w="90" w:type="dxa"/>
+              <w:right w:w="120" w:type="dxa"/>
+            </w:tcMar>
+            <w:vAlign w:val="center"/>
+          </w:tcPr>
+          <w:p>
+            <w:r>
+              <w:t>Servidor / IP / porta</w:t>
+            </w:r>
+          </w:p>
+        </w:tc>
+        <w:tc>
+          <w:tcPr>
+            <w:tcW w:type="dxa" w:w="6360"/>
+            <w:shd w:fill="F5F9FD"/>
+            <w:tcMar>
+              <w:top w:w="90" w:type="dxa"/>
+              <w:left w:w="120" w:type="dxa"/>
+              <w:bottom w:w="90" w:type="dxa"/>
+              <w:right w:w="120" w:type="dxa"/>
+            </w:tcMar>
+            <w:vAlign w:val="center"/>
+          </w:tcPr>
+          <w:p>
+            <w:r/>
+          </w:p>
+        </w:tc>
+      </w:tr>
+      <w:tr>
+        <w:trPr>
+          <w:cantSplit/>
+        </w:trPr>
+        <w:tc>
+          <w:tcPr>
+            <w:tcW w:type="dxa" w:w="3000"/>
+            <w:tcMar>
+              <w:top w:w="90" w:type="dxa"/>
+              <w:left w:w="120" w:type="dxa"/>
+              <w:bottom w:w="90" w:type="dxa"/>
+              <w:right w:w="120" w:type="dxa"/>
+            </w:tcMar>
+            <w:vAlign w:val="center"/>
+          </w:tcPr>
+          <w:p>
+            <w:r>
+              <w:t>Versão anterior / nova</w:t>
+            </w:r>
+          </w:p>
+        </w:tc>
+        <w:tc>
+          <w:tcPr>
+            <w:tcW w:type="dxa" w:w="6360"/>
+            <w:tcMar>
+              <w:top w:w="90" w:type="dxa"/>
+              <w:left w:w="120" w:type="dxa"/>
+              <w:bottom w:w="90" w:type="dxa"/>
+              <w:right w:w="120" w:type="dxa"/>
+            </w:tcMar>
+            <w:vAlign w:val="center"/>
+          </w:tcPr>
+          <w:p>
+            <w:r/>
+          </w:p>
+        </w:tc>
+      </w:tr>
+      <w:tr>
+        <w:trPr>
+          <w:cantSplit/>
+        </w:trPr>
+        <w:tc>
+          <w:tcPr>
+            <w:tcW w:type="dxa" w:w="3000"/>
+            <w:shd w:fill="F5F9FD"/>
+            <w:tcMar>
+              <w:top w:w="90" w:type="dxa"/>
+              <w:left w:w="120" w:type="dxa"/>
+              <w:bottom w:w="90" w:type="dxa"/>
+              <w:right w:w="120" w:type="dxa"/>
+            </w:tcMar>
+            <w:vAlign w:val="center"/>
+          </w:tcPr>
+          <w:p>
+            <w:r>
+              <w:t>Backup / SHA-256</w:t>
+            </w:r>
+          </w:p>
+        </w:tc>
+        <w:tc>
+          <w:tcPr>
+            <w:tcW w:type="dxa" w:w="6360"/>
+            <w:shd w:fill="F5F9FD"/>
+            <w:tcMar>
+              <w:top w:w="90" w:type="dxa"/>
+              <w:left w:w="120" w:type="dxa"/>
+              <w:bottom w:w="90" w:type="dxa"/>
+              <w:right w:w="120" w:type="dxa"/>
+            </w:tcMar>
+            <w:vAlign w:val="center"/>
+          </w:tcPr>
+          <w:p>
+            <w:r/>
+          </w:p>
+        </w:tc>
+      </w:tr>
+      <w:tr>
+        <w:trPr>
+          <w:cantSplit/>
+        </w:trPr>
+        <w:tc>
+          <w:tcPr>
+            <w:tcW w:type="dxa" w:w="3000"/>
+            <w:tcMar>
+              <w:top w:w="90" w:type="dxa"/>
+              <w:left w:w="120" w:type="dxa"/>
+              <w:bottom w:w="90" w:type="dxa"/>
+              <w:right w:w="120" w:type="dxa"/>
+            </w:tcMar>
+            <w:vAlign w:val="center"/>
+          </w:tcPr>
+          <w:p>
+            <w:r>
+              <w:t>Alteração realizada</w:t>
+            </w:r>
+          </w:p>
+        </w:tc>
+        <w:tc>
+          <w:tcPr>
+            <w:tcW w:type="dxa" w:w="6360"/>
+            <w:tcMar>
+              <w:top w:w="90" w:type="dxa"/>
+              <w:left w:w="120" w:type="dxa"/>
+              <w:bottom w:w="90" w:type="dxa"/>
+              <w:right w:w="120" w:type="dxa"/>
+            </w:tcMar>
+            <w:vAlign w:val="center"/>
+          </w:tcPr>
+          <w:p>
+            <w:r/>
+          </w:p>
+        </w:tc>
+      </w:tr>
+      <w:tr>
+        <w:trPr>
+          <w:cantSplit/>
+        </w:trPr>
+        <w:tc>
+          <w:tcPr>
+            <w:tcW w:type="dxa" w:w="3000"/>
+            <w:shd w:fill="F5F9FD"/>
+            <w:tcMar>
+              <w:top w:w="90" w:type="dxa"/>
+              <w:left w:w="120" w:type="dxa"/>
+              <w:bottom w:w="90" w:type="dxa"/>
+              <w:right w:w="120" w:type="dxa"/>
+            </w:tcMar>
+            <w:vAlign w:val="center"/>
+          </w:tcPr>
+          <w:p>
+            <w:r>
+              <w:t>Testes executados</w:t>
+            </w:r>
+          </w:p>
+        </w:tc>
+        <w:tc>
+          <w:tcPr>
+            <w:tcW w:type="dxa" w:w="6360"/>
+            <w:shd w:fill="F5F9FD"/>
+            <w:tcMar>
+              <w:top w:w="90" w:type="dxa"/>
+              <w:left w:w="120" w:type="dxa"/>
+              <w:bottom w:w="90" w:type="dxa"/>
+              <w:right w:w="120" w:type="dxa"/>
+            </w:tcMar>
+            <w:vAlign w:val="center"/>
+          </w:tcPr>
+          <w:p>
+            <w:r/>
+          </w:p>
+        </w:tc>
+      </w:tr>
+      <w:tr>
+        <w:trPr>
+          <w:cantSplit/>
+        </w:trPr>
+        <w:tc>
+          <w:tcPr>
+            <w:tcW w:type="dxa" w:w="3000"/>
+            <w:tcMar>
+              <w:top w:w="90" w:type="dxa"/>
+              <w:left w:w="120" w:type="dxa"/>
+              <w:bottom w:w="90" w:type="dxa"/>
+              <w:right w:w="120" w:type="dxa"/>
+            </w:tcMar>
+            <w:vAlign w:val="center"/>
+          </w:tcPr>
+          <w:p>
+            <w:r>
+              <w:t>Técnico / data / aceite</w:t>
+            </w:r>
+          </w:p>
+        </w:tc>
+        <w:tc>
+          <w:tcPr>
+            <w:tcW w:type="dxa" w:w="6360"/>
+            <w:tcMar>
+              <w:top w:w="90" w:type="dxa"/>
+              <w:left w:w="120" w:type="dxa"/>
+              <w:bottom w:w="90" w:type="dxa"/>
+              <w:right w:w="120" w:type="dxa"/>
+            </w:tcMar>
+            <w:vAlign w:val="center"/>
+          </w:tcPr>
+          <w:p>
+            <w:r/>
+          </w:p>
+        </w:tc>
+      </w:tr>
+    </w:tbl>
+    <w:p>
+      <w:pPr>
+        <w:spacing w:after="0"/>
+      </w:pPr>
+    </w:p>
+    <w:p>
+      <w:pPr>
+        <w:pStyle w:val="Heading1"/>
+        <w:keepNext/>
+      </w:pPr>
+      <w:r>
+        <w:t>Apêndice A. Comandos essenciais</w:t>
+      </w:r>
+    </w:p>
+    <w:tbl>
+      <w:tblPr>
+        <w:tblW w:type="dxa" w:w="9360"/>
+        <w:jc w:val="center"/>
+        <w:tblLayout w:type="fixed"/>
+        <w:tblLook w:firstColumn="1" w:firstRow="1" w:lastColumn="0" w:lastRow="0" w:noHBand="0" w:noVBand="1" w:val="04A0"/>
+      </w:tblPr>
+      <w:tblGrid>
+        <w:gridCol w:w="9360"/>
+      </w:tblGrid>
+      <w:tr>
+        <w:tc>
+          <w:tcPr>
+            <w:tcW w:type="dxa" w:w="9360"/>
+            <w:shd w:fill="F2F4F7"/>
+            <w:tcMar>
+              <w:top w:w="110" w:type="dxa"/>
+              <w:left w:w="150" w:type="dxa"/>
+              <w:bottom w:w="110" w:type="dxa"/>
+              <w:right w:w="150" w:type="dxa"/>
+            </w:tcMar>
+          </w:tcPr>
+          <w:p>
+            <w:pPr>
+              <w:spacing w:after="0"/>
+            </w:pPr>
+            <w:r>
+              <w:rPr>
+                <w:rFonts w:ascii="Consolas" w:hAnsi="Consolas"/>
+                <w:color w:val="1F2937"/>
+                <w:sz w:val="17"/>
+              </w:rPr>
+              <w:t># Serviço</w:t>
+            </w:r>
+            <w:r>
+              <w:br/>
+            </w:r>
+            <w:r>
+              <w:rPr>
+                <w:rFonts w:ascii="Consolas" w:hAnsi="Consolas"/>
+                <w:color w:val="1F2937"/>
+                <w:sz w:val="17"/>
+              </w:rPr>
+              <w:t>Get-Service DeigoVarejoServidorLocal</w:t>
+            </w:r>
+            <w:r>
+              <w:br/>
+            </w:r>
+            <w:r>
+              <w:rPr>
+                <w:rFonts w:ascii="Consolas" w:hAnsi="Consolas"/>
+                <w:color w:val="1F2937"/>
+                <w:sz w:val="17"/>
+              </w:rPr>
+              <w:t>Restart-Service DeigoVarejoServidorLocal</w:t>
+            </w:r>
+            <w:r>
+              <w:br/>
+            </w:r>
+            <w:r>
+              <w:rPr>
+                <w:rFonts w:ascii="Consolas" w:hAnsi="Consolas"/>
+                <w:color w:val="1F2937"/>
+                <w:sz w:val="17"/>
+              </w:rPr>
+            </w:r>
+            <w:r>
+              <w:br/>
+            </w:r>
+            <w:r>
+              <w:rPr>
+                <w:rFonts w:ascii="Consolas" w:hAnsi="Consolas"/>
+                <w:color w:val="1F2937"/>
+                <w:sz w:val="17"/>
+              </w:rPr>
+              <w:t># Healthcheck</w:t>
+            </w:r>
+            <w:r>
+              <w:br/>
+            </w:r>
+            <w:r>
+              <w:rPr>
+                <w:rFonts w:ascii="Consolas" w:hAnsi="Consolas"/>
+                <w:color w:val="1F2937"/>
+                <w:sz w:val="17"/>
+              </w:rPr>
+              <w:t>Invoke-WebRequest http://127.0.0.1:8001/login/ -UseBasicParsing</w:t>
+            </w:r>
+            <w:r>
+              <w:br/>
+            </w:r>
+            <w:r>
+              <w:rPr>
+                <w:rFonts w:ascii="Consolas" w:hAnsi="Consolas"/>
+                <w:color w:val="1F2937"/>
+                <w:sz w:val="17"/>
+              </w:rPr>
+            </w:r>
+            <w:r>
+              <w:br/>
+            </w:r>
+            <w:r>
+              <w:rPr>
+                <w:rFonts w:ascii="Consolas" w:hAnsi="Consolas"/>
+                <w:color w:val="1F2937"/>
+                <w:sz w:val="17"/>
+              </w:rPr>
+              <w:t># Projeto</w:t>
+            </w:r>
+            <w:r>
+              <w:br/>
+            </w:r>
+            <w:r>
+              <w:rPr>
+                <w:rFonts w:ascii="Consolas" w:hAnsi="Consolas"/>
+                <w:color w:val="1F2937"/>
+                <w:sz w:val="17"/>
+              </w:rPr>
+              <w:t>Set-Location C:\DeTecServer\app</w:t>
+            </w:r>
+            <w:r>
+              <w:br/>
+            </w:r>
+            <w:r>
+              <w:rPr>
+                <w:rFonts w:ascii="Consolas" w:hAnsi="Consolas"/>
+                <w:color w:val="1F2937"/>
+                <w:sz w:val="17"/>
+              </w:rPr>
+              <w:t>.\.venv\Scripts\python.exe manage.py check</w:t>
+            </w:r>
+            <w:r>
+              <w:br/>
+            </w:r>
+            <w:r>
+              <w:rPr>
+                <w:rFonts w:ascii="Consolas" w:hAnsi="Consolas"/>
+                <w:color w:val="1F2937"/>
+                <w:sz w:val="17"/>
+              </w:rPr>
+              <w:t>.\.venv\Scripts\python.exe manage.py migrate --noinput</w:t>
+            </w:r>
+            <w:r>
+              <w:br/>
+            </w:r>
+            <w:r>
+              <w:rPr>
+                <w:rFonts w:ascii="Consolas" w:hAnsi="Consolas"/>
+                <w:color w:val="1F2937"/>
+                <w:sz w:val="17"/>
+              </w:rPr>
+              <w:t>.\.venv\Scripts\python.exe manage.py collectstatic --noinput</w:t>
+            </w:r>
+            <w:r>
+              <w:br/>
+            </w:r>
+            <w:r>
+              <w:rPr>
+                <w:rFonts w:ascii="Consolas" w:hAnsi="Consolas"/>
+                <w:color w:val="1F2937"/>
+                <w:sz w:val="17"/>
+              </w:rPr>
+            </w:r>
+            <w:r>
+              <w:br/>
+            </w:r>
+            <w:r>
+              <w:rPr>
+                <w:rFonts w:ascii="Consolas" w:hAnsi="Consolas"/>
+                <w:color w:val="1F2937"/>
+                <w:sz w:val="17"/>
+              </w:rPr>
+              <w:t># Usuários</w:t>
+            </w:r>
+            <w:r>
+              <w:br/>
+            </w:r>
+            <w:r>
+              <w:rPr>
+                <w:rFonts w:ascii="Consolas" w:hAnsi="Consolas"/>
+                <w:color w:val="1F2937"/>
+                <w:sz w:val="17"/>
+              </w:rPr>
+              <w:t>.\.venv\Scripts\python.exe manage.py createsuperuser</w:t>
+            </w:r>
+            <w:r>
+              <w:br/>
+            </w:r>
+            <w:r>
+              <w:rPr>
+                <w:rFonts w:ascii="Consolas" w:hAnsi="Consolas"/>
+                <w:color w:val="1F2937"/>
+                <w:sz w:val="17"/>
+              </w:rPr>
+              <w:t>.\.venv\Scripts\python.exe manage.py changepassword USUARIO</w:t>
+            </w:r>
+            <w:r>
+              <w:br/>
+            </w:r>
+            <w:r>
+              <w:rPr>
+                <w:rFonts w:ascii="Consolas" w:hAnsi="Consolas"/>
+                <w:color w:val="1F2937"/>
+                <w:sz w:val="17"/>
+              </w:rPr>
+            </w:r>
+            <w:r>
+              <w:br/>
+            </w:r>
+            <w:r>
+              <w:rPr>
+                <w:rFonts w:ascii="Consolas" w:hAnsi="Consolas"/>
+                <w:color w:val="1F2937"/>
+                <w:sz w:val="17"/>
+              </w:rPr>
+              <w:t># Backup</w:t>
+            </w:r>
+            <w:r>
+              <w:br/>
+            </w:r>
+            <w:r>
+              <w:rPr>
+                <w:rFonts w:ascii="Consolas" w:hAnsi="Consolas"/>
+                <w:color w:val="1F2937"/>
+                <w:sz w:val="17"/>
+              </w:rPr>
+              <w:t>.\scripts\backup_local.ps1 -ValidarSomente</w:t>
+            </w:r>
+            <w:r>
+              <w:br/>
+            </w:r>
+            <w:r>
+              <w:rPr>
+                <w:rFonts w:ascii="Consolas" w:hAnsi="Consolas"/>
+                <w:color w:val="1F2937"/>
+                <w:sz w:val="17"/>
+              </w:rPr>
+              <w:t>.\scripts\backup_local.ps1 -IncluirLogs</w:t>
+            </w:r>
+            <w:r>
+              <w:br/>
+            </w:r>
+            <w:r>
+              <w:rPr>
+                <w:rFonts w:ascii="Consolas" w:hAnsi="Consolas"/>
+                <w:color w:val="1F2937"/>
+                <w:sz w:val="17"/>
+              </w:rPr>
+            </w:r>
+            <w:r>
+              <w:br/>
+            </w:r>
+            <w:r>
+              <w:rPr>
+                <w:rFonts w:ascii="Consolas" w:hAnsi="Consolas"/>
+                <w:color w:val="1F2937"/>
+                <w:sz w:val="17"/>
+              </w:rPr>
+              <w:t># Diagnóstico</w:t>
+            </w:r>
+            <w:r>
+              <w:br/>
+            </w:r>
+            <w:r>
+              <w:rPr>
+                <w:rFonts w:ascii="Consolas" w:hAnsi="Consolas"/>
+                <w:color w:val="1F2937"/>
+                <w:sz w:val="17"/>
+              </w:rPr>
+              <w:t>.\scripts\test_local_server_service.ps1 -HealthUrl http://127.0.0.1:8001/login/</w:t>
+            </w:r>
+          </w:p>
+        </w:tc>
+      </w:tr>
+    </w:tbl>
+    <w:p>
+      <w:pPr>
+        <w:spacing w:after="0"/>
+      </w:pPr>
+    </w:p>
+    <w:tbl>
+      <w:tblPr>
+        <w:tblW w:type="dxa" w:w="9360"/>
+        <w:jc w:val="center"/>
+        <w:tblLayout w:type="fixed"/>
+        <w:tblLook w:firstColumn="1" w:firstRow="1" w:lastColumn="0" w:lastRow="0" w:noHBand="0" w:noVBand="1" w:val="04A0"/>
+      </w:tblPr>
+      <w:tblGrid>
+        <w:gridCol w:w="9360"/>
+      </w:tblGrid>
+      <w:tr>
+        <w:tc>
+          <w:tcPr>
+            <w:tcW w:type="dxa" w:w="9360"/>
+            <w:shd w:fill="EAF7F2"/>
+            <w:tcMar>
+              <w:top w:w="130" w:type="dxa"/>
+              <w:left w:w="170" w:type="dxa"/>
+              <w:bottom w:w="130" w:type="dxa"/>
+              <w:right w:w="170" w:type="dxa"/>
+            </w:tcMar>
+          </w:tcPr>
+          <w:p>
+            <w:r>
+              <w:rPr>
+                <w:b/>
+                <w:color w:val="147D64"/>
+              </w:rPr>
+              <w:t>Suporte</w:t>
+              <w:br/>
+            </w:r>
+            <w:r>
+              <w:rPr>
+                <w:color w:val="26364A"/>
+              </w:rPr>
+              <w:t>Ao abrir um chamado, informe empresa, versão, horário do erro, operação executada e anexe logs sem senhas, certificados, chaves ou dados pessoais desnecessários.</w:t>
+            </w:r>
+          </w:p>
+        </w:tc>
+      </w:tr>
+    </w:tbl>
+    <w:p>
+      <w:pPr>
+        <w:spacing w:after="0"/>
+      </w:pPr>
     </w:p>
     <w:sectPr>
       <w:headerReference w:type="default" r:id="rId9"/>
       <w:footerReference w:type="default" r:id="rId10"/>
       <w:pgSz w:w="12240" w:h="15840"/>
-      <w:pgMar w:top="1037" w:right="1181" w:bottom="1037" w:left="1181" w:header="504" w:footer="504" w:gutter="0"/>
+      <w:pgMar w:top="1123" w:right="1296" w:bottom="1037" w:left="1296" w:header="461" w:footer="504" w:gutter="0"/>
       <w:cols w:space="720"/>
       <w:docGrid w:linePitch="360"/>
     </w:sectPr>
@@ -2380,37 +5271,12 @@
     <w:r>
       <w:rPr>
         <w:rFonts w:ascii="Calibri" w:hAnsi="Calibri"/>
-        <w:b w:val="0"/>
-        <w:i w:val="0"/>
-        <w:color w:val="5F7090"/>
-        <w:sz w:val="17"/>
-      </w:rPr>
-      <w:t xml:space="preserve">Manual operacional  |  Página </w:t>
+        <w:color w:val="5E6B7A"/>
+        <w:sz w:val="16"/>
+      </w:rPr>
+      <w:t xml:space="preserve">DeTec Server  |  Manual operacional  |  </w:t>
     </w:r>
-    <w:r>
-      <w:fldChar w:fldCharType="begin"/>
-      <w:instrText xml:space="preserve">PAGE</w:instrText>
-      <w:fldChar w:fldCharType="separate"/>
-      <w:t>1</w:t>
-      <w:fldChar w:fldCharType="end"/>
-    </w:r>
-    <w:r>
-      <w:rPr>
-        <w:rFonts w:ascii="Calibri" w:hAnsi="Calibri"/>
-        <w:b w:val="0"/>
-        <w:i w:val="0"/>
-        <w:color w:val="5F7090"/>
-        <w:sz w:val="17"/>
-      </w:rPr>
-      <w:t xml:space="preserve"> de </w:t>
-    </w:r>
-    <w:r>
-      <w:fldChar w:fldCharType="begin"/>
-      <w:instrText xml:space="preserve">NUMPAGES</w:instrText>
-      <w:fldChar w:fldCharType="separate"/>
-      <w:t>1</w:t>
-      <w:fldChar w:fldCharType="end"/>
-    </w:r>
+    <w:fldSimple w:instr="PAGE"/>
   </w:p>
 </w:ftr>
 </file>
@@ -2425,12 +5291,10 @@
     <w:r>
       <w:rPr>
         <w:rFonts w:ascii="Calibri" w:hAnsi="Calibri"/>
-        <w:b/>
-        <w:i w:val="0"/>
-        <w:color w:val="5F7090"/>
-        <w:sz w:val="17"/>
-      </w:rPr>
-      <w:t>Deigo Tecnologia  |  Operação DeTec Server</w:t>
+        <w:color w:val="5E6B7A"/>
+        <w:sz w:val="16"/>
+      </w:rPr>
+      <w:t>DEIGO TECNOLOGIA  •  OPERAÇÃO DO SERVIDOR LOCAL</w:t>
     </w:r>
   </w:p>
 </w:hdr>
@@ -2800,11 +5664,11 @@
     <w:qFormat/>
     <w:rsid w:val="00FC693F"/>
     <w:pPr>
-      <w:spacing w:after="120" w:line="283" w:lineRule="auto"/>
+      <w:spacing w:after="100" w:line="269" w:lineRule="auto"/>
     </w:pPr>
     <w:rPr>
       <w:rFonts w:ascii="Calibri" w:hAnsi="Calibri"/>
-      <w:color w:val="14233B"/>
+      <w:color w:val="1C2735"/>
       <w:sz w:val="21"/>
     </w:rPr>
   </w:style>
@@ -2863,15 +5727,15 @@
     <w:pPr>
       <w:keepNext/>
       <w:keepLines/>
-      <w:spacing w:before="360" w:after="200"/>
+      <w:spacing w:before="360" w:after="160"/>
       <w:outlineLvl w:val="0"/>
     </w:pPr>
     <w:rPr>
       <w:rFonts w:asciiTheme="majorHAnsi" w:eastAsiaTheme="majorEastAsia" w:hAnsiTheme="majorHAnsi" w:cstheme="majorBidi" w:ascii="Calibri" w:hAnsi="Calibri"/>
       <w:b/>
       <w:bCs/>
-      <w:color w:val="0757E6"/>
-      <w:sz w:val="32"/>
+      <w:color w:val="0A2B5E"/>
+      <w:sz w:val="34"/>
       <w:szCs w:val="28"/>
     </w:rPr>
   </w:style>
@@ -2887,14 +5751,14 @@
     <w:pPr>
       <w:keepNext/>
       <w:keepLines/>
-      <w:spacing w:before="280" w:after="140"/>
+      <w:spacing w:before="260" w:after="120"/>
       <w:outlineLvl w:val="1"/>
     </w:pPr>
     <w:rPr>
       <w:rFonts w:asciiTheme="majorHAnsi" w:eastAsiaTheme="majorEastAsia" w:hAnsiTheme="majorHAnsi" w:cstheme="majorBidi" w:ascii="Calibri" w:hAnsi="Calibri"/>
       <w:b/>
       <w:bCs/>
-      <w:color w:val="0757E6"/>
+      <w:color w:val="145DA0"/>
       <w:sz w:val="26"/>
       <w:szCs w:val="26"/>
     </w:rPr>
@@ -2911,15 +5775,15 @@
     <w:pPr>
       <w:keepNext/>
       <w:keepLines/>
-      <w:spacing w:before="200" w:after="100"/>
+      <w:spacing w:before="180" w:after="80"/>
       <w:outlineLvl w:val="2"/>
     </w:pPr>
     <w:rPr>
       <w:rFonts w:asciiTheme="majorHAnsi" w:eastAsiaTheme="majorEastAsia" w:hAnsiTheme="majorHAnsi" w:cstheme="majorBidi" w:ascii="Calibri" w:hAnsi="Calibri"/>
       <w:b/>
       <w:bCs/>
-      <w:color w:val="092B66"/>
-      <w:sz w:val="23"/>
+      <w:color w:val="0A2B5E"/>
+      <w:sz w:val="22"/>
     </w:rPr>
   </w:style>
   <w:style w:type="paragraph" w:styleId="Heading4">
@@ -3150,18 +6014,20 @@
     <w:qFormat/>
     <w:rsid w:val="00FC693F"/>
     <w:pPr>
+      <w:keepNext/>
       <w:pBdr>
         <w:bottom w:val="single" w:sz="8" w:space="4" w:color="4F81BD" w:themeColor="accent1"/>
       </w:pBdr>
-      <w:spacing w:after="300" w:line="240" w:lineRule="auto"/>
+      <w:spacing w:after="320" w:line="240" w:lineRule="auto" w:before="0"/>
       <w:contextualSpacing/>
     </w:pPr>
     <w:rPr>
-      <w:rFonts w:asciiTheme="majorHAnsi" w:eastAsiaTheme="majorEastAsia" w:hAnsiTheme="majorHAnsi" w:cstheme="majorBidi"/>
-      <w:color w:val="17365D" w:themeColor="text2" w:themeShade="BF"/>
+      <w:rFonts w:asciiTheme="majorHAnsi" w:eastAsiaTheme="majorEastAsia" w:hAnsiTheme="majorHAnsi" w:cstheme="majorBidi" w:ascii="Calibri" w:hAnsi="Calibri"/>
+      <w:b/>
+      <w:color w:val="0A2B5E"/>
       <w:spacing w:val="5"/>
       <w:kern w:val="28"/>
-      <w:sz w:val="52"/>
+      <w:sz w:val="56"/>
       <w:szCs w:val="52"/>
     </w:rPr>
   </w:style>
@@ -3189,17 +6055,20 @@
     <w:qFormat/>
     <w:rsid w:val="00FC693F"/>
     <w:pPr>
+      <w:keepNext/>
       <w:numPr>
         <w:ilvl w:val="1"/>
       </w:numPr>
+      <w:spacing w:before="0" w:after="200"/>
     </w:pPr>
     <w:rPr>
-      <w:rFonts w:asciiTheme="majorHAnsi" w:eastAsiaTheme="majorEastAsia" w:hAnsiTheme="majorHAnsi" w:cstheme="majorBidi"/>
+      <w:rFonts w:asciiTheme="majorHAnsi" w:eastAsiaTheme="majorEastAsia" w:hAnsiTheme="majorHAnsi" w:cstheme="majorBidi" w:ascii="Calibri" w:hAnsi="Calibri"/>
+      <w:b w:val="0"/>
       <w:i/>
       <w:iCs/>
-      <w:color w:val="4F81BD" w:themeColor="accent1"/>
+      <w:color w:val="5E6B7A"/>
       <w:spacing w:val="15"/>
-      <w:sz w:val="24"/>
+      <w:sz w:val="26"/>
       <w:szCs w:val="24"/>
     </w:rPr>
   </w:style>
@@ -3335,8 +6204,14 @@
       <w:numPr>
         <w:numId w:val="1"/>
       </w:numPr>
+      <w:spacing w:after="60"/>
+      <w:ind w:left="403" w:hanging="259"/>
       <w:contextualSpacing/>
     </w:pPr>
+    <w:rPr>
+      <w:rFonts w:ascii="Calibri" w:hAnsi="Calibri"/>
+      <w:sz w:val="21"/>
+    </w:rPr>
   </w:style>
   <w:style w:type="paragraph" w:styleId="ListBullet2">
     <w:name w:val="List Bullet 2"/>
@@ -3374,8 +6249,14 @@
       <w:numPr>
         <w:numId w:val="5"/>
       </w:numPr>
+      <w:spacing w:after="60"/>
+      <w:ind w:left="403" w:hanging="259"/>
       <w:contextualSpacing/>
     </w:pPr>
+    <w:rPr>
+      <w:rFonts w:ascii="Calibri" w:hAnsi="Calibri"/>
+      <w:sz w:val="21"/>
+    </w:rPr>
   </w:style>
   <w:style w:type="paragraph" w:styleId="ListNumber2">
     <w:name w:val="List Number 2"/>

--- a/docs/manuais/manual_operacao_servidor_detec.docx
+++ b/docs/manuais/manual_operacao_servidor_detec.docx
@@ -74,7 +74,7 @@
               <w:rPr>
                 <w:color w:val="26364A"/>
               </w:rPr>
-              <w:t>Edição 2.0 • Atualizado em 11/08/2026 • DeTec Server 0.1.11 • DeTec PDV 0.1.10</w:t>
+              <w:t>Edição 2.0 • Atualizado em 11/08/2026 • DeTec Server 0.1.12 • DeTec PDV 0.1.10</w:t>
             </w:r>
           </w:p>
         </w:tc>
@@ -1391,6 +1391,505 @@
       </w:pPr>
     </w:p>
     <w:p>
+      <w:pPr>
+        <w:pStyle w:val="Heading2"/>
+        <w:keepNext/>
+      </w:pPr>
+      <w:r>
+        <w:t>Liberar o acesso na rede interna</w:t>
+      </w:r>
+    </w:p>
+    <w:p>
+      <w:r>
+        <w:t>Execute como administrador e substitua Ethernet pelo nome real do adaptador, quando necessário. Use somente o IPv4 privado do adaptador com gateway; ignore Loopback, VPN, TEF e adaptadores fiscais.</w:t>
+      </w:r>
+    </w:p>
+    <w:tbl>
+      <w:tblPr>
+        <w:tblW w:type="dxa" w:w="9360"/>
+        <w:jc w:val="center"/>
+        <w:tblLayout w:type="fixed"/>
+        <w:tblLook w:firstColumn="1" w:firstRow="1" w:lastColumn="0" w:lastRow="0" w:noHBand="0" w:noVBand="1" w:val="04A0"/>
+      </w:tblPr>
+      <w:tblGrid>
+        <w:gridCol w:w="9360"/>
+      </w:tblGrid>
+      <w:tr>
+        <w:tc>
+          <w:tcPr>
+            <w:tcW w:type="dxa" w:w="9360"/>
+            <w:shd w:fill="F2F4F7"/>
+            <w:tcMar>
+              <w:top w:w="110" w:type="dxa"/>
+              <w:left w:w="150" w:type="dxa"/>
+              <w:bottom w:w="110" w:type="dxa"/>
+              <w:right w:w="150" w:type="dxa"/>
+            </w:tcMar>
+          </w:tcPr>
+          <w:p>
+            <w:pPr>
+              <w:spacing w:after="0"/>
+            </w:pPr>
+            <w:r>
+              <w:rPr>
+                <w:rFonts w:ascii="Consolas" w:hAnsi="Consolas"/>
+                <w:color w:val="1F2937"/>
+                <w:sz w:val="17"/>
+              </w:rPr>
+              <w:t>$interface = "Ethernet"</w:t>
+            </w:r>
+            <w:r>
+              <w:br/>
+            </w:r>
+            <w:r>
+              <w:rPr>
+                <w:rFonts w:ascii="Consolas" w:hAnsi="Consolas"/>
+                <w:color w:val="1F2937"/>
+                <w:sz w:val="17"/>
+              </w:rPr>
+              <w:t>$porta = 8001</w:t>
+            </w:r>
+            <w:r>
+              <w:br/>
+            </w:r>
+            <w:r>
+              <w:rPr>
+                <w:rFonts w:ascii="Consolas" w:hAnsi="Consolas"/>
+                <w:color w:val="1F2937"/>
+                <w:sz w:val="17"/>
+              </w:rPr>
+              <w:t>Set-NetConnectionProfile -InterfaceAlias $interface -NetworkCategory Private</w:t>
+            </w:r>
+            <w:r>
+              <w:br/>
+            </w:r>
+            <w:r>
+              <w:rPr>
+                <w:rFonts w:ascii="Consolas" w:hAnsi="Consolas"/>
+                <w:color w:val="1F2937"/>
+                <w:sz w:val="17"/>
+              </w:rPr>
+              <w:t>$regra = "DeTec Server - rede privada - porta $porta"</w:t>
+            </w:r>
+            <w:r>
+              <w:br/>
+            </w:r>
+            <w:r>
+              <w:rPr>
+                <w:rFonts w:ascii="Consolas" w:hAnsi="Consolas"/>
+                <w:color w:val="1F2937"/>
+                <w:sz w:val="17"/>
+              </w:rPr>
+              <w:t>Get-NetFirewallRule -DisplayName $regra -ErrorAction SilentlyContinue | Remove-NetFirewallRule</w:t>
+            </w:r>
+            <w:r>
+              <w:br/>
+            </w:r>
+            <w:r>
+              <w:rPr>
+                <w:rFonts w:ascii="Consolas" w:hAnsi="Consolas"/>
+                <w:color w:val="1F2937"/>
+                <w:sz w:val="17"/>
+              </w:rPr>
+              <w:t>New-NetFirewallRule -DisplayName $regra -Direction Inbound -Action Allow -Protocol TCP -LocalPort $porta -Profile Private -RemoteAddress LocalSubnet</w:t>
+            </w:r>
+            <w:r>
+              <w:br/>
+            </w:r>
+            <w:r>
+              <w:rPr>
+                <w:rFonts w:ascii="Consolas" w:hAnsi="Consolas"/>
+                <w:color w:val="1F2937"/>
+                <w:sz w:val="17"/>
+              </w:rPr>
+              <w:t>Restart-Service DeigoVarejoServidorLocal</w:t>
+            </w:r>
+            <w:r>
+              <w:br/>
+            </w:r>
+            <w:r>
+              <w:rPr>
+                <w:rFonts w:ascii="Consolas" w:hAnsi="Consolas"/>
+                <w:color w:val="1F2937"/>
+                <w:sz w:val="17"/>
+              </w:rPr>
+              <w:t>Get-Service DeigoVarejoServidorLocal</w:t>
+            </w:r>
+          </w:p>
+        </w:tc>
+      </w:tr>
+    </w:tbl>
+    <w:p>
+      <w:pPr>
+        <w:spacing w:after="0"/>
+      </w:pPr>
+    </w:p>
+    <w:p>
+      <w:r>
+        <w:t>Teste primeiro no servidor e depois em outro computador da mesma rede:</w:t>
+      </w:r>
+    </w:p>
+    <w:tbl>
+      <w:tblPr>
+        <w:tblW w:type="dxa" w:w="9360"/>
+        <w:jc w:val="center"/>
+        <w:tblLayout w:type="fixed"/>
+        <w:tblLook w:firstColumn="1" w:firstRow="1" w:lastColumn="0" w:lastRow="0" w:noHBand="0" w:noVBand="1" w:val="04A0"/>
+      </w:tblPr>
+      <w:tblGrid>
+        <w:gridCol w:w="9360"/>
+      </w:tblGrid>
+      <w:tr>
+        <w:tc>
+          <w:tcPr>
+            <w:tcW w:type="dxa" w:w="9360"/>
+            <w:shd w:fill="F2F4F7"/>
+            <w:tcMar>
+              <w:top w:w="110" w:type="dxa"/>
+              <w:left w:w="150" w:type="dxa"/>
+              <w:bottom w:w="110" w:type="dxa"/>
+              <w:right w:w="150" w:type="dxa"/>
+            </w:tcMar>
+          </w:tcPr>
+          <w:p>
+            <w:pPr>
+              <w:spacing w:after="0"/>
+            </w:pPr>
+            <w:r>
+              <w:rPr>
+                <w:rFonts w:ascii="Consolas" w:hAnsi="Consolas"/>
+                <w:color w:val="1F2937"/>
+                <w:sz w:val="17"/>
+              </w:rPr>
+              <w:t>Invoke-WebRequest http://IP_DO_SERVIDOR:8001/login/ -UseBasicParsing</w:t>
+            </w:r>
+            <w:r>
+              <w:br/>
+            </w:r>
+            <w:r>
+              <w:rPr>
+                <w:rFonts w:ascii="Consolas" w:hAnsi="Consolas"/>
+                <w:color w:val="1F2937"/>
+                <w:sz w:val="17"/>
+              </w:rPr>
+              <w:t>Test-NetConnection IP_DO_SERVIDOR -Port 8001</w:t>
+            </w:r>
+          </w:p>
+        </w:tc>
+      </w:tr>
+    </w:tbl>
+    <w:p>
+      <w:pPr>
+        <w:spacing w:after="0"/>
+      </w:pPr>
+    </w:p>
+    <w:tbl>
+      <w:tblPr>
+        <w:tblW w:type="dxa" w:w="9360"/>
+        <w:jc w:val="center"/>
+        <w:tblLayout w:type="fixed"/>
+        <w:tblLook w:firstColumn="1" w:firstRow="1" w:lastColumn="0" w:lastRow="0" w:noHBand="0" w:noVBand="1" w:val="04A0"/>
+      </w:tblPr>
+      <w:tblGrid>
+        <w:gridCol w:w="9360"/>
+      </w:tblGrid>
+      <w:tr>
+        <w:tc>
+          <w:tcPr>
+            <w:tcW w:type="dxa" w:w="9360"/>
+            <w:shd w:fill="FFF4E5"/>
+            <w:tcMar>
+              <w:top w:w="130" w:type="dxa"/>
+              <w:left w:w="170" w:type="dxa"/>
+              <w:bottom w:w="130" w:type="dxa"/>
+              <w:right w:w="170" w:type="dxa"/>
+            </w:tcMar>
+          </w:tcPr>
+          <w:p>
+            <w:r>
+              <w:rPr>
+                <w:b/>
+                <w:color w:val="A85A00"/>
+              </w:rPr>
+              <w:t>Endereço incorreto</w:t>
+              <w:br/>
+            </w:r>
+            <w:r>
+              <w:rPr>
+                <w:color w:val="26364A"/>
+              </w:rPr>
+              <w:t>Um IP de adaptador Loopback, VPN, TEF ou fiscal pode responder apenas localmente e não representa a rede da loja. Escolha o IPv4 privado do Ethernet/Wi-Fi que possui gateway.</w:t>
+            </w:r>
+          </w:p>
+        </w:tc>
+      </w:tr>
+    </w:tbl>
+    <w:p>
+      <w:pPr>
+        <w:spacing w:after="0"/>
+      </w:pPr>
+    </w:p>
+    <w:p>
+      <w:pPr>
+        <w:pStyle w:val="Heading2"/>
+        <w:keepNext/>
+      </w:pPr>
+      <w:r>
+        <w:t>HTTPS e acesso remoto</w:t>
+      </w:r>
+    </w:p>
+    <w:p>
+      <w:r>
+        <w:t>Não exponha a porta 8001 diretamente à internet. Para produção, publique um nome DNS próprio por proxy reverso HTTPS, como Caddy, ou use uma VPN/túnel corporativo. O proxy recebe HTTPS na porta 443 e encaminha internamente para 127.0.0.1:8001.</w:t>
+      </w:r>
+    </w:p>
+    <w:tbl>
+      <w:tblPr>
+        <w:tblW w:type="dxa" w:w="9360"/>
+        <w:jc w:val="center"/>
+        <w:tblLayout w:type="fixed"/>
+        <w:tblLook w:firstColumn="1" w:firstRow="1" w:lastColumn="0" w:lastRow="0" w:noHBand="0" w:noVBand="1" w:val="04A0"/>
+      </w:tblPr>
+      <w:tblGrid>
+        <w:gridCol w:w="9360"/>
+      </w:tblGrid>
+      <w:tr>
+        <w:tc>
+          <w:tcPr>
+            <w:tcW w:type="dxa" w:w="9360"/>
+            <w:shd w:fill="F2F4F7"/>
+            <w:tcMar>
+              <w:top w:w="110" w:type="dxa"/>
+              <w:left w:w="150" w:type="dxa"/>
+              <w:bottom w:w="110" w:type="dxa"/>
+              <w:right w:w="150" w:type="dxa"/>
+            </w:tcMar>
+          </w:tcPr>
+          <w:p>
+            <w:pPr>
+              <w:spacing w:after="0"/>
+            </w:pPr>
+            <w:r>
+              <w:rPr>
+                <w:rFonts w:ascii="Consolas" w:hAnsi="Consolas"/>
+                <w:color w:val="1F2937"/>
+                <w:sz w:val="17"/>
+              </w:rPr>
+              <w:t>erp.exemplo.com.br {</w:t>
+            </w:r>
+            <w:r>
+              <w:br/>
+            </w:r>
+            <w:r>
+              <w:rPr>
+                <w:rFonts w:ascii="Consolas" w:hAnsi="Consolas"/>
+                <w:color w:val="1F2937"/>
+                <w:sz w:val="17"/>
+              </w:rPr>
+              <w:t xml:space="preserve">    reverse_proxy 127.0.0.1:8001</w:t>
+            </w:r>
+            <w:r>
+              <w:br/>
+            </w:r>
+            <w:r>
+              <w:rPr>
+                <w:rFonts w:ascii="Consolas" w:hAnsi="Consolas"/>
+                <w:color w:val="1F2937"/>
+                <w:sz w:val="17"/>
+              </w:rPr>
+              <w:t xml:space="preserve">    encode zstd gzip</w:t>
+            </w:r>
+            <w:r>
+              <w:br/>
+            </w:r>
+            <w:r>
+              <w:rPr>
+                <w:rFonts w:ascii="Consolas" w:hAnsi="Consolas"/>
+                <w:color w:val="1F2937"/>
+                <w:sz w:val="17"/>
+              </w:rPr>
+              <w:t>}</w:t>
+            </w:r>
+          </w:p>
+        </w:tc>
+      </w:tr>
+    </w:tbl>
+    <w:p>
+      <w:pPr>
+        <w:spacing w:after="0"/>
+      </w:pPr>
+    </w:p>
+    <w:p>
+      <w:r>
+        <w:t>Depois que o domínio e o proxy estiverem validados, configure o ambiente e reinicie o serviço:</w:t>
+      </w:r>
+    </w:p>
+    <w:tbl>
+      <w:tblPr>
+        <w:tblW w:type="dxa" w:w="9360"/>
+        <w:jc w:val="center"/>
+        <w:tblLayout w:type="fixed"/>
+        <w:tblLook w:firstColumn="1" w:firstRow="1" w:lastColumn="0" w:lastRow="0" w:noHBand="0" w:noVBand="1" w:val="04A0"/>
+      </w:tblPr>
+      <w:tblGrid>
+        <w:gridCol w:w="9360"/>
+      </w:tblGrid>
+      <w:tr>
+        <w:tc>
+          <w:tcPr>
+            <w:tcW w:type="dxa" w:w="9360"/>
+            <w:shd w:fill="F2F4F7"/>
+            <w:tcMar>
+              <w:top w:w="110" w:type="dxa"/>
+              <w:left w:w="150" w:type="dxa"/>
+              <w:bottom w:w="110" w:type="dxa"/>
+              <w:right w:w="150" w:type="dxa"/>
+            </w:tcMar>
+          </w:tcPr>
+          <w:p>
+            <w:pPr>
+              <w:spacing w:after="0"/>
+            </w:pPr>
+            <w:r>
+              <w:rPr>
+                <w:rFonts w:ascii="Consolas" w:hAnsi="Consolas"/>
+                <w:color w:val="1F2937"/>
+                <w:sz w:val="17"/>
+              </w:rPr>
+              <w:t>ALLOWED_HOSTS=127.0.0.1,localhost,IP_DO_SERVIDOR,erp.exemplo.com.br</w:t>
+            </w:r>
+            <w:r>
+              <w:br/>
+            </w:r>
+            <w:r>
+              <w:rPr>
+                <w:rFonts w:ascii="Consolas" w:hAnsi="Consolas"/>
+                <w:color w:val="1F2937"/>
+                <w:sz w:val="17"/>
+              </w:rPr>
+              <w:t>CSRF_TRUSTED_ORIGINS=https://erp.exemplo.com.br</w:t>
+            </w:r>
+            <w:r>
+              <w:br/>
+            </w:r>
+            <w:r>
+              <w:rPr>
+                <w:rFonts w:ascii="Consolas" w:hAnsi="Consolas"/>
+                <w:color w:val="1F2937"/>
+                <w:sz w:val="17"/>
+              </w:rPr>
+              <w:t>USE_X_FORWARDED_PROTO=True</w:t>
+            </w:r>
+            <w:r>
+              <w:br/>
+            </w:r>
+            <w:r>
+              <w:rPr>
+                <w:rFonts w:ascii="Consolas" w:hAnsi="Consolas"/>
+                <w:color w:val="1F2937"/>
+                <w:sz w:val="17"/>
+              </w:rPr>
+              <w:t>SESSION_COOKIE_SECURE=True</w:t>
+            </w:r>
+            <w:r>
+              <w:br/>
+            </w:r>
+            <w:r>
+              <w:rPr>
+                <w:rFonts w:ascii="Consolas" w:hAnsi="Consolas"/>
+                <w:color w:val="1F2937"/>
+                <w:sz w:val="17"/>
+              </w:rPr>
+              <w:t>CSRF_COOKIE_SECURE=True</w:t>
+            </w:r>
+            <w:r>
+              <w:br/>
+            </w:r>
+            <w:r>
+              <w:rPr>
+                <w:rFonts w:ascii="Consolas" w:hAnsi="Consolas"/>
+                <w:color w:val="1F2937"/>
+                <w:sz w:val="17"/>
+              </w:rPr>
+              <w:t>SECURE_SSL_REDIRECT=False</w:t>
+            </w:r>
+            <w:r>
+              <w:br/>
+            </w:r>
+            <w:r>
+              <w:rPr>
+                <w:rFonts w:ascii="Consolas" w:hAnsi="Consolas"/>
+                <w:color w:val="1F2937"/>
+                <w:sz w:val="17"/>
+              </w:rPr>
+            </w:r>
+            <w:r>
+              <w:br/>
+            </w:r>
+            <w:r>
+              <w:rPr>
+                <w:rFonts w:ascii="Consolas" w:hAnsi="Consolas"/>
+                <w:color w:val="1F2937"/>
+                <w:sz w:val="17"/>
+              </w:rPr>
+              <w:t>Restart-Service DeigoVarejoServidorLocal</w:t>
+            </w:r>
+          </w:p>
+        </w:tc>
+      </w:tr>
+    </w:tbl>
+    <w:p>
+      <w:pPr>
+        <w:spacing w:after="0"/>
+      </w:pPr>
+    </w:p>
+    <w:tbl>
+      <w:tblPr>
+        <w:tblW w:type="dxa" w:w="9360"/>
+        <w:jc w:val="center"/>
+        <w:tblLayout w:type="fixed"/>
+        <w:tblLook w:firstColumn="1" w:firstRow="1" w:lastColumn="0" w:lastRow="0" w:noHBand="0" w:noVBand="1" w:val="04A0"/>
+      </w:tblPr>
+      <w:tblGrid>
+        <w:gridCol w:w="9360"/>
+      </w:tblGrid>
+      <w:tr>
+        <w:tc>
+          <w:tcPr>
+            <w:tcW w:type="dxa" w:w="9360"/>
+            <w:shd w:fill="FDECEC"/>
+            <w:tcMar>
+              <w:top w:w="130" w:type="dxa"/>
+              <w:left w:w="170" w:type="dxa"/>
+              <w:bottom w:w="130" w:type="dxa"/>
+              <w:right w:w="170" w:type="dxa"/>
+            </w:tcMar>
+          </w:tcPr>
+          <w:p>
+            <w:r>
+              <w:rPr>
+                <w:b/>
+                <w:color w:val="B42318"/>
+              </w:rPr>
+              <w:t>Redirecionamento HTTPS</w:t>
+              <w:br/>
+            </w:r>
+            <w:r>
+              <w:rPr>
+                <w:color w:val="26364A"/>
+              </w:rPr>
+              <w:t>Neste modelo, o proxy faz o redirecionamento HTTP para HTTPS. O PostgreSQL permanece restrito ao servidor e a porta 5432 nunca deve ser aberta na rede ou na internet.</w:t>
+            </w:r>
+          </w:p>
+        </w:tc>
+      </w:tr>
+    </w:tbl>
+    <w:p>
+      <w:pPr>
+        <w:spacing w:after="0"/>
+      </w:pPr>
+    </w:p>
+    <w:p>
       <w:r>
         <w:br w:type="page"/>
       </w:r>

--- a/docs/manuais/manual_operacao_servidor_detec.docx
+++ b/docs/manuais/manual_operacao_servidor_detec.docx
@@ -74,7 +74,7 @@
               <w:rPr>
                 <w:color w:val="26364A"/>
               </w:rPr>
-              <w:t>Edição 2.0 • Atualizado em 11/08/2026 • DeTec Server 0.1.12 • DeTec PDV 0.1.10</w:t>
+              <w:t>Edição 2.1 • Atualizado em 11/08/2026 • DeTec Server 0.1.13 • DeTec PDV 0.1.11</w:t>
             </w:r>
           </w:p>
         </w:tc>

--- a/docs/manuais/manual_operacao_servidor_detec.docx
+++ b/docs/manuais/manual_operacao_servidor_detec.docx
@@ -1401,7 +1401,7 @@
     </w:p>
     <w:p>
       <w:r>
-        <w:t>Execute como administrador e substitua Ethernet pelo nome real do adaptador, quando necessário. Use somente o IPv4 privado do adaptador com gateway; ignore Loopback, VPN, TEF e adaptadores fiscais.</w:t>
+        <w:t>Execute como administrador. O comando seleciona o adaptador ativo com gateway e exibe o IPv4 privado da rede; adaptadores sem rota padrão, como Loopback, VPN, TEF e fiscais, ficam fora da seleção.</w:t>
       </w:r>
     </w:p>
     <w:tbl>
@@ -1436,7 +1436,7 @@
                 <w:color w:val="1F2937"/>
                 <w:sz w:val="17"/>
               </w:rPr>
-              <w:t>$interface = "Ethernet"</w:t>
+              <w:t>$porta = 8001</w:t>
             </w:r>
             <w:r>
               <w:br/>
@@ -1447,7 +1447,51 @@
                 <w:color w:val="1F2937"/>
                 <w:sz w:val="17"/>
               </w:rPr>
-              <w:t>$porta = 8001</w:t>
+              <w:t>$configRede = Get-NetIPConfiguration | Where-Object { $_.NetAdapter.Status -eq 'Up' -and $_.IPv4DefaultGateway -and $_.IPv4Address } | Select-Object -First 1</w:t>
+            </w:r>
+            <w:r>
+              <w:br/>
+            </w:r>
+            <w:r>
+              <w:rPr>
+                <w:rFonts w:ascii="Consolas" w:hAnsi="Consolas"/>
+                <w:color w:val="1F2937"/>
+                <w:sz w:val="17"/>
+              </w:rPr>
+              <w:t>$interface = $configRede.InterfaceAlias</w:t>
+            </w:r>
+            <w:r>
+              <w:br/>
+            </w:r>
+            <w:r>
+              <w:rPr>
+                <w:rFonts w:ascii="Consolas" w:hAnsi="Consolas"/>
+                <w:color w:val="1F2937"/>
+                <w:sz w:val="17"/>
+              </w:rPr>
+              <w:t>$ipServidor = $configRede.IPv4Address.IPAddress</w:t>
+            </w:r>
+            <w:r>
+              <w:br/>
+            </w:r>
+            <w:r>
+              <w:rPr>
+                <w:rFonts w:ascii="Consolas" w:hAnsi="Consolas"/>
+                <w:color w:val="1F2937"/>
+                <w:sz w:val="17"/>
+              </w:rPr>
+              <w:t>Write-Host "Interface: $interface"</w:t>
+            </w:r>
+            <w:r>
+              <w:br/>
+            </w:r>
+            <w:r>
+              <w:rPr>
+                <w:rFonts w:ascii="Consolas" w:hAnsi="Consolas"/>
+                <w:color w:val="1F2937"/>
+                <w:sz w:val="17"/>
+              </w:rPr>
+              <w:t>Write-Host "IP do servidor: $ipServidor"</w:t>
             </w:r>
             <w:r>
               <w:br/>
@@ -1515,6 +1559,17 @@
               </w:rPr>
               <w:t>Get-Service DeigoVarejoServidorLocal</w:t>
             </w:r>
+            <w:r>
+              <w:br/>
+            </w:r>
+            <w:r>
+              <w:rPr>
+                <w:rFonts w:ascii="Consolas" w:hAnsi="Consolas"/>
+                <w:color w:val="1F2937"/>
+                <w:sz w:val="17"/>
+              </w:rPr>
+              <w:t>Invoke-WebRequest "http://${ipServidor}:$porta/login/" -UseBasicParsing</w:t>
+            </w:r>
           </w:p>
         </w:tc>
       </w:tr>
@@ -1526,7 +1581,7 @@
     </w:p>
     <w:p>
       <w:r>
-        <w:t>Teste primeiro no servidor e depois em outro computador da mesma rede:</w:t>
+        <w:t>No outro computador, copie o número exibido em IP do servidor. O exemplo abaixo usa 192.168.2.65; substitua-o pelo endereço real da loja:</w:t>
       </w:r>
     </w:p>
     <w:tbl>
@@ -1561,7 +1616,7 @@
                 <w:color w:val="1F2937"/>
                 <w:sz w:val="17"/>
               </w:rPr>
-              <w:t>Invoke-WebRequest http://IP_DO_SERVIDOR:8001/login/ -UseBasicParsing</w:t>
+              <w:t>$ipServidor = "192.168.2.65"</w:t>
             </w:r>
             <w:r>
               <w:br/>
@@ -1572,7 +1627,53 @@
                 <w:color w:val="1F2937"/>
                 <w:sz w:val="17"/>
               </w:rPr>
-              <w:t>Test-NetConnection IP_DO_SERVIDOR -Port 8001</w:t>
+              <w:t>Test-NetConnection $ipServidor -Port 8001</w:t>
+            </w:r>
+          </w:p>
+        </w:tc>
+      </w:tr>
+    </w:tbl>
+    <w:p>
+      <w:pPr>
+        <w:spacing w:after="0"/>
+      </w:pPr>
+    </w:p>
+    <w:tbl>
+      <w:tblPr>
+        <w:tblW w:type="dxa" w:w="9360"/>
+        <w:jc w:val="center"/>
+        <w:tblLayout w:type="fixed"/>
+        <w:tblLook w:firstColumn="1" w:firstRow="1" w:lastColumn="0" w:lastRow="0" w:noHBand="0" w:noVBand="1" w:val="04A0"/>
+      </w:tblPr>
+      <w:tblGrid>
+        <w:gridCol w:w="9360"/>
+      </w:tblGrid>
+      <w:tr>
+        <w:tc>
+          <w:tcPr>
+            <w:tcW w:type="dxa" w:w="9360"/>
+            <w:shd w:fill="FFF4E5"/>
+            <w:tcMar>
+              <w:top w:w="130" w:type="dxa"/>
+              <w:left w:w="170" w:type="dxa"/>
+              <w:bottom w:w="130" w:type="dxa"/>
+              <w:right w:w="170" w:type="dxa"/>
+            </w:tcMar>
+          </w:tcPr>
+          <w:p>
+            <w:r>
+              <w:rPr>
+                <w:b/>
+                <w:color w:val="A85A00"/>
+              </w:rPr>
+              <w:t>Marcador não é endereço</w:t>
+              <w:br/>
+            </w:r>
+            <w:r>
+              <w:rPr>
+                <w:color w:val="26364A"/>
+              </w:rPr>
+              <w:t>Nunca execute literalmente Test-NetConnection IP_DO_SERVIDOR. Esse texto era apenas um marcador; use o IPv4 numérico exibido pelo comando, como 192.168.2.65.</w:t>
             </w:r>
           </w:p>
         </w:tc>
@@ -1756,7 +1857,7 @@
                 <w:color w:val="1F2937"/>
                 <w:sz w:val="17"/>
               </w:rPr>
-              <w:t>ALLOWED_HOSTS=127.0.0.1,localhost,IP_DO_SERVIDOR,erp.exemplo.com.br</w:t>
+              <w:t>ALLOWED_HOSTS=127.0.0.1,localhost,192.168.2.65,erp.exemplo.com.br  # substitua pelo IPv4 privado real</w:t>
             </w:r>
             <w:r>
               <w:br/>

--- a/docs/manuais/manual_operacao_servidor_detec.docx
+++ b/docs/manuais/manual_operacao_servidor_detec.docx
@@ -74,7 +74,7 @@
               <w:rPr>
                 <w:color w:val="26364A"/>
               </w:rPr>
-              <w:t>Edição 2.1 • Atualizado em 11/08/2026 • DeTec Server 0.1.13 • DeTec PDV 0.1.11</w:t>
+              <w:t>Edição 2.1 • Atualizado em 11/08/2026 • DeTec Server 0.1.15 • DeTec PDV 0.1.15</w:t>
             </w:r>
           </w:p>
         </w:tc>
